--- a/TS-Kramam/TS-7.4/TS 7.4 Sanskrit Krama Paatam Corrections.docx
+++ b/TS-Kramam/TS-7.4/TS 7.4 Sanskrit Krama Paatam Corrections.docx
@@ -1,7 +1,2540 @@
 
 <file path=word/document.xml><?xml version="1.0" encoding="utf-8"?>
-<w:document xmlns:wpc="http://schemas.microsoft.com/office/word/2010/wordprocessingCanvas" xmlns:cx="http://schemas.microsoft.com/office/drawing/2014/chartex" xmlns:cx1="http://schemas.microsoft.com/office/drawing/2015/9/8/chartex" xmlns:mc="http://schemas.openxmlformats.org/markup-compatibility/2006" xmlns:o="urn:schemas-microsoft-com:office:office" xmlns:r="http://schemas.openxmlformats.org/officeDocument/2006/relationships" xmlns:m="http://schemas.openxmlformats.org/officeDocument/2006/math" xmlns:v="urn:schemas-microsoft-com:vml" xmlns:wp14="http://schemas.microsoft.com/office/word/2010/wordprocessingDrawing" xmlns:wp="http://schemas.openxmlformats.org/drawingml/2006/wordprocessingDrawing" xmlns:w10="urn:schemas-microsoft-com:office:word" xmlns:w="http://schemas.openxmlformats.org/wordprocessingml/2006/main" xmlns:w14="http://schemas.microsoft.com/office/word/2010/wordml" xmlns:w15="http://schemas.microsoft.com/office/word/2012/wordml" xmlns:w16se="http://schemas.microsoft.com/office/word/2015/wordml/symex" xmlns:wpg="http://schemas.microsoft.com/office/word/2010/wordprocessingGroup" xmlns:wpi="http://schemas.microsoft.com/office/word/2010/wordprocessingInk" xmlns:wne="http://schemas.microsoft.com/office/word/2006/wordml" xmlns:wps="http://schemas.microsoft.com/office/word/2010/wordprocessingShape" mc:Ignorable="w14 w15 w16se wp14">
+<w:document xmlns:wpc="http://schemas.microsoft.com/office/word/2010/wordprocessingCanvas" xmlns:cx="http://schemas.microsoft.com/office/drawing/2014/chartex" xmlns:cx1="http://schemas.microsoft.com/office/drawing/2015/9/8/chartex" xmlns:cx2="http://schemas.microsoft.com/office/drawing/2015/10/21/chartex" xmlns:cx3="http://schemas.microsoft.com/office/drawing/2016/5/9/chartex" xmlns:cx4="http://schemas.microsoft.com/office/drawing/2016/5/10/chartex" xmlns:cx5="http://schemas.microsoft.com/office/drawing/2016/5/11/chartex" xmlns:cx6="http://schemas.microsoft.com/office/drawing/2016/5/12/chartex" xmlns:cx7="http://schemas.microsoft.com/office/drawing/2016/5/13/chartex" xmlns:cx8="http://schemas.microsoft.com/office/drawing/2016/5/14/chartex" xmlns:mc="http://schemas.openxmlformats.org/markup-compatibility/2006" xmlns:aink="http://schemas.microsoft.com/office/drawing/2016/ink" xmlns:am3d="http://schemas.microsoft.com/office/drawing/2017/model3d" xmlns:o="urn:schemas-microsoft-com:office:office" xmlns:oel="http://schemas.microsoft.com/office/2019/extlst" xmlns:r="http://schemas.openxmlformats.org/officeDocument/2006/relationships" xmlns:m="http://schemas.openxmlformats.org/officeDocument/2006/math" xmlns:v="urn:schemas-microsoft-com:vml" xmlns:wp14="http://schemas.microsoft.com/office/word/2010/wordprocessingDrawing" xmlns:wp="http://schemas.openxmlformats.org/drawingml/2006/wordprocessingDrawing" xmlns:w10="urn:schemas-microsoft-com:office:word" xmlns:w="http://schemas.openxmlformats.org/wordprocessingml/2006/main" xmlns:w14="http://schemas.microsoft.com/office/word/2010/wordml" xmlns:w15="http://schemas.microsoft.com/office/word/2012/wordml" xmlns:w16cex="http://schemas.microsoft.com/office/word/2018/wordml/cex" xmlns:w16cid="http://schemas.microsoft.com/office/word/2016/wordml/cid" xmlns:w16="http://schemas.microsoft.com/office/word/2018/wordml" xmlns:w16du="http://schemas.microsoft.com/office/word/2023/wordml/word16du" xmlns:w16sdtdh="http://schemas.microsoft.com/office/word/2020/wordml/sdtdatahash" xmlns:w16sdtfl="http://schemas.microsoft.com/office/word/2024/wordml/sdtformatlock" xmlns:w16se="http://schemas.microsoft.com/office/word/2015/wordml/symex" xmlns:wpg="http://schemas.microsoft.com/office/word/2010/wordprocessingGroup" xmlns:wpi="http://schemas.microsoft.com/office/word/2010/wordprocessingInk" xmlns:wne="http://schemas.microsoft.com/office/word/2006/wordml" xmlns:wps="http://schemas.microsoft.com/office/word/2010/wordprocessingShape" mc:Ignorable="w14 w15 w16se w16cid w16 w16cex w16sdtdh w16sdtfl w16du wp14">
   <w:body>
+    <w:p>
+      <w:pPr>
+        <w:jc w:val="center"/>
+        <w:rPr>
+          <w:b/>
+          <w:bCs/>
+          <w:color w:val="EE0000"/>
+          <w:sz w:val="32"/>
+          <w:szCs w:val="32"/>
+          <w:u w:val="single"/>
+        </w:rPr>
+      </w:pPr>
+      <w:r>
+        <w:rPr>
+          <w:b/>
+          <w:bCs/>
+          <w:sz w:val="32"/>
+          <w:szCs w:val="32"/>
+          <w:u w:val="single"/>
+        </w:rPr>
+        <w:t xml:space="preserve">TS </w:t>
+      </w:r>
+      <w:r>
+        <w:rPr>
+          <w:b/>
+          <w:bCs/>
+          <w:sz w:val="32"/>
+          <w:szCs w:val="32"/>
+          <w:u w:val="single"/>
+        </w:rPr>
+        <w:t>Krama</w:t>
+      </w:r>
+      <w:r>
+        <w:rPr>
+          <w:b/>
+          <w:bCs/>
+          <w:sz w:val="32"/>
+          <w:szCs w:val="32"/>
+          <w:u w:val="single"/>
+        </w:rPr>
+        <w:t xml:space="preserve"> Paatam – TS </w:t>
+      </w:r>
+      <w:r>
+        <w:rPr>
+          <w:b/>
+          <w:bCs/>
+          <w:sz w:val="32"/>
+          <w:szCs w:val="32"/>
+          <w:u w:val="single"/>
+        </w:rPr>
+        <w:t xml:space="preserve">7.4 </w:t>
+      </w:r>
+      <w:r>
+        <w:rPr>
+          <w:b/>
+          <w:bCs/>
+          <w:sz w:val="32"/>
+          <w:szCs w:val="32"/>
+          <w:u w:val="single"/>
+        </w:rPr>
+        <w:t xml:space="preserve">Sanskrit </w:t>
+      </w:r>
+      <w:r>
+        <w:rPr>
+          <w:b/>
+          <w:bCs/>
+          <w:sz w:val="32"/>
+          <w:szCs w:val="32"/>
+          <w:u w:val="single"/>
+        </w:rPr>
+        <w:t>Corrections –</w:t>
+      </w:r>
+      <w:r>
+        <w:rPr>
+          <w:b/>
+          <w:bCs/>
+          <w:sz w:val="32"/>
+          <w:szCs w:val="32"/>
+          <w:u w:val="single"/>
+        </w:rPr>
+        <w:t xml:space="preserve"> </w:t>
+      </w:r>
+      <w:r>
+        <w:rPr>
+          <w:b/>
+          <w:bCs/>
+          <w:sz w:val="32"/>
+          <w:szCs w:val="32"/>
+          <w:u w:val="single"/>
+        </w:rPr>
+        <w:t xml:space="preserve">Observed till </w:t>
+      </w:r>
+      <w:proofErr w:type="spellStart"/>
+      <w:r>
+        <w:rPr>
+          <w:b/>
+          <w:bCs/>
+          <w:color w:val="EE0000"/>
+          <w:sz w:val="32"/>
+          <w:szCs w:val="32"/>
+          <w:highlight w:val="yellow"/>
+          <w:u w:val="single"/>
+        </w:rPr>
+        <w:t>xxxxxxxx</w:t>
+      </w:r>
+      <w:proofErr w:type="spellEnd"/>
+      <w:r>
+        <w:rPr>
+          <w:b/>
+          <w:bCs/>
+          <w:color w:val="EE0000"/>
+          <w:sz w:val="32"/>
+          <w:szCs w:val="32"/>
+          <w:u w:val="single"/>
+        </w:rPr>
+        <w:t xml:space="preserve"> </w:t>
+      </w:r>
+      <w:r>
+        <w:rPr>
+          <w:b/>
+          <w:bCs/>
+          <w:color w:val="EE0000"/>
+          <w:sz w:val="32"/>
+          <w:szCs w:val="32"/>
+          <w:highlight w:val="yellow"/>
+          <w:u w:val="single"/>
+        </w:rPr>
+        <w:t>2026</w:t>
+      </w:r>
+    </w:p>
+    <w:p>
+      <w:pPr>
+        <w:jc w:val="center"/>
+        <w:rPr>
+          <w:b/>
+          <w:bCs/>
+        </w:rPr>
+      </w:pPr>
+      <w:r>
+        <w:rPr>
+          <w:b/>
+          <w:bCs/>
+        </w:rPr>
+        <w:t>(ignore those which are already incorporated in your book’s version and date)</w:t>
+      </w:r>
+    </w:p>
+    <w:tbl>
+      <w:tblPr>
+        <w:tblW w:w="13970" w:type="dxa"/>
+        <w:tblInd w:w="-792" w:type="dxa"/>
+        <w:tblBorders>
+          <w:top w:val="single" w:sz="4" w:space="0" w:color="000000"/>
+          <w:left w:val="single" w:sz="4" w:space="0" w:color="000000"/>
+          <w:bottom w:val="single" w:sz="4" w:space="0" w:color="000000"/>
+          <w:right w:val="single" w:sz="4" w:space="0" w:color="000000"/>
+          <w:insideH w:val="single" w:sz="4" w:space="0" w:color="000000"/>
+          <w:insideV w:val="single" w:sz="4" w:space="0" w:color="000000"/>
+        </w:tblBorders>
+        <w:tblLook w:val="04A0" w:firstRow="1" w:lastRow="0" w:firstColumn="1" w:lastColumn="0" w:noHBand="0" w:noVBand="1"/>
+      </w:tblPr>
+      <w:tblGrid>
+        <w:gridCol w:w="3877"/>
+        <w:gridCol w:w="4738"/>
+        <w:gridCol w:w="5355"/>
+      </w:tblGrid>
+      <w:tr>
+        <w:tc>
+          <w:tcPr>
+            <w:tcW w:w="3877" w:type="dxa"/>
+          </w:tcPr>
+          <w:p>
+            <w:pPr>
+              <w:spacing w:before="0" w:line="240" w:lineRule="auto"/>
+              <w:jc w:val="center"/>
+              <w:rPr>
+                <w:b/>
+                <w:bCs/>
+                <w:sz w:val="32"/>
+                <w:szCs w:val="32"/>
+              </w:rPr>
+            </w:pPr>
+            <w:r>
+              <w:rPr>
+                <w:b/>
+                <w:bCs/>
+                <w:sz w:val="32"/>
+                <w:szCs w:val="32"/>
+              </w:rPr>
+              <w:t>Section, Paragraph</w:t>
+            </w:r>
+          </w:p>
+          <w:p>
+            <w:pPr>
+              <w:spacing w:before="0" w:line="240" w:lineRule="auto"/>
+              <w:jc w:val="center"/>
+              <w:rPr>
+                <w:b/>
+                <w:bCs/>
+                <w:sz w:val="32"/>
+                <w:szCs w:val="32"/>
+              </w:rPr>
+            </w:pPr>
+            <w:r>
+              <w:rPr>
+                <w:b/>
+                <w:bCs/>
+                <w:sz w:val="32"/>
+                <w:szCs w:val="32"/>
+              </w:rPr>
+              <w:t>Reference</w:t>
+            </w:r>
+          </w:p>
+        </w:tc>
+        <w:tc>
+          <w:tcPr>
+            <w:tcW w:w="4738" w:type="dxa"/>
+          </w:tcPr>
+          <w:p>
+            <w:pPr>
+              <w:spacing w:before="0" w:line="240" w:lineRule="auto"/>
+              <w:jc w:val="center"/>
+              <w:rPr>
+                <w:b/>
+                <w:bCs/>
+                <w:sz w:val="32"/>
+                <w:szCs w:val="32"/>
+              </w:rPr>
+            </w:pPr>
+            <w:r>
+              <w:rPr>
+                <w:b/>
+                <w:bCs/>
+                <w:sz w:val="32"/>
+                <w:szCs w:val="32"/>
+              </w:rPr>
+              <w:t>As Printed</w:t>
+            </w:r>
+          </w:p>
+        </w:tc>
+        <w:tc>
+          <w:tcPr>
+            <w:tcW w:w="5355" w:type="dxa"/>
+          </w:tcPr>
+          <w:p>
+            <w:pPr>
+              <w:spacing w:before="0" w:line="240" w:lineRule="auto"/>
+              <w:ind w:right="-18"/>
+              <w:jc w:val="center"/>
+              <w:rPr>
+                <w:b/>
+                <w:bCs/>
+                <w:sz w:val="32"/>
+                <w:szCs w:val="32"/>
+              </w:rPr>
+            </w:pPr>
+            <w:r>
+              <w:rPr>
+                <w:b/>
+                <w:bCs/>
+                <w:sz w:val="32"/>
+                <w:szCs w:val="32"/>
+              </w:rPr>
+              <w:t>To be read as or corrected as</w:t>
+            </w:r>
+          </w:p>
+        </w:tc>
+      </w:tr>
+      <w:tr>
+        <w:trPr>
+          <w:trHeight w:val="680"/>
+        </w:trPr>
+        <w:tc>
+          <w:tcPr>
+            <w:tcW w:w="3877" w:type="dxa"/>
+          </w:tcPr>
+          <w:p>
+            <w:pPr>
+              <w:widowControl w:val="0"/>
+              <w:tabs>
+                <w:tab w:val="left" w:pos="993"/>
+              </w:tabs>
+              <w:autoSpaceDE w:val="0"/>
+              <w:autoSpaceDN w:val="0"/>
+              <w:adjustRightInd w:val="0"/>
+              <w:spacing w:before="0" w:line="252" w:lineRule="auto"/>
+              <w:ind w:right="297"/>
+              <w:rPr>
+                <w:rFonts w:cs="Arial"/>
+                <w:b/>
+                <w:sz w:val="28"/>
+                <w:szCs w:val="28"/>
+              </w:rPr>
+            </w:pPr>
+            <w:r>
+              <w:rPr>
+                <w:rFonts w:cs="Arial"/>
+                <w:b/>
+                <w:sz w:val="28"/>
+                <w:szCs w:val="28"/>
+              </w:rPr>
+              <w:t>T.S.7.4.</w:t>
+            </w:r>
+            <w:r>
+              <w:rPr>
+                <w:rFonts w:cs="Arial"/>
+                <w:b/>
+                <w:sz w:val="28"/>
+                <w:szCs w:val="28"/>
+              </w:rPr>
+              <w:t>2</w:t>
+            </w:r>
+            <w:r>
+              <w:rPr>
+                <w:rFonts w:cs="Arial"/>
+                <w:b/>
+                <w:sz w:val="28"/>
+                <w:szCs w:val="28"/>
+              </w:rPr>
+              <w:t>.</w:t>
+            </w:r>
+            <w:r>
+              <w:rPr>
+                <w:rFonts w:cs="Arial"/>
+                <w:b/>
+                <w:sz w:val="28"/>
+                <w:szCs w:val="28"/>
+              </w:rPr>
+              <w:t>5</w:t>
+            </w:r>
+            <w:r>
+              <w:rPr>
+                <w:rFonts w:cs="Arial"/>
+                <w:b/>
+                <w:sz w:val="28"/>
+                <w:szCs w:val="28"/>
+              </w:rPr>
+              <w:t xml:space="preserve"> – Kramam</w:t>
+            </w:r>
+          </w:p>
+          <w:p>
+            <w:pPr>
+              <w:widowControl w:val="0"/>
+              <w:tabs>
+                <w:tab w:val="left" w:pos="993"/>
+              </w:tabs>
+              <w:autoSpaceDE w:val="0"/>
+              <w:autoSpaceDN w:val="0"/>
+              <w:adjustRightInd w:val="0"/>
+              <w:spacing w:before="0" w:line="252" w:lineRule="auto"/>
+              <w:ind w:right="297"/>
+              <w:rPr>
+                <w:rFonts w:cs="Arial"/>
+                <w:b/>
+                <w:sz w:val="28"/>
+                <w:szCs w:val="28"/>
+              </w:rPr>
+            </w:pPr>
+            <w:r>
+              <w:rPr>
+                <w:rFonts w:cs="Arial"/>
+                <w:b/>
+                <w:sz w:val="28"/>
+                <w:szCs w:val="28"/>
+              </w:rPr>
+              <w:t xml:space="preserve">Krama Vaakyam No.– </w:t>
+            </w:r>
+            <w:r>
+              <w:rPr>
+                <w:rFonts w:cs="Arial"/>
+                <w:b/>
+                <w:sz w:val="28"/>
+                <w:szCs w:val="28"/>
+              </w:rPr>
+              <w:t>40,41,42</w:t>
+            </w:r>
+          </w:p>
+          <w:p>
+            <w:pPr>
+              <w:widowControl w:val="0"/>
+              <w:tabs>
+                <w:tab w:val="left" w:pos="993"/>
+              </w:tabs>
+              <w:autoSpaceDE w:val="0"/>
+              <w:autoSpaceDN w:val="0"/>
+              <w:adjustRightInd w:val="0"/>
+              <w:spacing w:before="0" w:line="252" w:lineRule="auto"/>
+              <w:ind w:right="297"/>
+              <w:rPr>
+                <w:rFonts w:cs="Arial"/>
+                <w:b/>
+                <w:sz w:val="28"/>
+                <w:szCs w:val="28"/>
+              </w:rPr>
+            </w:pPr>
+            <w:r>
+              <w:rPr>
+                <w:rFonts w:cs="Arial"/>
+                <w:b/>
+                <w:sz w:val="28"/>
+                <w:szCs w:val="28"/>
+              </w:rPr>
+              <w:t xml:space="preserve">Panchaati No. - </w:t>
+            </w:r>
+            <w:r>
+              <w:rPr>
+                <w:rFonts w:cs="Arial"/>
+                <w:b/>
+                <w:sz w:val="28"/>
+                <w:szCs w:val="28"/>
+              </w:rPr>
+              <w:t>8</w:t>
+            </w:r>
+          </w:p>
+        </w:tc>
+        <w:tc>
+          <w:tcPr>
+            <w:tcW w:w="4738" w:type="dxa"/>
+          </w:tcPr>
+          <w:p>
+            <w:pPr>
+              <w:widowControl w:val="0"/>
+              <w:autoSpaceDE w:val="0"/>
+              <w:autoSpaceDN w:val="0"/>
+              <w:adjustRightInd w:val="0"/>
+              <w:spacing w:before="0" w:line="264" w:lineRule="auto"/>
+              <w:rPr>
+                <w:rFonts w:ascii="Latha" w:hAnsi="Latha" w:cs="Latha"/>
+                <w:sz w:val="28"/>
+                <w:szCs w:val="28"/>
+                <w:cs/>
+                <w:lang w:bidi="ta-IN"/>
+              </w:rPr>
+            </w:pPr>
+            <w:proofErr w:type="spellStart"/>
+            <w:r>
+              <w:rPr>
+                <w:rFonts w:ascii="BRH Devanagari Extra" w:hAnsi="BRH Devanagari Extra" w:cs="BRH Devanagari Extra"/>
+                <w:color w:val="000000"/>
+                <w:sz w:val="40"/>
+                <w:szCs w:val="40"/>
+                <w:lang w:bidi="ml-IN"/>
+              </w:rPr>
+              <w:t>xiÉÉåqÉÉþlÉÉ</w:t>
+            </w:r>
+            <w:proofErr w:type="spellEnd"/>
+            <w:r>
+              <w:rPr>
+                <w:rFonts w:ascii="BRH Malayalam Extra" w:hAnsi="BRH Malayalam Extra" w:cs="BRH Devanagari Extra"/>
+                <w:b/>
+                <w:color w:val="000000"/>
+                <w:sz w:val="32"/>
+                <w:szCs w:val="40"/>
+                <w:lang w:bidi="ml-IN"/>
+              </w:rPr>
+              <w:t>–</w:t>
+            </w:r>
+            <w:r>
+              <w:rPr>
+                <w:rFonts w:ascii="BRH Devanagari Extra" w:hAnsi="BRH Devanagari Extra" w:cs="BRH Devanagari Extra"/>
+                <w:color w:val="000000"/>
+                <w:sz w:val="36"/>
+                <w:szCs w:val="40"/>
+                <w:lang w:bidi="ml-IN"/>
+              </w:rPr>
+              <w:t>óè</w:t>
+            </w:r>
+            <w:r>
+              <w:rPr>
+                <w:rFonts w:ascii="BRH Malayalam Extra" w:hAnsi="BRH Malayalam Extra" w:cs="BRH Devanagari Extra"/>
+                <w:b/>
+                <w:color w:val="000000"/>
+                <w:sz w:val="32"/>
+                <w:szCs w:val="40"/>
+                <w:lang w:bidi="ml-IN"/>
+              </w:rPr>
+              <w:t>–</w:t>
+            </w:r>
+            <w:r>
+              <w:rPr>
+                <w:rFonts w:ascii="BRH Devanagari Extra" w:hAnsi="BRH Devanagari Extra" w:cs="BRH Devanagari Extra"/>
+                <w:color w:val="000000"/>
+                <w:sz w:val="40"/>
+                <w:szCs w:val="40"/>
+                <w:lang w:bidi="ml-IN"/>
+              </w:rPr>
+              <w:t xml:space="preserve"> </w:t>
+            </w:r>
+            <w:proofErr w:type="spellStart"/>
+            <w:r>
+              <w:rPr>
+                <w:rFonts w:ascii="BRH Devanagari Extra" w:hAnsi="BRH Devanagari Extra" w:cs="BRH Devanagari Extra"/>
+                <w:color w:val="000000"/>
+                <w:sz w:val="40"/>
+                <w:szCs w:val="40"/>
+                <w:lang w:bidi="ml-IN"/>
+              </w:rPr>
+              <w:t>xÉqmÉ</w:t>
+            </w:r>
+            <w:r>
+              <w:rPr>
+                <w:rFonts w:ascii="BRH Devanagari Extra" w:hAnsi="BRH Devanagari Extra" w:cs="BRH Devanagari Extra"/>
+                <w:color w:val="000000"/>
+                <w:sz w:val="40"/>
+                <w:szCs w:val="40"/>
+                <w:highlight w:val="yellow"/>
+                <w:lang w:bidi="ml-IN"/>
+              </w:rPr>
+              <w:t>þirÉæ</w:t>
+            </w:r>
+            <w:proofErr w:type="spellEnd"/>
+            <w:r>
+              <w:rPr>
+                <w:rFonts w:ascii="BRH Devanagari Extra" w:hAnsi="BRH Devanagari Extra" w:cs="BRH Devanagari Extra"/>
+                <w:color w:val="000000"/>
+                <w:sz w:val="40"/>
+                <w:szCs w:val="40"/>
+                <w:highlight w:val="yellow"/>
+                <w:lang w:bidi="ml-IN"/>
+              </w:rPr>
+              <w:t xml:space="preserve"> |</w:t>
+            </w:r>
+            <w:r>
+              <w:rPr>
+                <w:rFonts w:ascii="BRH Devanagari Extra" w:hAnsi="BRH Devanagari Extra" w:cs="BRH Devanagari Extra"/>
+                <w:color w:val="000000"/>
+                <w:sz w:val="40"/>
+                <w:szCs w:val="40"/>
+                <w:lang w:bidi="ml-IN"/>
+              </w:rPr>
+              <w:t xml:space="preserve"> </w:t>
+            </w:r>
+            <w:r>
+              <w:rPr>
+                <w:rFonts w:ascii="BRH Devanagari Extra" w:hAnsi="BRH Devanagari Extra" w:cs="BRH Devanagari Extra"/>
+                <w:color w:val="000000"/>
+                <w:sz w:val="40"/>
+                <w:szCs w:val="40"/>
+                <w:lang w:bidi="ml-IN"/>
+              </w:rPr>
+              <w:br/>
+            </w:r>
+            <w:proofErr w:type="spellStart"/>
+            <w:r>
+              <w:rPr>
+                <w:rFonts w:ascii="BRH Devanagari Extra" w:hAnsi="BRH Devanagari Extra" w:cs="BRH Devanagari Extra"/>
+                <w:color w:val="000000"/>
+                <w:sz w:val="40"/>
+                <w:szCs w:val="40"/>
+                <w:lang w:bidi="ml-IN"/>
+              </w:rPr>
+              <w:t>xÉqmÉ</w:t>
+            </w:r>
+            <w:r>
+              <w:rPr>
+                <w:rFonts w:ascii="BRH Devanagari Extra" w:hAnsi="BRH Devanagari Extra" w:cs="BRH Devanagari Extra"/>
+                <w:color w:val="000000"/>
+                <w:sz w:val="40"/>
+                <w:szCs w:val="40"/>
+                <w:highlight w:val="yellow"/>
+                <w:lang w:bidi="ml-IN"/>
+              </w:rPr>
+              <w:t>þirÉæ</w:t>
+            </w:r>
+            <w:proofErr w:type="spellEnd"/>
+            <w:r>
+              <w:rPr>
+                <w:rFonts w:ascii="BRH Devanagari Extra" w:hAnsi="BRH Devanagari Extra" w:cs="BRH Devanagari Extra"/>
+                <w:color w:val="000000"/>
+                <w:sz w:val="40"/>
+                <w:szCs w:val="40"/>
+                <w:lang w:bidi="ml-IN"/>
+              </w:rPr>
+              <w:t xml:space="preserve"> </w:t>
+            </w:r>
+            <w:proofErr w:type="spellStart"/>
+            <w:r>
+              <w:rPr>
+                <w:rFonts w:ascii="BRH Devanagari Extra" w:hAnsi="BRH Devanagari Extra" w:cs="BRH Devanagari Extra"/>
+                <w:color w:val="000000"/>
+                <w:sz w:val="40"/>
+                <w:szCs w:val="40"/>
+                <w:lang w:bidi="ml-IN"/>
+              </w:rPr>
+              <w:t>mÉëpÉ</w:t>
+            </w:r>
+            <w:proofErr w:type="spellEnd"/>
+            <w:r>
+              <w:rPr>
+                <w:rFonts w:ascii="BRH Malayalam Extra" w:hAnsi="BRH Malayalam Extra" w:cs="BRH Devanagari Extra"/>
+                <w:b/>
+                <w:color w:val="000000"/>
+                <w:sz w:val="32"/>
+                <w:szCs w:val="40"/>
+                <w:lang w:bidi="ml-IN"/>
+              </w:rPr>
+              <w:t>–</w:t>
+            </w:r>
+            <w:proofErr w:type="spellStart"/>
+            <w:r>
+              <w:rPr>
+                <w:rFonts w:ascii="BRH Devanagari Extra" w:hAnsi="BRH Devanagari Extra" w:cs="BRH Devanagari Extra"/>
+                <w:color w:val="000000"/>
+                <w:sz w:val="40"/>
+                <w:szCs w:val="40"/>
+                <w:lang w:bidi="ml-IN"/>
+              </w:rPr>
+              <w:t>uÉÉrÉþ</w:t>
+            </w:r>
+            <w:proofErr w:type="spellEnd"/>
+            <w:r>
+              <w:rPr>
+                <w:rFonts w:ascii="BRH Devanagari Extra" w:hAnsi="BRH Devanagari Extra" w:cs="BRH Devanagari Extra"/>
+                <w:color w:val="000000"/>
+                <w:sz w:val="40"/>
+                <w:szCs w:val="40"/>
+                <w:lang w:bidi="ml-IN"/>
+              </w:rPr>
+              <w:t xml:space="preserve"> | </w:t>
+            </w:r>
+            <w:proofErr w:type="spellStart"/>
+            <w:r>
+              <w:rPr>
+                <w:rFonts w:ascii="BRH Devanagari Extra" w:hAnsi="BRH Devanagari Extra" w:cs="BRH Devanagari Extra"/>
+                <w:color w:val="000000"/>
+                <w:sz w:val="40"/>
+                <w:szCs w:val="40"/>
+                <w:lang w:bidi="ml-IN"/>
+              </w:rPr>
+              <w:t>xÉqmÉþirÉÉ</w:t>
+            </w:r>
+            <w:proofErr w:type="spellEnd"/>
+            <w:r>
+              <w:rPr>
+                <w:rFonts w:ascii="BRH Malayalam Extra" w:hAnsi="BRH Malayalam Extra" w:cs="BRH Devanagari Extra"/>
+                <w:b/>
+                <w:color w:val="000000"/>
+                <w:sz w:val="32"/>
+                <w:szCs w:val="40"/>
+                <w:lang w:bidi="ml-IN"/>
+              </w:rPr>
+              <w:t>–</w:t>
+            </w:r>
+            <w:r>
+              <w:rPr>
+                <w:rFonts w:ascii="BRH Devanagari Extra" w:hAnsi="BRH Devanagari Extra" w:cs="BRH Devanagari Extra"/>
+                <w:color w:val="000000"/>
+                <w:sz w:val="40"/>
+                <w:szCs w:val="40"/>
+                <w:lang w:bidi="ml-IN"/>
+              </w:rPr>
+              <w:t xml:space="preserve"> </w:t>
+            </w:r>
+            <w:proofErr w:type="spellStart"/>
+            <w:r>
+              <w:rPr>
+                <w:rFonts w:ascii="BRH Devanagari Extra" w:hAnsi="BRH Devanagari Extra" w:cs="BRH Devanagari Extra"/>
+                <w:color w:val="000000"/>
+                <w:sz w:val="40"/>
+                <w:szCs w:val="40"/>
+                <w:lang w:bidi="ml-IN"/>
+              </w:rPr>
+              <w:t>CÌiÉ</w:t>
+            </w:r>
+            <w:proofErr w:type="spellEnd"/>
+            <w:r>
+              <w:rPr>
+                <w:rFonts w:ascii="BRH Malayalam Extra" w:hAnsi="BRH Malayalam Extra" w:cs="BRH Devanagari Extra"/>
+                <w:b/>
+                <w:color w:val="000000"/>
+                <w:sz w:val="32"/>
+                <w:szCs w:val="40"/>
+                <w:lang w:bidi="ml-IN"/>
+              </w:rPr>
+              <w:t>–</w:t>
+            </w:r>
+            <w:r>
+              <w:rPr>
+                <w:rFonts w:ascii="BRH Devanagari Extra" w:hAnsi="BRH Devanagari Extra" w:cs="BRH Devanagari Extra"/>
+                <w:color w:val="000000"/>
+                <w:sz w:val="40"/>
+                <w:szCs w:val="40"/>
+                <w:lang w:bidi="ml-IN"/>
+              </w:rPr>
+              <w:t xml:space="preserve"> </w:t>
+            </w:r>
+            <w:proofErr w:type="spellStart"/>
+            <w:r>
+              <w:rPr>
+                <w:rFonts w:ascii="BRH Devanagari Extra" w:hAnsi="BRH Devanagari Extra" w:cs="BRH Devanagari Extra"/>
+                <w:color w:val="000000"/>
+                <w:sz w:val="40"/>
+                <w:szCs w:val="40"/>
+                <w:lang w:bidi="ml-IN"/>
+              </w:rPr>
+              <w:t>xÉqÉç</w:t>
+            </w:r>
+            <w:proofErr w:type="spellEnd"/>
+            <w:r>
+              <w:rPr>
+                <w:rFonts w:ascii="BRH Devanagari Extra" w:hAnsi="BRH Devanagari Extra" w:cs="BRH Devanagari Extra"/>
+                <w:color w:val="000000"/>
+                <w:sz w:val="40"/>
+                <w:szCs w:val="40"/>
+                <w:lang w:bidi="ml-IN"/>
+              </w:rPr>
+              <w:t xml:space="preserve"> - mÉ</w:t>
+            </w:r>
+            <w:r>
+              <w:rPr>
+                <w:rFonts w:ascii="BRH Malayalam Extra" w:hAnsi="BRH Malayalam Extra" w:cs="BRH Devanagari Extra"/>
+                <w:b/>
+                <w:color w:val="000000"/>
+                <w:sz w:val="32"/>
+                <w:szCs w:val="40"/>
+                <w:highlight w:val="cyan"/>
+                <w:lang w:bidi="ml-IN"/>
+              </w:rPr>
+              <w:t>–</w:t>
+            </w:r>
+            <w:proofErr w:type="spellStart"/>
+            <w:r>
+              <w:rPr>
+                <w:rFonts w:ascii="BRH Devanagari Extra" w:hAnsi="BRH Devanagari Extra" w:cs="BRH Devanagari Extra"/>
+                <w:color w:val="000000"/>
+                <w:sz w:val="40"/>
+                <w:szCs w:val="40"/>
+                <w:highlight w:val="yellow"/>
+                <w:lang w:bidi="ml-IN"/>
+              </w:rPr>
+              <w:t>irÉæ</w:t>
+            </w:r>
+            <w:proofErr w:type="spellEnd"/>
+            <w:r>
+              <w:rPr>
+                <w:rFonts w:ascii="BRH Malayalam Extra" w:hAnsi="BRH Malayalam Extra" w:cs="BRH Devanagari Extra"/>
+                <w:b/>
+                <w:color w:val="000000"/>
+                <w:sz w:val="32"/>
+                <w:szCs w:val="40"/>
+                <w:highlight w:val="yellow"/>
+                <w:lang w:bidi="ml-IN"/>
+              </w:rPr>
+              <w:t>–</w:t>
+            </w:r>
+            <w:r>
+              <w:rPr>
+                <w:rFonts w:ascii="BRH Devanagari Extra" w:hAnsi="BRH Devanagari Extra" w:cs="BRH Devanagari Extra"/>
+                <w:color w:val="000000"/>
+                <w:sz w:val="40"/>
+                <w:szCs w:val="40"/>
+                <w:lang w:bidi="ml-IN"/>
+              </w:rPr>
+              <w:t xml:space="preserve"> |</w:t>
+            </w:r>
+          </w:p>
+        </w:tc>
+        <w:tc>
+          <w:tcPr>
+            <w:tcW w:w="5355" w:type="dxa"/>
+          </w:tcPr>
+          <w:p>
+            <w:pPr>
+              <w:widowControl w:val="0"/>
+              <w:autoSpaceDE w:val="0"/>
+              <w:autoSpaceDN w:val="0"/>
+              <w:adjustRightInd w:val="0"/>
+              <w:spacing w:before="0" w:line="264" w:lineRule="auto"/>
+              <w:rPr>
+                <w:rFonts w:ascii="Latha" w:hAnsi="Latha" w:cs="Latha"/>
+                <w:sz w:val="28"/>
+                <w:szCs w:val="28"/>
+                <w:cs/>
+                <w:lang w:bidi="ta-IN"/>
+              </w:rPr>
+            </w:pPr>
+            <w:r>
+              <w:rPr>
+                <w:rFonts w:ascii="Latha" w:hAnsi="Latha" w:cs="Latha"/>
+                <w:sz w:val="28"/>
+                <w:szCs w:val="28"/>
+                <w:cs/>
+                <w:lang w:bidi="ta-IN"/>
+              </w:rPr>
+              <w:t>ஸ்தோமா</w:t>
+            </w:r>
+            <w:r>
+              <w:rPr>
+                <w:rFonts w:ascii="BRH Tamil Tab Extra" w:hAnsi="BRH Tamil Tab Extra" w:cs="Latha"/>
+                <w:b/>
+                <w:sz w:val="36"/>
+                <w:szCs w:val="28"/>
+                <w:lang w:bidi="ta-IN"/>
+              </w:rPr>
+              <w:t>†</w:t>
+            </w:r>
+            <w:r>
+              <w:rPr>
+                <w:rFonts w:ascii="Latha" w:hAnsi="Latha" w:cs="Latha"/>
+                <w:sz w:val="28"/>
+                <w:szCs w:val="28"/>
+                <w:cs/>
+                <w:lang w:bidi="ta-IN"/>
+              </w:rPr>
+              <w:t>னா</w:t>
+            </w:r>
+            <w:r>
+              <w:rPr>
+                <w:rFonts w:ascii="BRH Tamil Tab Extra" w:hAnsi="BRH Tamil Tab Extra" w:cs="Latha"/>
+                <w:b/>
+                <w:sz w:val="32"/>
+                <w:szCs w:val="28"/>
+                <w:lang w:bidi="ta-IN"/>
+              </w:rPr>
+              <w:t>…</w:t>
+            </w:r>
+            <w:r>
+              <w:rPr>
+                <w:rFonts w:ascii="BRH Devanagari Extra" w:hAnsi="BRH Devanagari Extra" w:cs="Latha"/>
+                <w:b/>
+                <w:sz w:val="36"/>
+                <w:szCs w:val="28"/>
+                <w:lang w:bidi="ta-IN"/>
+              </w:rPr>
+              <w:t>óè</w:t>
+            </w:r>
+            <w:r>
+              <w:rPr>
+                <w:rFonts w:ascii="BRH Tamil Tab Extra" w:hAnsi="BRH Tamil Tab Extra" w:cs="Latha"/>
+                <w:b/>
+                <w:sz w:val="32"/>
+                <w:szCs w:val="28"/>
+                <w:lang w:bidi="ta-IN"/>
+              </w:rPr>
+              <w:t>…</w:t>
+            </w:r>
+            <w:r>
+              <w:rPr>
+                <w:rFonts w:ascii="Latha" w:hAnsi="Latha" w:cs="Latha"/>
+                <w:sz w:val="28"/>
+                <w:szCs w:val="28"/>
+                <w:lang w:bidi="ta-IN"/>
+              </w:rPr>
+              <w:t xml:space="preserve"> </w:t>
+            </w:r>
+            <w:r>
+              <w:rPr>
+                <w:rFonts w:ascii="Latha" w:hAnsi="Latha" w:cs="Latha"/>
+                <w:sz w:val="28"/>
+                <w:szCs w:val="28"/>
+                <w:cs/>
+                <w:lang w:bidi="ta-IN"/>
+              </w:rPr>
+              <w:t>ஸம்ப</w:t>
+            </w:r>
+            <w:r>
+              <w:rPr>
+                <w:rFonts w:ascii="BRH Tamil Tab Extra" w:hAnsi="BRH Tamil Tab Extra" w:cs="Latha"/>
+                <w:b/>
+                <w:sz w:val="36"/>
+                <w:szCs w:val="28"/>
+                <w:highlight w:val="cyan"/>
+                <w:lang w:bidi="ta-IN"/>
+              </w:rPr>
+              <w:t>†</w:t>
+            </w:r>
+            <w:r>
+              <w:rPr>
+                <w:rFonts w:ascii="Latha" w:hAnsi="Latha" w:cs="Latha"/>
+                <w:sz w:val="28"/>
+                <w:szCs w:val="28"/>
+                <w:highlight w:val="green"/>
+                <w:cs/>
+                <w:lang w:bidi="ta-IN"/>
+              </w:rPr>
+              <w:t>த்த்</w:t>
+            </w:r>
+            <w:r>
+              <w:rPr>
+                <w:rFonts w:ascii="Latha" w:hAnsi="Latha" w:cs="Latha"/>
+                <w:sz w:val="28"/>
+                <w:szCs w:val="28"/>
+                <w:cs/>
+                <w:lang w:bidi="ta-IN"/>
+              </w:rPr>
+              <w:t>யை</w:t>
+            </w:r>
+            <w:r>
+              <w:rPr>
+                <w:rFonts w:ascii="Latha" w:hAnsi="Latha" w:cs="Latha"/>
+                <w:sz w:val="28"/>
+                <w:szCs w:val="28"/>
+                <w:lang w:bidi="ta-IN"/>
+              </w:rPr>
+              <w:t xml:space="preserve"> | </w:t>
+            </w:r>
+            <w:r>
+              <w:rPr>
+                <w:rFonts w:ascii="Latha" w:hAnsi="Latha" w:cs="Latha"/>
+                <w:sz w:val="28"/>
+                <w:szCs w:val="28"/>
+                <w:cs/>
+                <w:lang w:bidi="ta-IN"/>
+              </w:rPr>
+              <w:t>ஸம்ப</w:t>
+            </w:r>
+            <w:r>
+              <w:rPr>
+                <w:rFonts w:ascii="BRH Tamil Tab Extra" w:hAnsi="BRH Tamil Tab Extra" w:cs="Latha"/>
+                <w:b/>
+                <w:sz w:val="36"/>
+                <w:szCs w:val="28"/>
+                <w:highlight w:val="yellow"/>
+                <w:lang w:bidi="ta-IN"/>
+              </w:rPr>
+              <w:t>†</w:t>
+            </w:r>
+            <w:r>
+              <w:rPr>
+                <w:rFonts w:ascii="Latha" w:hAnsi="Latha" w:cs="Latha"/>
+                <w:sz w:val="28"/>
+                <w:szCs w:val="28"/>
+                <w:highlight w:val="green"/>
+                <w:cs/>
+                <w:lang w:bidi="ta-IN"/>
+              </w:rPr>
+              <w:t>த்த்</w:t>
+            </w:r>
+            <w:r>
+              <w:rPr>
+                <w:rFonts w:ascii="Latha" w:hAnsi="Latha" w:cs="Latha"/>
+                <w:sz w:val="28"/>
+                <w:szCs w:val="28"/>
+                <w:cs/>
+                <w:lang w:bidi="ta-IN"/>
+              </w:rPr>
+              <w:t>யை</w:t>
+            </w:r>
+            <w:r>
+              <w:rPr>
+                <w:rFonts w:ascii="Latha" w:hAnsi="Latha" w:cs="Latha"/>
+                <w:sz w:val="28"/>
+                <w:szCs w:val="28"/>
+                <w:lang w:bidi="ta-IN"/>
+              </w:rPr>
+              <w:t xml:space="preserve"> </w:t>
+            </w:r>
+            <w:r>
+              <w:rPr>
+                <w:rFonts w:ascii="Latha" w:hAnsi="Latha" w:cs="Latha"/>
+                <w:sz w:val="28"/>
+                <w:szCs w:val="28"/>
+                <w:cs/>
+                <w:lang w:bidi="ta-IN"/>
+              </w:rPr>
+              <w:t>ப்ரப</w:t>
+            </w:r>
+            <w:r>
+              <w:rPr>
+                <w:rFonts w:ascii="BRH Tamil Tab Extra" w:hAnsi="BRH Tamil Tab Extra" w:cs="Latha"/>
+                <w:b/>
+                <w:sz w:val="32"/>
+                <w:szCs w:val="28"/>
+                <w:lang w:bidi="ta-IN"/>
+              </w:rPr>
+              <w:t>…</w:t>
+            </w:r>
+            <w:r>
+              <w:rPr>
+                <w:rFonts w:ascii="Latha" w:hAnsi="Latha" w:cs="Latha"/>
+                <w:b/>
+                <w:bCs/>
+                <w:position w:val="-12"/>
+                <w:sz w:val="28"/>
+                <w:szCs w:val="28"/>
+                <w:cs/>
+                <w:lang w:bidi="ta-IN"/>
+              </w:rPr>
+              <w:t>4</w:t>
+            </w:r>
+            <w:r>
+              <w:rPr>
+                <w:rFonts w:ascii="Latha" w:hAnsi="Latha" w:cs="Latha"/>
+                <w:sz w:val="28"/>
+                <w:szCs w:val="28"/>
+                <w:cs/>
+                <w:lang w:bidi="ta-IN"/>
+              </w:rPr>
+              <w:t>வாய</w:t>
+            </w:r>
+            <w:r>
+              <w:rPr>
+                <w:rFonts w:ascii="BRH Tamil Tab Extra" w:hAnsi="BRH Tamil Tab Extra" w:cs="Latha"/>
+                <w:b/>
+                <w:sz w:val="36"/>
+                <w:szCs w:val="28"/>
+                <w:lang w:bidi="ta-IN"/>
+              </w:rPr>
+              <w:t>†</w:t>
+            </w:r>
+            <w:r>
+              <w:rPr>
+                <w:rFonts w:ascii="Latha" w:hAnsi="Latha" w:cs="Latha"/>
+                <w:sz w:val="28"/>
+                <w:szCs w:val="28"/>
+                <w:lang w:bidi="ta-IN"/>
+              </w:rPr>
+              <w:t xml:space="preserve"> | </w:t>
+            </w:r>
+            <w:r>
+              <w:rPr>
+                <w:rFonts w:ascii="Latha" w:hAnsi="Latha" w:cs="Latha"/>
+                <w:sz w:val="28"/>
+                <w:szCs w:val="28"/>
+                <w:cs/>
+                <w:lang w:bidi="ta-IN"/>
+              </w:rPr>
+              <w:t>ஸம்ப</w:t>
+            </w:r>
+            <w:r>
+              <w:rPr>
+                <w:rFonts w:ascii="BRH Tamil Tab Extra" w:hAnsi="BRH Tamil Tab Extra" w:cs="Latha"/>
+                <w:b/>
+                <w:sz w:val="36"/>
+                <w:szCs w:val="28"/>
+                <w:lang w:bidi="ta-IN"/>
+              </w:rPr>
+              <w:t>†</w:t>
+            </w:r>
+            <w:r>
+              <w:rPr>
+                <w:rFonts w:ascii="Latha" w:hAnsi="Latha" w:cs="Latha"/>
+                <w:sz w:val="28"/>
+                <w:szCs w:val="28"/>
+                <w:highlight w:val="green"/>
+                <w:cs/>
+                <w:lang w:bidi="ta-IN"/>
+              </w:rPr>
+              <w:t>த்த்</w:t>
+            </w:r>
+            <w:r>
+              <w:rPr>
+                <w:rFonts w:ascii="Latha" w:hAnsi="Latha" w:cs="Latha"/>
+                <w:sz w:val="28"/>
+                <w:szCs w:val="28"/>
+                <w:cs/>
+                <w:lang w:bidi="ta-IN"/>
+              </w:rPr>
+              <w:t>யா</w:t>
+            </w:r>
+            <w:r>
+              <w:rPr>
+                <w:rFonts w:ascii="BRH Tamil Tab Extra" w:hAnsi="BRH Tamil Tab Extra" w:cs="Latha"/>
+                <w:b/>
+                <w:sz w:val="32"/>
+                <w:szCs w:val="28"/>
+                <w:lang w:bidi="ta-IN"/>
+              </w:rPr>
+              <w:t>…</w:t>
+            </w:r>
+            <w:r>
+              <w:rPr>
+                <w:rFonts w:ascii="Latha" w:hAnsi="Latha" w:cs="Latha"/>
+                <w:sz w:val="28"/>
+                <w:szCs w:val="28"/>
+                <w:lang w:bidi="ta-IN"/>
+              </w:rPr>
+              <w:t xml:space="preserve"> </w:t>
+            </w:r>
+            <w:r>
+              <w:rPr>
+                <w:rFonts w:ascii="Latha" w:hAnsi="Latha" w:cs="Latha"/>
+                <w:sz w:val="28"/>
+                <w:szCs w:val="28"/>
+                <w:cs/>
+                <w:lang w:bidi="ta-IN"/>
+              </w:rPr>
+              <w:t>இதி</w:t>
+            </w:r>
+            <w:r>
+              <w:rPr>
+                <w:rFonts w:ascii="BRH Tamil Tab Extra" w:hAnsi="BRH Tamil Tab Extra" w:cs="Latha"/>
+                <w:b/>
+                <w:sz w:val="32"/>
+                <w:szCs w:val="28"/>
+                <w:lang w:bidi="ta-IN"/>
+              </w:rPr>
+              <w:t>…</w:t>
+            </w:r>
+            <w:r>
+              <w:rPr>
+                <w:rFonts w:ascii="Latha" w:hAnsi="Latha" w:cs="Latha"/>
+                <w:sz w:val="28"/>
+                <w:szCs w:val="28"/>
+                <w:lang w:bidi="ta-IN"/>
+              </w:rPr>
+              <w:t xml:space="preserve"> </w:t>
+            </w:r>
+            <w:r>
+              <w:rPr>
+                <w:rFonts w:ascii="Latha" w:hAnsi="Latha" w:cs="Latha"/>
+                <w:sz w:val="28"/>
+                <w:szCs w:val="28"/>
+                <w:cs/>
+                <w:lang w:bidi="ta-IN"/>
+              </w:rPr>
+              <w:t>ஸம்</w:t>
+            </w:r>
+            <w:r>
+              <w:rPr>
+                <w:rFonts w:ascii="Latha" w:hAnsi="Latha" w:cs="Latha"/>
+                <w:sz w:val="28"/>
+                <w:szCs w:val="28"/>
+                <w:lang w:bidi="ta-IN"/>
+              </w:rPr>
+              <w:t xml:space="preserve"> - </w:t>
+            </w:r>
+            <w:r>
+              <w:rPr>
+                <w:rFonts w:ascii="Latha" w:hAnsi="Latha" w:cs="Latha"/>
+                <w:sz w:val="28"/>
+                <w:szCs w:val="28"/>
+                <w:cs/>
+                <w:lang w:bidi="ta-IN"/>
+              </w:rPr>
+              <w:t>ப</w:t>
+            </w:r>
+            <w:r>
+              <w:rPr>
+                <w:rFonts w:ascii="BRH Tamil Tab Extra" w:hAnsi="BRH Tamil Tab Extra" w:cs="Latha"/>
+                <w:b/>
+                <w:sz w:val="32"/>
+                <w:szCs w:val="28"/>
+                <w:lang w:bidi="ta-IN"/>
+              </w:rPr>
+              <w:t>…</w:t>
+            </w:r>
+            <w:r>
+              <w:rPr>
+                <w:rFonts w:ascii="Latha" w:hAnsi="Latha" w:cs="Latha"/>
+                <w:sz w:val="28"/>
+                <w:szCs w:val="28"/>
+                <w:highlight w:val="green"/>
+                <w:cs/>
+                <w:lang w:bidi="ta-IN"/>
+              </w:rPr>
+              <w:t>த்த்</w:t>
+            </w:r>
+            <w:r>
+              <w:rPr>
+                <w:rFonts w:ascii="Latha" w:hAnsi="Latha" w:cs="Latha"/>
+                <w:sz w:val="28"/>
+                <w:szCs w:val="28"/>
+                <w:cs/>
+                <w:lang w:bidi="ta-IN"/>
+              </w:rPr>
+              <w:t>யை</w:t>
+            </w:r>
+            <w:r>
+              <w:rPr>
+                <w:rFonts w:ascii="BRH Tamil Tab Extra" w:hAnsi="BRH Tamil Tab Extra" w:cs="Latha"/>
+                <w:b/>
+                <w:sz w:val="32"/>
+                <w:szCs w:val="28"/>
+                <w:lang w:bidi="ta-IN"/>
+              </w:rPr>
+              <w:t>…</w:t>
+            </w:r>
+            <w:r>
+              <w:rPr>
+                <w:rFonts w:ascii="Latha" w:hAnsi="Latha" w:cs="Latha"/>
+                <w:sz w:val="28"/>
+                <w:szCs w:val="28"/>
+                <w:lang w:bidi="ta-IN"/>
+              </w:rPr>
+              <w:t xml:space="preserve"> |</w:t>
+            </w:r>
+            <w:r>
+              <w:rPr>
+                <w:rFonts w:ascii="Latha" w:hAnsi="Latha" w:cs="Latha"/>
+                <w:sz w:val="28"/>
+                <w:szCs w:val="28"/>
+                <w:lang w:bidi="ta-IN"/>
+              </w:rPr>
+              <w:t xml:space="preserve"> extra </w:t>
+            </w:r>
+            <w:r>
+              <w:rPr>
+                <w:rFonts w:ascii="Latha" w:hAnsi="Latha" w:cs="Latha"/>
+                <w:sz w:val="28"/>
+                <w:szCs w:val="28"/>
+                <w:highlight w:val="green"/>
+                <w:cs/>
+                <w:lang w:bidi="ta-IN"/>
+              </w:rPr>
+              <w:t>த்</w:t>
+            </w:r>
+            <w:r>
+              <w:rPr>
+                <w:rFonts w:ascii="Latha" w:hAnsi="Latha" w:cs="Latha"/>
+                <w:sz w:val="28"/>
+                <w:szCs w:val="28"/>
+                <w:lang w:bidi="ta-IN"/>
+              </w:rPr>
+              <w:t xml:space="preserve"> in </w:t>
+            </w:r>
+            <w:proofErr w:type="spellStart"/>
+            <w:r>
+              <w:rPr>
+                <w:rFonts w:ascii="Latha" w:hAnsi="Latha" w:cs="Latha"/>
+                <w:sz w:val="28"/>
+                <w:szCs w:val="28"/>
+                <w:lang w:bidi="ta-IN"/>
+              </w:rPr>
+              <w:t>padam</w:t>
+            </w:r>
+            <w:proofErr w:type="spellEnd"/>
+          </w:p>
+        </w:tc>
+      </w:tr>
+      <w:tr>
+        <w:trPr>
+          <w:trHeight w:val="680"/>
+        </w:trPr>
+        <w:tc>
+          <w:tcPr>
+            <w:tcW w:w="3877" w:type="dxa"/>
+          </w:tcPr>
+          <w:p>
+            <w:pPr>
+              <w:widowControl w:val="0"/>
+              <w:tabs>
+                <w:tab w:val="left" w:pos="993"/>
+              </w:tabs>
+              <w:autoSpaceDE w:val="0"/>
+              <w:autoSpaceDN w:val="0"/>
+              <w:adjustRightInd w:val="0"/>
+              <w:spacing w:before="0" w:line="252" w:lineRule="auto"/>
+              <w:ind w:right="297"/>
+              <w:rPr>
+                <w:rFonts w:cs="Arial"/>
+                <w:b/>
+                <w:sz w:val="28"/>
+                <w:szCs w:val="28"/>
+              </w:rPr>
+            </w:pPr>
+            <w:r>
+              <w:rPr>
+                <w:rFonts w:cs="Arial"/>
+                <w:b/>
+                <w:sz w:val="28"/>
+                <w:szCs w:val="28"/>
+              </w:rPr>
+              <w:t>T.S.7.4.</w:t>
+            </w:r>
+            <w:r>
+              <w:rPr>
+                <w:rFonts w:cs="Arial"/>
+                <w:b/>
+                <w:sz w:val="28"/>
+                <w:szCs w:val="28"/>
+              </w:rPr>
+              <w:t>2</w:t>
+            </w:r>
+            <w:r>
+              <w:rPr>
+                <w:rFonts w:cs="Arial"/>
+                <w:b/>
+                <w:sz w:val="28"/>
+                <w:szCs w:val="28"/>
+              </w:rPr>
+              <w:t>.</w:t>
+            </w:r>
+            <w:r>
+              <w:rPr>
+                <w:rFonts w:cs="Arial"/>
+                <w:b/>
+                <w:sz w:val="28"/>
+                <w:szCs w:val="28"/>
+              </w:rPr>
+              <w:t>5</w:t>
+            </w:r>
+            <w:r>
+              <w:rPr>
+                <w:rFonts w:cs="Arial"/>
+                <w:b/>
+                <w:sz w:val="28"/>
+                <w:szCs w:val="28"/>
+              </w:rPr>
+              <w:t xml:space="preserve"> – Kramam</w:t>
+            </w:r>
+          </w:p>
+          <w:p>
+            <w:pPr>
+              <w:widowControl w:val="0"/>
+              <w:tabs>
+                <w:tab w:val="left" w:pos="993"/>
+              </w:tabs>
+              <w:autoSpaceDE w:val="0"/>
+              <w:autoSpaceDN w:val="0"/>
+              <w:adjustRightInd w:val="0"/>
+              <w:spacing w:before="0" w:line="252" w:lineRule="auto"/>
+              <w:ind w:right="297"/>
+              <w:rPr>
+                <w:rFonts w:cs="Arial"/>
+                <w:b/>
+                <w:sz w:val="28"/>
+                <w:szCs w:val="28"/>
+              </w:rPr>
+            </w:pPr>
+            <w:r>
+              <w:rPr>
+                <w:rFonts w:cs="Arial"/>
+                <w:b/>
+                <w:sz w:val="28"/>
+                <w:szCs w:val="28"/>
+              </w:rPr>
+              <w:t xml:space="preserve">Krama Vaakyam No.– </w:t>
+            </w:r>
+            <w:r>
+              <w:rPr>
+                <w:rFonts w:cs="Arial"/>
+                <w:b/>
+                <w:sz w:val="28"/>
+                <w:szCs w:val="28"/>
+              </w:rPr>
+              <w:t>40</w:t>
+            </w:r>
+          </w:p>
+          <w:p>
+            <w:pPr>
+              <w:widowControl w:val="0"/>
+              <w:tabs>
+                <w:tab w:val="left" w:pos="993"/>
+              </w:tabs>
+              <w:autoSpaceDE w:val="0"/>
+              <w:autoSpaceDN w:val="0"/>
+              <w:adjustRightInd w:val="0"/>
+              <w:spacing w:before="0" w:line="252" w:lineRule="auto"/>
+              <w:ind w:right="297"/>
+              <w:rPr>
+                <w:rFonts w:cs="Arial"/>
+                <w:b/>
+                <w:sz w:val="28"/>
+                <w:szCs w:val="28"/>
+              </w:rPr>
+            </w:pPr>
+            <w:r>
+              <w:rPr>
+                <w:rFonts w:cs="Arial"/>
+                <w:b/>
+                <w:sz w:val="28"/>
+                <w:szCs w:val="28"/>
+              </w:rPr>
+              <w:t xml:space="preserve">Panchaati No. - </w:t>
+            </w:r>
+            <w:r>
+              <w:rPr>
+                <w:rFonts w:cs="Arial"/>
+                <w:b/>
+                <w:sz w:val="28"/>
+                <w:szCs w:val="28"/>
+              </w:rPr>
+              <w:t>17</w:t>
+            </w:r>
+          </w:p>
+        </w:tc>
+        <w:tc>
+          <w:tcPr>
+            <w:tcW w:w="4738" w:type="dxa"/>
+          </w:tcPr>
+          <w:p>
+            <w:pPr>
+              <w:widowControl w:val="0"/>
+              <w:autoSpaceDE w:val="0"/>
+              <w:autoSpaceDN w:val="0"/>
+              <w:adjustRightInd w:val="0"/>
+              <w:spacing w:before="0" w:line="264" w:lineRule="auto"/>
+              <w:rPr>
+                <w:rFonts w:ascii="Latha" w:hAnsi="Latha" w:cs="Latha"/>
+                <w:sz w:val="28"/>
+                <w:szCs w:val="28"/>
+                <w:cs/>
+                <w:lang w:bidi="ta-IN"/>
+              </w:rPr>
+            </w:pPr>
+            <w:proofErr w:type="spellStart"/>
+            <w:r>
+              <w:rPr>
+                <w:rFonts w:ascii="BRH Devanagari Extra" w:hAnsi="BRH Devanagari Extra" w:cs="BRH Devanagari Extra"/>
+                <w:color w:val="000000"/>
+                <w:sz w:val="40"/>
+                <w:szCs w:val="40"/>
+                <w:lang w:bidi="ml-IN"/>
+              </w:rPr>
+              <w:t>rÉå</w:t>
+            </w:r>
+            <w:proofErr w:type="spellEnd"/>
+            <w:r>
+              <w:rPr>
+                <w:rFonts w:ascii="BRH Devanagari Extra" w:hAnsi="BRH Devanagari Extra" w:cs="BRH Devanagari Extra"/>
+                <w:color w:val="000000"/>
+                <w:sz w:val="40"/>
+                <w:szCs w:val="40"/>
+                <w:lang w:bidi="ml-IN"/>
+              </w:rPr>
+              <w:t xml:space="preserve"> </w:t>
+            </w:r>
+            <w:proofErr w:type="spellStart"/>
+            <w:r>
+              <w:rPr>
+                <w:rFonts w:ascii="BRH Devanagari Extra" w:hAnsi="BRH Devanagari Extra" w:cs="BRH Devanagari Extra"/>
+                <w:color w:val="000000"/>
+                <w:sz w:val="40"/>
+                <w:szCs w:val="40"/>
+                <w:lang w:bidi="ml-IN"/>
+              </w:rPr>
+              <w:t>mÉUÉþcÉÈ</w:t>
+            </w:r>
+            <w:proofErr w:type="spellEnd"/>
+            <w:r>
+              <w:rPr>
+                <w:rFonts w:ascii="BRH Devanagari Extra" w:hAnsi="BRH Devanagari Extra" w:cs="BRH Devanagari Extra"/>
+                <w:color w:val="000000"/>
+                <w:sz w:val="40"/>
+                <w:szCs w:val="40"/>
+                <w:lang w:bidi="ml-IN"/>
+              </w:rPr>
+              <w:t xml:space="preserve"> | </w:t>
+            </w:r>
+            <w:proofErr w:type="spellStart"/>
+            <w:r>
+              <w:rPr>
+                <w:rFonts w:ascii="BRH Devanagari Extra" w:hAnsi="BRH Devanagari Extra" w:cs="BRH Devanagari Extra"/>
+                <w:color w:val="000000"/>
+                <w:sz w:val="40"/>
+                <w:szCs w:val="40"/>
+                <w:lang w:bidi="ml-IN"/>
+              </w:rPr>
+              <w:t>mÉUÉþc</w:t>
+            </w:r>
+            <w:r>
+              <w:rPr>
+                <w:rFonts w:ascii="BRH Devanagari Extra" w:hAnsi="BRH Devanagari Extra" w:cs="BRH Devanagari Extra"/>
+                <w:color w:val="000000"/>
+                <w:sz w:val="40"/>
+                <w:szCs w:val="40"/>
+                <w:highlight w:val="yellow"/>
+                <w:lang w:bidi="ml-IN"/>
+              </w:rPr>
+              <w:t>ÉÈ</w:t>
+            </w:r>
+            <w:proofErr w:type="spellEnd"/>
+            <w:r>
+              <w:rPr>
+                <w:rFonts w:ascii="BRH Devanagari Extra" w:hAnsi="BRH Devanagari Extra" w:cs="BRH Devanagari Extra"/>
+                <w:color w:val="000000"/>
+                <w:sz w:val="40"/>
+                <w:szCs w:val="40"/>
+                <w:highlight w:val="yellow"/>
+                <w:lang w:bidi="ml-IN"/>
+              </w:rPr>
+              <w:t xml:space="preserve"> §r</w:t>
+            </w:r>
+            <w:r>
+              <w:rPr>
+                <w:rFonts w:ascii="BRH Devanagari Extra" w:hAnsi="BRH Devanagari Extra" w:cs="BRH Devanagari Extra"/>
+                <w:color w:val="000000"/>
+                <w:sz w:val="40"/>
+                <w:szCs w:val="40"/>
+                <w:lang w:bidi="ml-IN"/>
+              </w:rPr>
+              <w:t>É</w:t>
+            </w:r>
+            <w:r>
+              <w:rPr>
+                <w:rFonts w:ascii="BRH Malayalam Extra" w:hAnsi="BRH Malayalam Extra" w:cs="BRH Devanagari Extra"/>
+                <w:b/>
+                <w:color w:val="000000"/>
+                <w:sz w:val="32"/>
+                <w:szCs w:val="40"/>
+                <w:lang w:bidi="ml-IN"/>
+              </w:rPr>
+              <w:t>–</w:t>
+            </w:r>
+            <w:proofErr w:type="spellStart"/>
+            <w:r>
+              <w:rPr>
+                <w:rFonts w:ascii="BRH Devanagari Extra" w:hAnsi="BRH Devanagari Extra" w:cs="BRH Devanagari Extra"/>
+                <w:color w:val="000000"/>
+                <w:sz w:val="40"/>
+                <w:szCs w:val="40"/>
+                <w:lang w:bidi="ml-IN"/>
+              </w:rPr>
+              <w:t>WûÉlÉç</w:t>
+            </w:r>
+            <w:proofErr w:type="spellEnd"/>
+            <w:r>
+              <w:rPr>
+                <w:rFonts w:ascii="BRH Devanagari Extra" w:hAnsi="BRH Devanagari Extra" w:cs="BRH Devanagari Extra"/>
+                <w:color w:val="000000"/>
+                <w:sz w:val="40"/>
+                <w:szCs w:val="40"/>
+                <w:lang w:bidi="ml-IN"/>
+              </w:rPr>
+              <w:t xml:space="preserve"> |</w:t>
+            </w:r>
+          </w:p>
+        </w:tc>
+        <w:tc>
+          <w:tcPr>
+            <w:tcW w:w="5355" w:type="dxa"/>
+          </w:tcPr>
+          <w:p>
+            <w:pPr>
+              <w:widowControl w:val="0"/>
+              <w:autoSpaceDE w:val="0"/>
+              <w:autoSpaceDN w:val="0"/>
+              <w:adjustRightInd w:val="0"/>
+              <w:spacing w:before="0" w:line="264" w:lineRule="auto"/>
+              <w:rPr>
+                <w:rFonts w:ascii="Latha" w:hAnsi="Latha" w:cs="Latha"/>
+                <w:sz w:val="28"/>
+                <w:szCs w:val="28"/>
+                <w:cs/>
+                <w:lang w:bidi="ta-IN"/>
+              </w:rPr>
+            </w:pPr>
+            <w:r>
+              <w:rPr>
+                <w:rFonts w:ascii="Latha" w:hAnsi="Latha" w:cs="Latha"/>
+                <w:sz w:val="28"/>
+                <w:szCs w:val="28"/>
+                <w:cs/>
+                <w:lang w:bidi="ta-IN"/>
+              </w:rPr>
+              <w:t>யே</w:t>
+            </w:r>
+            <w:r>
+              <w:rPr>
+                <w:rFonts w:ascii="Latha" w:hAnsi="Latha" w:cs="Latha"/>
+                <w:sz w:val="28"/>
+                <w:szCs w:val="28"/>
+                <w:lang w:bidi="ta-IN"/>
+              </w:rPr>
+              <w:t xml:space="preserve"> </w:t>
+            </w:r>
+            <w:r>
+              <w:rPr>
+                <w:rFonts w:ascii="Latha" w:hAnsi="Latha" w:cs="Latha"/>
+                <w:sz w:val="28"/>
+                <w:szCs w:val="28"/>
+                <w:cs/>
+                <w:lang w:bidi="ta-IN"/>
+              </w:rPr>
+              <w:t>பரா</w:t>
+            </w:r>
+            <w:r>
+              <w:rPr>
+                <w:rFonts w:ascii="BRH Tamil Tab Extra" w:hAnsi="BRH Tamil Tab Extra" w:cs="Latha"/>
+                <w:b/>
+                <w:sz w:val="36"/>
+                <w:szCs w:val="28"/>
+                <w:lang w:bidi="ta-IN"/>
+              </w:rPr>
+              <w:t>†</w:t>
+            </w:r>
+            <w:r>
+              <w:rPr>
+                <w:rFonts w:ascii="Latha" w:hAnsi="Latha" w:cs="Latha"/>
+                <w:sz w:val="28"/>
+                <w:szCs w:val="28"/>
+                <w:cs/>
+                <w:lang w:bidi="ta-IN"/>
+              </w:rPr>
+              <w:t>ச</w:t>
+            </w:r>
+            <w:r>
+              <w:rPr>
+                <w:rFonts w:ascii="Latha" w:hAnsi="Latha" w:cs="Latha"/>
+                <w:b/>
+                <w:bCs/>
+                <w:sz w:val="32"/>
+                <w:szCs w:val="32"/>
+                <w:cs/>
+                <w:lang w:bidi="ta-IN"/>
+              </w:rPr>
+              <w:t>:</w:t>
+            </w:r>
+            <w:r>
+              <w:rPr>
+                <w:rFonts w:ascii="Latha" w:hAnsi="Latha" w:cs="Latha"/>
+                <w:sz w:val="28"/>
+                <w:szCs w:val="28"/>
+                <w:lang w:bidi="ta-IN"/>
+              </w:rPr>
+              <w:t xml:space="preserve"> | </w:t>
+            </w:r>
+            <w:r>
+              <w:rPr>
+                <w:rFonts w:ascii="Latha" w:hAnsi="Latha" w:cs="Latha"/>
+                <w:sz w:val="28"/>
+                <w:szCs w:val="28"/>
+                <w:cs/>
+                <w:lang w:bidi="ta-IN"/>
+              </w:rPr>
+              <w:t>பரா</w:t>
+            </w:r>
+            <w:r>
+              <w:rPr>
+                <w:rFonts w:ascii="BRH Tamil Tab Extra" w:hAnsi="BRH Tamil Tab Extra" w:cs="Latha"/>
+                <w:b/>
+                <w:sz w:val="36"/>
+                <w:szCs w:val="28"/>
+                <w:lang w:bidi="ta-IN"/>
+              </w:rPr>
+              <w:t>†</w:t>
+            </w:r>
+            <w:r>
+              <w:rPr>
+                <w:rFonts w:ascii="Latha" w:hAnsi="Latha" w:cs="Latha"/>
+                <w:sz w:val="28"/>
+                <w:szCs w:val="28"/>
+                <w:highlight w:val="green"/>
+                <w:cs/>
+                <w:lang w:bidi="ta-IN"/>
+              </w:rPr>
+              <w:t>சஸ்த்</w:t>
+            </w:r>
+            <w:r>
+              <w:rPr>
+                <w:rFonts w:ascii="Latha" w:hAnsi="Latha" w:cs="Latha"/>
+                <w:sz w:val="28"/>
+                <w:szCs w:val="28"/>
+                <w:cs/>
+                <w:lang w:bidi="ta-IN"/>
+              </w:rPr>
+              <w:t>ர்ய</w:t>
+            </w:r>
+            <w:r>
+              <w:rPr>
+                <w:rFonts w:ascii="BRH Tamil Tab Extra" w:hAnsi="BRH Tamil Tab Extra" w:cs="Latha"/>
+                <w:b/>
+                <w:sz w:val="32"/>
+                <w:szCs w:val="28"/>
+                <w:lang w:bidi="ta-IN"/>
+              </w:rPr>
+              <w:t>…</w:t>
+            </w:r>
+            <w:r>
+              <w:rPr>
+                <w:rFonts w:ascii="Latha" w:hAnsi="Latha" w:cs="Latha"/>
+                <w:sz w:val="28"/>
+                <w:szCs w:val="28"/>
+                <w:cs/>
+                <w:lang w:bidi="ta-IN"/>
+              </w:rPr>
+              <w:t>ஹான்</w:t>
+            </w:r>
+            <w:r>
+              <w:rPr>
+                <w:rFonts w:ascii="Latha" w:hAnsi="Latha" w:cs="Latha"/>
+                <w:sz w:val="28"/>
+                <w:szCs w:val="28"/>
+                <w:lang w:bidi="ta-IN"/>
+              </w:rPr>
+              <w:t xml:space="preserve"> |</w:t>
+            </w:r>
+          </w:p>
+        </w:tc>
+      </w:tr>
+      <w:tr>
+        <w:trPr>
+          <w:trHeight w:val="680"/>
+        </w:trPr>
+        <w:tc>
+          <w:tcPr>
+            <w:tcW w:w="3877" w:type="dxa"/>
+          </w:tcPr>
+          <w:p>
+            <w:pPr>
+              <w:widowControl w:val="0"/>
+              <w:tabs>
+                <w:tab w:val="left" w:pos="993"/>
+              </w:tabs>
+              <w:autoSpaceDE w:val="0"/>
+              <w:autoSpaceDN w:val="0"/>
+              <w:adjustRightInd w:val="0"/>
+              <w:spacing w:before="0" w:line="252" w:lineRule="auto"/>
+              <w:ind w:right="297"/>
+              <w:rPr>
+                <w:rFonts w:cs="Arial"/>
+                <w:b/>
+                <w:sz w:val="28"/>
+                <w:szCs w:val="28"/>
+              </w:rPr>
+            </w:pPr>
+            <w:r>
+              <w:rPr>
+                <w:rFonts w:cs="Arial"/>
+                <w:b/>
+                <w:sz w:val="28"/>
+                <w:szCs w:val="28"/>
+              </w:rPr>
+              <w:t>T.S.7.4.</w:t>
+            </w:r>
+            <w:r>
+              <w:rPr>
+                <w:rFonts w:cs="Arial"/>
+                <w:b/>
+                <w:sz w:val="28"/>
+                <w:szCs w:val="28"/>
+              </w:rPr>
+              <w:t>2</w:t>
+            </w:r>
+            <w:r>
+              <w:rPr>
+                <w:rFonts w:cs="Arial"/>
+                <w:b/>
+                <w:sz w:val="28"/>
+                <w:szCs w:val="28"/>
+              </w:rPr>
+              <w:t>.</w:t>
+            </w:r>
+            <w:r>
+              <w:rPr>
+                <w:rFonts w:cs="Arial"/>
+                <w:b/>
+                <w:sz w:val="28"/>
+                <w:szCs w:val="28"/>
+              </w:rPr>
+              <w:t>5</w:t>
+            </w:r>
+            <w:r>
+              <w:rPr>
+                <w:rFonts w:cs="Arial"/>
+                <w:b/>
+                <w:sz w:val="28"/>
+                <w:szCs w:val="28"/>
+              </w:rPr>
+              <w:t xml:space="preserve"> – Kramam</w:t>
+            </w:r>
+          </w:p>
+          <w:p>
+            <w:pPr>
+              <w:widowControl w:val="0"/>
+              <w:tabs>
+                <w:tab w:val="left" w:pos="993"/>
+              </w:tabs>
+              <w:autoSpaceDE w:val="0"/>
+              <w:autoSpaceDN w:val="0"/>
+              <w:adjustRightInd w:val="0"/>
+              <w:spacing w:before="0" w:line="252" w:lineRule="auto"/>
+              <w:ind w:right="297"/>
+              <w:rPr>
+                <w:rFonts w:cs="Arial"/>
+                <w:b/>
+                <w:sz w:val="28"/>
+                <w:szCs w:val="28"/>
+              </w:rPr>
+            </w:pPr>
+            <w:r>
+              <w:rPr>
+                <w:rFonts w:cs="Arial"/>
+                <w:b/>
+                <w:sz w:val="28"/>
+                <w:szCs w:val="28"/>
+              </w:rPr>
+              <w:t xml:space="preserve">Krama Vaakyam No.– </w:t>
+            </w:r>
+            <w:r>
+              <w:rPr>
+                <w:rFonts w:cs="Arial"/>
+                <w:b/>
+                <w:sz w:val="28"/>
+                <w:szCs w:val="28"/>
+              </w:rPr>
+              <w:t>73</w:t>
+            </w:r>
+          </w:p>
+          <w:p>
+            <w:pPr>
+              <w:widowControl w:val="0"/>
+              <w:tabs>
+                <w:tab w:val="left" w:pos="993"/>
+              </w:tabs>
+              <w:autoSpaceDE w:val="0"/>
+              <w:autoSpaceDN w:val="0"/>
+              <w:adjustRightInd w:val="0"/>
+              <w:spacing w:before="0" w:line="252" w:lineRule="auto"/>
+              <w:ind w:right="297"/>
+              <w:rPr>
+                <w:rFonts w:cs="Arial"/>
+                <w:b/>
+                <w:sz w:val="28"/>
+                <w:szCs w:val="28"/>
+              </w:rPr>
+            </w:pPr>
+            <w:r>
+              <w:rPr>
+                <w:rFonts w:cs="Arial"/>
+                <w:b/>
+                <w:sz w:val="28"/>
+                <w:szCs w:val="28"/>
+              </w:rPr>
+              <w:t xml:space="preserve">Panchaati No. - </w:t>
+            </w:r>
+            <w:r>
+              <w:rPr>
+                <w:rFonts w:cs="Arial"/>
+                <w:b/>
+                <w:sz w:val="28"/>
+                <w:szCs w:val="28"/>
+              </w:rPr>
+              <w:t>17</w:t>
+            </w:r>
+          </w:p>
+        </w:tc>
+        <w:tc>
+          <w:tcPr>
+            <w:tcW w:w="4738" w:type="dxa"/>
+          </w:tcPr>
+          <w:p>
+            <w:pPr>
+              <w:widowControl w:val="0"/>
+              <w:autoSpaceDE w:val="0"/>
+              <w:autoSpaceDN w:val="0"/>
+              <w:adjustRightInd w:val="0"/>
+              <w:spacing w:before="0" w:line="264" w:lineRule="auto"/>
+              <w:rPr>
+                <w:rFonts w:ascii="Latha" w:hAnsi="Latha" w:cs="Latha"/>
+                <w:sz w:val="28"/>
+                <w:szCs w:val="28"/>
+                <w:cs/>
+                <w:lang w:bidi="ta-IN"/>
+              </w:rPr>
+            </w:pPr>
+            <w:r>
+              <w:rPr>
+                <w:rFonts w:ascii="BRH Devanagari Extra" w:hAnsi="BRH Devanagari Extra" w:cs="BRH Devanagari Extra"/>
+                <w:color w:val="000000"/>
+                <w:sz w:val="40"/>
+                <w:szCs w:val="40"/>
+                <w:lang w:bidi="ml-IN"/>
+              </w:rPr>
+              <w:t>L</w:t>
+            </w:r>
+            <w:r>
+              <w:rPr>
+                <w:rFonts w:ascii="BRH Malayalam Extra" w:hAnsi="BRH Malayalam Extra" w:cs="BRH Devanagari Extra"/>
+                <w:b/>
+                <w:color w:val="000000"/>
+                <w:sz w:val="32"/>
+                <w:szCs w:val="40"/>
+                <w:lang w:bidi="ml-IN"/>
+              </w:rPr>
+              <w:t>–</w:t>
+            </w:r>
+            <w:r>
+              <w:rPr>
+                <w:rFonts w:ascii="BRH Devanagari Extra" w:hAnsi="BRH Devanagari Extra" w:cs="BRH Devanagari Extra"/>
+                <w:color w:val="000000"/>
+                <w:sz w:val="40"/>
+                <w:szCs w:val="40"/>
+                <w:lang w:bidi="ml-IN"/>
+              </w:rPr>
+              <w:t>uÉÉÅ³ÉÉ±ÿqÉç | A</w:t>
+            </w:r>
+            <w:r>
+              <w:rPr>
+                <w:rFonts w:ascii="BRH Malayalam Extra" w:hAnsi="BRH Malayalam Extra" w:cs="BRH Devanagari Extra"/>
+                <w:b/>
+                <w:color w:val="000000"/>
+                <w:sz w:val="32"/>
+                <w:szCs w:val="40"/>
+                <w:lang w:bidi="ml-IN"/>
+              </w:rPr>
+              <w:t>–</w:t>
+            </w:r>
+            <w:r>
+              <w:rPr>
+                <w:rFonts w:ascii="BRH Devanagari Extra" w:hAnsi="BRH Devanagari Extra" w:cs="BRH Devanagari Extra"/>
+                <w:color w:val="000000"/>
+                <w:sz w:val="40"/>
+                <w:szCs w:val="40"/>
+                <w:lang w:bidi="ml-IN"/>
+              </w:rPr>
+              <w:t>³ÉÉ±</w:t>
+            </w:r>
+            <w:r>
+              <w:rPr>
+                <w:rFonts w:ascii="BRH Malayalam Extra" w:hAnsi="BRH Malayalam Extra" w:cs="BRH Devanagari Extra"/>
+                <w:b/>
+                <w:color w:val="000000"/>
+                <w:sz w:val="32"/>
+                <w:szCs w:val="40"/>
+                <w:lang w:bidi="ml-IN"/>
+              </w:rPr>
+              <w:t>–</w:t>
+            </w:r>
+            <w:proofErr w:type="spellStart"/>
+            <w:r>
+              <w:rPr>
+                <w:rFonts w:ascii="BRH Devanagari Extra" w:hAnsi="BRH Devanagari Extra" w:cs="BRH Devanagari Extra"/>
+                <w:color w:val="000000"/>
+                <w:sz w:val="40"/>
+                <w:szCs w:val="40"/>
+                <w:lang w:bidi="ml-IN"/>
+              </w:rPr>
+              <w:t>qÉuÉþ</w:t>
+            </w:r>
+            <w:proofErr w:type="spellEnd"/>
+            <w:r>
+              <w:rPr>
+                <w:rFonts w:ascii="BRH Devanagari Extra" w:hAnsi="BRH Devanagari Extra" w:cs="BRH Devanagari Extra"/>
+                <w:color w:val="000000"/>
+                <w:sz w:val="40"/>
+                <w:szCs w:val="40"/>
+                <w:lang w:bidi="ml-IN"/>
+              </w:rPr>
+              <w:t xml:space="preserve"> |</w:t>
+            </w:r>
+          </w:p>
+        </w:tc>
+        <w:tc>
+          <w:tcPr>
+            <w:tcW w:w="5355" w:type="dxa"/>
+          </w:tcPr>
+          <w:p>
+            <w:pPr>
+              <w:widowControl w:val="0"/>
+              <w:autoSpaceDE w:val="0"/>
+              <w:autoSpaceDN w:val="0"/>
+              <w:adjustRightInd w:val="0"/>
+              <w:spacing w:before="0" w:line="264" w:lineRule="auto"/>
+              <w:rPr>
+                <w:rFonts w:ascii="Latha" w:hAnsi="Latha" w:cs="Latha"/>
+                <w:sz w:val="28"/>
+                <w:szCs w:val="28"/>
+                <w:cs/>
+                <w:lang w:bidi="ta-IN"/>
+              </w:rPr>
+            </w:pPr>
+            <w:r>
+              <w:rPr>
+                <w:rFonts w:ascii="Latha" w:hAnsi="Latha" w:cs="Latha"/>
+                <w:sz w:val="28"/>
+                <w:szCs w:val="28"/>
+                <w:cs/>
+                <w:lang w:bidi="ta-IN"/>
+              </w:rPr>
+              <w:t>ஏ</w:t>
+            </w:r>
+            <w:r>
+              <w:rPr>
+                <w:rFonts w:ascii="BRH Tamil Tab Extra" w:hAnsi="BRH Tamil Tab Extra" w:cs="Latha"/>
+                <w:b/>
+                <w:sz w:val="32"/>
+                <w:szCs w:val="28"/>
+                <w:lang w:bidi="ta-IN"/>
+              </w:rPr>
+              <w:t>…</w:t>
+            </w:r>
+            <w:r>
+              <w:rPr>
+                <w:rFonts w:ascii="Latha" w:hAnsi="Latha" w:cs="Latha"/>
+                <w:sz w:val="28"/>
+                <w:szCs w:val="28"/>
+                <w:highlight w:val="green"/>
+                <w:cs/>
+                <w:lang w:bidi="ta-IN"/>
+              </w:rPr>
+              <w:t>வான்</w:t>
+            </w:r>
+            <w:r>
+              <w:rPr>
+                <w:rFonts w:ascii="Latha" w:hAnsi="Latha" w:cs="Latha"/>
+                <w:sz w:val="28"/>
+                <w:szCs w:val="28"/>
+                <w:cs/>
+                <w:lang w:bidi="ta-IN"/>
+              </w:rPr>
+              <w:t>னாத்</w:t>
+            </w:r>
+            <w:r>
+              <w:rPr>
+                <w:rFonts w:ascii="Latha" w:hAnsi="Latha" w:cs="Latha"/>
+                <w:b/>
+                <w:bCs/>
+                <w:position w:val="-12"/>
+                <w:sz w:val="28"/>
+                <w:szCs w:val="28"/>
+                <w:cs/>
+                <w:lang w:bidi="ta-IN"/>
+              </w:rPr>
+              <w:t>3</w:t>
+            </w:r>
+            <w:r>
+              <w:rPr>
+                <w:rFonts w:ascii="Latha" w:hAnsi="Latha" w:cs="Latha"/>
+                <w:sz w:val="28"/>
+                <w:szCs w:val="28"/>
+                <w:cs/>
+                <w:lang w:bidi="ta-IN"/>
+              </w:rPr>
+              <w:t>ய</w:t>
+            </w:r>
+            <w:r>
+              <w:rPr>
+                <w:rFonts w:ascii="BRH Tamil Tab Extra" w:hAnsi="BRH Tamil Tab Extra" w:cs="Latha"/>
+                <w:b/>
+                <w:sz w:val="36"/>
+                <w:szCs w:val="28"/>
+                <w:lang w:bidi="ta-IN"/>
+              </w:rPr>
+              <w:t>‡</w:t>
+            </w:r>
+            <w:r>
+              <w:rPr>
+                <w:rFonts w:ascii="Latha" w:hAnsi="Latha" w:cs="Latha"/>
+                <w:sz w:val="28"/>
+                <w:szCs w:val="28"/>
+                <w:cs/>
+                <w:lang w:bidi="ta-IN"/>
+              </w:rPr>
+              <w:t>ம்</w:t>
+            </w:r>
+            <w:r>
+              <w:rPr>
+                <w:rFonts w:ascii="Latha" w:hAnsi="Latha" w:cs="Latha"/>
+                <w:sz w:val="28"/>
+                <w:szCs w:val="28"/>
+                <w:lang w:bidi="ta-IN"/>
+              </w:rPr>
+              <w:t xml:space="preserve"> | </w:t>
+            </w:r>
+            <w:r>
+              <w:rPr>
+                <w:rFonts w:ascii="Latha" w:hAnsi="Latha" w:cs="Latha"/>
+                <w:sz w:val="28"/>
+                <w:szCs w:val="28"/>
+                <w:lang w:bidi="ta-IN"/>
+              </w:rPr>
+              <w:t xml:space="preserve">no avagraha </w:t>
+            </w:r>
+            <w:r>
+              <w:rPr>
+                <w:rFonts w:ascii="Latha" w:hAnsi="Latha" w:cs="Latha"/>
+                <w:sz w:val="28"/>
+                <w:szCs w:val="28"/>
+                <w:cs/>
+                <w:lang w:bidi="ta-IN"/>
+              </w:rPr>
+              <w:t>அ</w:t>
+            </w:r>
+            <w:r>
+              <w:rPr>
+                <w:rFonts w:ascii="BRH Tamil Tab Extra" w:hAnsi="BRH Tamil Tab Extra" w:cs="Latha"/>
+                <w:b/>
+                <w:sz w:val="32"/>
+                <w:szCs w:val="28"/>
+                <w:lang w:bidi="ta-IN"/>
+              </w:rPr>
+              <w:t>…</w:t>
+            </w:r>
+            <w:r>
+              <w:rPr>
+                <w:rFonts w:ascii="Latha" w:hAnsi="Latha" w:cs="Latha"/>
+                <w:sz w:val="28"/>
+                <w:szCs w:val="28"/>
+                <w:cs/>
+                <w:lang w:bidi="ta-IN"/>
+              </w:rPr>
+              <w:t>ன்னாத்</w:t>
+            </w:r>
+            <w:r>
+              <w:rPr>
+                <w:rFonts w:ascii="Latha" w:hAnsi="Latha" w:cs="Latha"/>
+                <w:b/>
+                <w:bCs/>
+                <w:position w:val="-12"/>
+                <w:sz w:val="28"/>
+                <w:szCs w:val="28"/>
+                <w:cs/>
+                <w:lang w:bidi="ta-IN"/>
+              </w:rPr>
+              <w:t>3</w:t>
+            </w:r>
+            <w:r>
+              <w:rPr>
+                <w:rFonts w:ascii="Latha" w:hAnsi="Latha" w:cs="Latha"/>
+                <w:sz w:val="28"/>
+                <w:szCs w:val="28"/>
+                <w:cs/>
+                <w:lang w:bidi="ta-IN"/>
+              </w:rPr>
+              <w:t>ய</w:t>
+            </w:r>
+            <w:r>
+              <w:rPr>
+                <w:rFonts w:ascii="BRH Tamil Tab Extra" w:hAnsi="BRH Tamil Tab Extra" w:cs="Latha"/>
+                <w:b/>
+                <w:sz w:val="32"/>
+                <w:szCs w:val="28"/>
+                <w:lang w:bidi="ta-IN"/>
+              </w:rPr>
+              <w:t>…</w:t>
+            </w:r>
+            <w:r>
+              <w:rPr>
+                <w:rFonts w:ascii="Latha" w:hAnsi="Latha" w:cs="Latha"/>
+                <w:sz w:val="28"/>
+                <w:szCs w:val="28"/>
+                <w:cs/>
+                <w:lang w:bidi="ta-IN"/>
+              </w:rPr>
+              <w:t>மவ</w:t>
+            </w:r>
+            <w:r>
+              <w:rPr>
+                <w:rFonts w:ascii="BRH Tamil Tab Extra" w:hAnsi="BRH Tamil Tab Extra" w:cs="Latha"/>
+                <w:b/>
+                <w:sz w:val="36"/>
+                <w:szCs w:val="28"/>
+                <w:lang w:bidi="ta-IN"/>
+              </w:rPr>
+              <w:t>†</w:t>
+            </w:r>
+            <w:r>
+              <w:rPr>
+                <w:rFonts w:ascii="Latha" w:hAnsi="Latha" w:cs="Latha"/>
+                <w:sz w:val="28"/>
+                <w:szCs w:val="28"/>
+                <w:lang w:bidi="ta-IN"/>
+              </w:rPr>
+              <w:t xml:space="preserve"> |</w:t>
+            </w:r>
+          </w:p>
+        </w:tc>
+      </w:tr>
+      <w:tr>
+        <w:trPr>
+          <w:trHeight w:val="680"/>
+        </w:trPr>
+        <w:tc>
+          <w:tcPr>
+            <w:tcW w:w="3877" w:type="dxa"/>
+          </w:tcPr>
+          <w:p>
+            <w:pPr>
+              <w:widowControl w:val="0"/>
+              <w:tabs>
+                <w:tab w:val="left" w:pos="993"/>
+              </w:tabs>
+              <w:autoSpaceDE w:val="0"/>
+              <w:autoSpaceDN w:val="0"/>
+              <w:adjustRightInd w:val="0"/>
+              <w:spacing w:before="0" w:line="252" w:lineRule="auto"/>
+              <w:ind w:right="297"/>
+              <w:rPr>
+                <w:rFonts w:cs="Arial"/>
+                <w:b/>
+                <w:sz w:val="28"/>
+                <w:szCs w:val="28"/>
+              </w:rPr>
+            </w:pPr>
+            <w:r>
+              <w:rPr>
+                <w:rFonts w:cs="Arial"/>
+                <w:b/>
+                <w:sz w:val="28"/>
+                <w:szCs w:val="28"/>
+              </w:rPr>
+              <w:t>T.S.7.4.</w:t>
+            </w:r>
+            <w:r>
+              <w:rPr>
+                <w:rFonts w:cs="Arial"/>
+                <w:b/>
+                <w:sz w:val="28"/>
+                <w:szCs w:val="28"/>
+              </w:rPr>
+              <w:t>17</w:t>
+            </w:r>
+            <w:r>
+              <w:rPr>
+                <w:rFonts w:cs="Arial"/>
+                <w:b/>
+                <w:sz w:val="28"/>
+                <w:szCs w:val="28"/>
+              </w:rPr>
+              <w:t>.</w:t>
+            </w:r>
+            <w:r>
+              <w:rPr>
+                <w:rFonts w:cs="Arial"/>
+                <w:b/>
+                <w:sz w:val="28"/>
+                <w:szCs w:val="28"/>
+              </w:rPr>
+              <w:t>2</w:t>
+            </w:r>
+            <w:r>
+              <w:rPr>
+                <w:rFonts w:cs="Arial"/>
+                <w:b/>
+                <w:sz w:val="28"/>
+                <w:szCs w:val="28"/>
+              </w:rPr>
+              <w:t xml:space="preserve"> – Kramam</w:t>
+            </w:r>
+          </w:p>
+          <w:p>
+            <w:pPr>
+              <w:widowControl w:val="0"/>
+              <w:tabs>
+                <w:tab w:val="left" w:pos="993"/>
+              </w:tabs>
+              <w:autoSpaceDE w:val="0"/>
+              <w:autoSpaceDN w:val="0"/>
+              <w:adjustRightInd w:val="0"/>
+              <w:spacing w:before="0" w:line="252" w:lineRule="auto"/>
+              <w:ind w:right="297"/>
+              <w:rPr>
+                <w:rFonts w:cs="Arial"/>
+                <w:b/>
+                <w:sz w:val="28"/>
+                <w:szCs w:val="28"/>
+              </w:rPr>
+            </w:pPr>
+            <w:r>
+              <w:rPr>
+                <w:rFonts w:cs="Arial"/>
+                <w:b/>
+                <w:sz w:val="28"/>
+                <w:szCs w:val="28"/>
+              </w:rPr>
+              <w:t xml:space="preserve">Krama Vaakyam No.– </w:t>
+            </w:r>
+            <w:r>
+              <w:rPr>
+                <w:rFonts w:cs="Arial"/>
+                <w:b/>
+                <w:sz w:val="28"/>
+                <w:szCs w:val="28"/>
+              </w:rPr>
+              <w:t>42</w:t>
+            </w:r>
+          </w:p>
+          <w:p>
+            <w:pPr>
+              <w:widowControl w:val="0"/>
+              <w:tabs>
+                <w:tab w:val="left" w:pos="993"/>
+              </w:tabs>
+              <w:autoSpaceDE w:val="0"/>
+              <w:autoSpaceDN w:val="0"/>
+              <w:adjustRightInd w:val="0"/>
+              <w:spacing w:before="0" w:line="252" w:lineRule="auto"/>
+              <w:ind w:right="297"/>
+              <w:rPr>
+                <w:rFonts w:cs="Arial"/>
+                <w:b/>
+                <w:sz w:val="28"/>
+                <w:szCs w:val="28"/>
+              </w:rPr>
+            </w:pPr>
+            <w:r>
+              <w:rPr>
+                <w:rFonts w:cs="Arial"/>
+                <w:b/>
+                <w:sz w:val="28"/>
+                <w:szCs w:val="28"/>
+              </w:rPr>
+              <w:t xml:space="preserve">Panchaati No. - </w:t>
+            </w:r>
+            <w:r>
+              <w:rPr>
+                <w:rFonts w:cs="Arial"/>
+                <w:b/>
+                <w:sz w:val="28"/>
+                <w:szCs w:val="28"/>
+              </w:rPr>
+              <w:t>44</w:t>
+            </w:r>
+          </w:p>
+        </w:tc>
+        <w:tc>
+          <w:tcPr>
+            <w:tcW w:w="4738" w:type="dxa"/>
+          </w:tcPr>
+          <w:p>
+            <w:pPr>
+              <w:widowControl w:val="0"/>
+              <w:autoSpaceDE w:val="0"/>
+              <w:autoSpaceDN w:val="0"/>
+              <w:adjustRightInd w:val="0"/>
+              <w:spacing w:before="0" w:line="264" w:lineRule="auto"/>
+              <w:rPr>
+                <w:rFonts w:ascii="Latha" w:hAnsi="Latha" w:cs="Latha"/>
+                <w:sz w:val="28"/>
+                <w:szCs w:val="28"/>
+                <w:cs/>
+                <w:lang w:bidi="ta-IN"/>
+              </w:rPr>
+            </w:pPr>
+            <w:r>
+              <w:rPr>
+                <w:rFonts w:ascii="BRH Devanagari Extra" w:hAnsi="BRH Devanagari Extra" w:cs="BRH Devanagari Extra"/>
+                <w:color w:val="000000"/>
+                <w:sz w:val="40"/>
+                <w:szCs w:val="40"/>
+                <w:lang w:bidi="ml-IN"/>
+              </w:rPr>
+              <w:t>qÉ</w:t>
+            </w:r>
+            <w:r>
+              <w:rPr>
+                <w:rFonts w:ascii="BRH Malayalam Extra" w:hAnsi="BRH Malayalam Extra" w:cs="BRH Devanagari Extra"/>
+                <w:b/>
+                <w:color w:val="000000"/>
+                <w:sz w:val="32"/>
+                <w:szCs w:val="40"/>
+                <w:lang w:bidi="ml-IN"/>
+              </w:rPr>
+              <w:t>–</w:t>
+            </w:r>
+            <w:proofErr w:type="spellStart"/>
+            <w:r>
+              <w:rPr>
+                <w:rFonts w:ascii="BRH Devanagari Extra" w:hAnsi="BRH Devanagari Extra" w:cs="BRH Devanagari Extra"/>
+                <w:color w:val="000000"/>
+                <w:sz w:val="40"/>
+                <w:szCs w:val="40"/>
+                <w:lang w:bidi="ml-IN"/>
+              </w:rPr>
+              <w:t>WûÏqÉÑþ</w:t>
+            </w:r>
+            <w:proofErr w:type="spellEnd"/>
+            <w:r>
+              <w:rPr>
+                <w:rFonts w:ascii="BRH Devanagari Extra" w:hAnsi="BRH Devanagari Extra" w:cs="BRH Devanagari Extra"/>
+                <w:color w:val="000000"/>
+                <w:sz w:val="40"/>
+                <w:szCs w:val="40"/>
+                <w:lang w:bidi="ml-IN"/>
+              </w:rPr>
+              <w:t xml:space="preserve"> | E</w:t>
+            </w:r>
+            <w:r>
+              <w:rPr>
+                <w:rFonts w:ascii="BRH Malayalam Extra" w:hAnsi="BRH Malayalam Extra" w:cs="BRH Malayalam Extra"/>
+                <w:b/>
+                <w:color w:val="000000"/>
+                <w:sz w:val="32"/>
+                <w:szCs w:val="40"/>
+              </w:rPr>
+              <w:t>–</w:t>
+            </w:r>
+            <w:r>
+              <w:rPr>
+                <w:rFonts w:ascii="BRH Malayalam Extra" w:hAnsi="BRH Malayalam Extra" w:cs="BRH Malayalam Extra"/>
+                <w:b/>
+                <w:color w:val="000000"/>
+                <w:sz w:val="32"/>
+                <w:szCs w:val="40"/>
+              </w:rPr>
+              <w:t xml:space="preserve"> </w:t>
+            </w:r>
+            <w:proofErr w:type="spellStart"/>
+            <w:r>
+              <w:rPr>
+                <w:rFonts w:ascii="BRH Devanagari Extra" w:hAnsi="BRH Devanagari Extra" w:cs="BRH Devanagari Extra"/>
+                <w:color w:val="000000"/>
+                <w:sz w:val="40"/>
+                <w:szCs w:val="40"/>
+                <w:lang w:bidi="ml-IN"/>
+              </w:rPr>
+              <w:t>wÉÑ</w:t>
+            </w:r>
+            <w:proofErr w:type="spellEnd"/>
+            <w:r>
+              <w:rPr>
+                <w:rFonts w:ascii="BRH Devanagari Extra" w:hAnsi="BRH Devanagari Extra" w:cs="BRH Devanagari Extra"/>
+                <w:color w:val="000000"/>
+                <w:sz w:val="40"/>
+                <w:szCs w:val="40"/>
+                <w:lang w:bidi="ml-IN"/>
+              </w:rPr>
+              <w:t xml:space="preserve"> |</w:t>
+            </w:r>
+          </w:p>
+        </w:tc>
+        <w:tc>
+          <w:tcPr>
+            <w:tcW w:w="5355" w:type="dxa"/>
+          </w:tcPr>
+          <w:p>
+            <w:pPr>
+              <w:widowControl w:val="0"/>
+              <w:autoSpaceDE w:val="0"/>
+              <w:autoSpaceDN w:val="0"/>
+              <w:adjustRightInd w:val="0"/>
+              <w:spacing w:before="0" w:line="264" w:lineRule="auto"/>
+              <w:rPr>
+                <w:rFonts w:ascii="Latha" w:hAnsi="Latha" w:cs="Latha"/>
+                <w:sz w:val="28"/>
+                <w:szCs w:val="28"/>
+                <w:cs/>
+                <w:lang w:bidi="ta-IN"/>
+              </w:rPr>
+            </w:pPr>
+            <w:r>
+              <w:rPr>
+                <w:rFonts w:ascii="Latha" w:hAnsi="Latha" w:cs="Latha"/>
+                <w:sz w:val="28"/>
+                <w:szCs w:val="28"/>
+                <w:cs/>
+                <w:lang w:bidi="ta-IN"/>
+              </w:rPr>
+              <w:t>ம</w:t>
+            </w:r>
+            <w:r>
+              <w:rPr>
+                <w:rFonts w:ascii="BRH Tamil Tab Extra" w:hAnsi="BRH Tamil Tab Extra" w:cs="Latha"/>
+                <w:b/>
+                <w:sz w:val="32"/>
+                <w:szCs w:val="28"/>
+                <w:lang w:bidi="ta-IN"/>
+              </w:rPr>
+              <w:t>…</w:t>
+            </w:r>
+            <w:r>
+              <w:rPr>
+                <w:rFonts w:ascii="Latha" w:hAnsi="Latha" w:cs="Latha"/>
+                <w:sz w:val="28"/>
+                <w:szCs w:val="28"/>
+                <w:cs/>
+                <w:lang w:bidi="ta-IN"/>
+              </w:rPr>
+              <w:t>ஹீமு</w:t>
+            </w:r>
+            <w:r>
+              <w:rPr>
+                <w:rFonts w:ascii="BRH Tamil Tab Extra" w:hAnsi="BRH Tamil Tab Extra" w:cs="Latha"/>
+                <w:b/>
+                <w:sz w:val="36"/>
+                <w:szCs w:val="28"/>
+                <w:lang w:bidi="ta-IN"/>
+              </w:rPr>
+              <w:t>†</w:t>
+            </w:r>
+            <w:r>
+              <w:rPr>
+                <w:rFonts w:ascii="Latha" w:hAnsi="Latha" w:cs="Latha"/>
+                <w:sz w:val="28"/>
+                <w:szCs w:val="28"/>
+                <w:lang w:bidi="ta-IN"/>
+              </w:rPr>
+              <w:t xml:space="preserve"> | </w:t>
+            </w:r>
+            <w:r>
+              <w:rPr>
+                <w:rFonts w:ascii="Latha" w:hAnsi="Latha" w:cs="Latha" w:hint="cs"/>
+                <w:sz w:val="28"/>
+                <w:szCs w:val="28"/>
+                <w:highlight w:val="green"/>
+                <w:cs/>
+                <w:lang w:bidi="ta-IN"/>
+              </w:rPr>
+              <w:t>ஊ</w:t>
+            </w:r>
+            <w:r>
+              <w:rPr>
+                <w:rFonts w:ascii="BRH Tamil Tab Extra" w:hAnsi="BRH Tamil Tab Extra" w:cs="Latha"/>
+                <w:b/>
+                <w:sz w:val="32"/>
+                <w:szCs w:val="28"/>
+                <w:highlight w:val="green"/>
+                <w:lang w:bidi="ta-IN"/>
+              </w:rPr>
+              <w:t xml:space="preserve">… </w:t>
+            </w:r>
+            <w:r>
+              <w:rPr>
+                <w:rFonts w:ascii="Latha" w:hAnsi="Latha" w:cs="Latha"/>
+                <w:sz w:val="28"/>
+                <w:szCs w:val="28"/>
+                <w:highlight w:val="green"/>
+                <w:cs/>
+                <w:lang w:bidi="ta-IN"/>
+              </w:rPr>
+              <w:t>ஷு</w:t>
+            </w:r>
+            <w:r>
+              <w:rPr>
+                <w:rFonts w:ascii="Latha" w:hAnsi="Latha" w:cs="Latha"/>
+                <w:sz w:val="28"/>
+                <w:szCs w:val="28"/>
+                <w:lang w:bidi="ta-IN"/>
+              </w:rPr>
+              <w:t xml:space="preserve"> |</w:t>
+            </w:r>
+          </w:p>
+        </w:tc>
+      </w:tr>
+    </w:tbl>
+    <w:p>
+      <w:pPr>
+        <w:pBdr>
+          <w:bottom w:val="double" w:sz="6" w:space="1" w:color="auto"/>
+        </w:pBdr>
+        <w:jc w:val="center"/>
+        <w:rPr>
+          <w:b/>
+          <w:bCs/>
+          <w:sz w:val="32"/>
+          <w:szCs w:val="32"/>
+          <w:u w:val="single"/>
+        </w:rPr>
+      </w:pPr>
+    </w:p>
+    <w:p>
+      <w:pPr>
+        <w:jc w:val="center"/>
+        <w:rPr>
+          <w:b/>
+          <w:bCs/>
+          <w:sz w:val="32"/>
+          <w:szCs w:val="32"/>
+          <w:u w:val="single"/>
+        </w:rPr>
+      </w:pPr>
+    </w:p>
     <w:p>
       <w:pPr>
         <w:jc w:val="center"/>
@@ -21,6 +2554,7 @@
           <w:szCs w:val="32"/>
           <w:u w:val="single"/>
         </w:rPr>
+        <w:lastRenderedPageBreak/>
         <w:t xml:space="preserve">TS </w:t>
       </w:r>
       <w:r>
@@ -322,6 +2856,9 @@
     </w:tbl>
     <w:p>
       <w:pPr>
+        <w:pBdr>
+          <w:bottom w:val="double" w:sz="6" w:space="1" w:color="auto"/>
+        </w:pBdr>
         <w:jc w:val="center"/>
         <w:rPr>
           <w:b/>
@@ -331,16 +2868,6 @@
           <w:u w:val="single"/>
         </w:rPr>
       </w:pPr>
-      <w:r>
-        <w:rPr>
-          <w:b/>
-          <w:bCs/>
-          <w:sz w:val="32"/>
-          <w:szCs w:val="32"/>
-          <w:u w:val="single"/>
-        </w:rPr>
-        <w:t>==============</w:t>
-      </w:r>
     </w:p>
     <w:p>
       <w:pPr>
@@ -509,12 +3036,16 @@
               <w:spacing w:before="0" w:line="240" w:lineRule="auto"/>
               <w:jc w:val="center"/>
               <w:rPr>
-                <w:sz w:val="32"/>
-                <w:szCs w:val="32"/>
-              </w:rPr>
-            </w:pPr>
-            <w:r>
-              <w:rPr>
+                <w:b/>
+                <w:bCs/>
+                <w:sz w:val="32"/>
+                <w:szCs w:val="32"/>
+              </w:rPr>
+            </w:pPr>
+            <w:r>
+              <w:rPr>
+                <w:b/>
+                <w:bCs/>
                 <w:sz w:val="32"/>
                 <w:szCs w:val="32"/>
               </w:rPr>
@@ -526,12 +3057,16 @@
               <w:spacing w:before="0" w:line="240" w:lineRule="auto"/>
               <w:jc w:val="center"/>
               <w:rPr>
-                <w:sz w:val="32"/>
-                <w:szCs w:val="32"/>
-              </w:rPr>
-            </w:pPr>
-            <w:r>
-              <w:rPr>
+                <w:b/>
+                <w:bCs/>
+                <w:sz w:val="32"/>
+                <w:szCs w:val="32"/>
+              </w:rPr>
+            </w:pPr>
+            <w:r>
+              <w:rPr>
+                <w:b/>
+                <w:bCs/>
                 <w:sz w:val="32"/>
                 <w:szCs w:val="32"/>
               </w:rPr>
@@ -548,12 +3083,16 @@
               <w:spacing w:before="0" w:line="240" w:lineRule="auto"/>
               <w:jc w:val="center"/>
               <w:rPr>
-                <w:sz w:val="32"/>
-                <w:szCs w:val="32"/>
-              </w:rPr>
-            </w:pPr>
-            <w:r>
-              <w:rPr>
+                <w:b/>
+                <w:bCs/>
+                <w:sz w:val="32"/>
+                <w:szCs w:val="32"/>
+              </w:rPr>
+            </w:pPr>
+            <w:r>
+              <w:rPr>
+                <w:b/>
+                <w:bCs/>
                 <w:sz w:val="32"/>
                 <w:szCs w:val="32"/>
               </w:rPr>
@@ -571,12 +3110,16 @@
               <w:ind w:right="-18"/>
               <w:jc w:val="center"/>
               <w:rPr>
-                <w:sz w:val="32"/>
-                <w:szCs w:val="32"/>
-              </w:rPr>
-            </w:pPr>
-            <w:r>
-              <w:rPr>
+                <w:b/>
+                <w:bCs/>
+                <w:sz w:val="32"/>
+                <w:szCs w:val="32"/>
+              </w:rPr>
+            </w:pPr>
+            <w:r>
+              <w:rPr>
+                <w:b/>
+                <w:bCs/>
                 <w:sz w:val="32"/>
                 <w:szCs w:val="32"/>
               </w:rPr>
@@ -750,7 +3293,6 @@
               </w:rPr>
               <w:t>–</w:t>
             </w:r>
-            <w:proofErr w:type="spellStart"/>
             <w:r>
               <w:rPr>
                 <w:rFonts w:ascii="BRH Devanagari Extra" w:hAnsi="BRH Devanagari Extra" w:cs="BRH Devanagari Extra"/>
@@ -761,7 +3303,6 @@
               </w:rPr>
               <w:t>uÉ</w:t>
             </w:r>
-            <w:proofErr w:type="spellEnd"/>
             <w:r>
               <w:rPr>
                 <w:rFonts w:ascii="BRH Malayalam Extra" w:hAnsi="BRH Malayalam Extra" w:cs="BRH Devanagari Extra"/>
@@ -947,7 +3488,6 @@
               </w:rPr>
               <w:t>–</w:t>
             </w:r>
-            <w:proofErr w:type="spellStart"/>
             <w:r>
               <w:rPr>
                 <w:rFonts w:ascii="BRH Devanagari Extra" w:hAnsi="BRH Devanagari Extra" w:cs="BRH Devanagari Extra"/>
@@ -958,7 +3498,6 @@
               </w:rPr>
               <w:t>uÉ</w:t>
             </w:r>
-            <w:proofErr w:type="spellEnd"/>
             <w:r>
               <w:rPr>
                 <w:rFonts w:ascii="BRH Malayalam Extra" w:hAnsi="BRH Malayalam Extra" w:cs="BRH Devanagari Extra"/>
@@ -1230,7 +3769,6 @@
               </w:rPr>
               <w:t>–</w:t>
             </w:r>
-            <w:proofErr w:type="spellStart"/>
             <w:r>
               <w:rPr>
                 <w:rFonts w:ascii="BRH Devanagari Extra" w:hAnsi="BRH Devanagari Extra" w:cs="BRH Devanagari Extra"/>
@@ -1241,7 +3779,6 @@
               </w:rPr>
               <w:t>mÉ</w:t>
             </w:r>
-            <w:proofErr w:type="spellEnd"/>
             <w:r>
               <w:rPr>
                 <w:rFonts w:ascii="BRH Malayalam Extra" w:hAnsi="BRH Malayalam Extra" w:cs="BRH Devanagari Extra"/>
@@ -1340,7 +3877,6 @@
               </w:rPr>
               <w:t>–</w:t>
             </w:r>
-            <w:proofErr w:type="spellStart"/>
             <w:r>
               <w:rPr>
                 <w:rFonts w:ascii="BRH Devanagari Extra" w:hAnsi="BRH Devanagari Extra" w:cs="BRH Devanagari Extra"/>
@@ -1351,7 +3887,6 @@
               </w:rPr>
               <w:t>mÉ</w:t>
             </w:r>
-            <w:proofErr w:type="spellEnd"/>
             <w:r>
               <w:rPr>
                 <w:rFonts w:ascii="BRH Malayalam Extra" w:hAnsi="BRH Malayalam Extra" w:cs="BRH Devanagari Extra"/>
@@ -1466,7 +4001,6 @@
               </w:rPr>
               <w:t>–</w:t>
             </w:r>
-            <w:proofErr w:type="spellStart"/>
             <w:r>
               <w:rPr>
                 <w:rFonts w:ascii="BRH Devanagari Extra" w:hAnsi="BRH Devanagari Extra" w:cs="BRH Devanagari Extra"/>
@@ -1477,7 +4011,6 @@
               </w:rPr>
               <w:t>mÉ</w:t>
             </w:r>
-            <w:proofErr w:type="spellEnd"/>
             <w:r>
               <w:rPr>
                 <w:rFonts w:ascii="BRH Malayalam Extra" w:hAnsi="BRH Malayalam Extra" w:cs="BRH Devanagari Extra"/>
@@ -1576,7 +4109,6 @@
               </w:rPr>
               <w:t>–</w:t>
             </w:r>
-            <w:proofErr w:type="spellStart"/>
             <w:r>
               <w:rPr>
                 <w:rFonts w:ascii="BRH Devanagari Extra" w:hAnsi="BRH Devanagari Extra" w:cs="BRH Devanagari Extra"/>
@@ -1587,7 +4119,6 @@
               </w:rPr>
               <w:t>mÉ</w:t>
             </w:r>
-            <w:proofErr w:type="spellEnd"/>
             <w:r>
               <w:rPr>
                 <w:rFonts w:ascii="BRH Malayalam Extra" w:hAnsi="BRH Malayalam Extra" w:cs="BRH Devanagari Extra"/>
@@ -1844,7 +4375,6 @@
                 <w:lang w:val="en-IN" w:eastAsia="en-IN" w:bidi="ml-IN"/>
               </w:rPr>
             </w:pPr>
-            <w:proofErr w:type="spellStart"/>
             <w:r>
               <w:rPr>
                 <w:rFonts w:ascii="BRH Devanagari Extra" w:hAnsi="BRH Devanagari Extra" w:cs="BRH Devanagari Extra"/>
@@ -1855,7 +4385,6 @@
               </w:rPr>
               <w:t>aÉ</w:t>
             </w:r>
-            <w:proofErr w:type="spellEnd"/>
             <w:r>
               <w:rPr>
                 <w:rFonts w:ascii="BRH Malayalam Extra" w:hAnsi="BRH Malayalam Extra" w:cs="BRH Devanagari Extra"/>
@@ -1946,7 +4475,6 @@
               </w:rPr>
               <w:t>–</w:t>
             </w:r>
-            <w:proofErr w:type="spellStart"/>
             <w:r>
               <w:rPr>
                 <w:rFonts w:ascii="BRH Devanagari Extra" w:hAnsi="BRH Devanagari Extra" w:cs="BRH Devanagari Extra"/>
@@ -1957,7 +4485,6 @@
               </w:rPr>
               <w:t>Uç</w:t>
             </w:r>
-            <w:proofErr w:type="spellEnd"/>
             <w:r>
               <w:rPr>
                 <w:rFonts w:ascii="BRH Devanagari Extra" w:hAnsi="BRH Devanagari Extra" w:cs="BRH Devanagari Extra"/>
@@ -2017,7 +4544,6 @@
                 <w:lang w:val="en-IN" w:eastAsia="en-IN" w:bidi="ml-IN"/>
               </w:rPr>
             </w:pPr>
-            <w:proofErr w:type="spellStart"/>
             <w:r>
               <w:rPr>
                 <w:rFonts w:ascii="BRH Devanagari Extra" w:hAnsi="BRH Devanagari Extra" w:cs="BRH Devanagari Extra"/>
@@ -2028,7 +4554,6 @@
               </w:rPr>
               <w:t>aÉ</w:t>
             </w:r>
-            <w:proofErr w:type="spellEnd"/>
             <w:r>
               <w:rPr>
                 <w:rFonts w:ascii="BRH Malayalam Extra" w:hAnsi="BRH Malayalam Extra" w:cs="BRH Devanagari Extra"/>
@@ -2300,7 +4825,6 @@
                 <w:szCs w:val="40"/>
               </w:rPr>
             </w:pPr>
-            <w:proofErr w:type="spellStart"/>
             <w:r>
               <w:rPr>
                 <w:rFonts w:ascii="BRH Devanagari Extra" w:hAnsi="BRH Devanagari Extra" w:cs="BRH Devanagari Extra"/>
@@ -2311,7 +4835,6 @@
               </w:rPr>
               <w:t>cÉ</w:t>
             </w:r>
-            <w:proofErr w:type="spellEnd"/>
             <w:r>
               <w:rPr>
                 <w:rFonts w:ascii="BRH Malayalam Extra" w:hAnsi="BRH Malayalam Extra" w:cs="BRH Devanagari Extra"/>
@@ -2369,7 +4892,6 @@
               </w:rPr>
               <w:t>–</w:t>
             </w:r>
-            <w:proofErr w:type="spellStart"/>
             <w:r>
               <w:rPr>
                 <w:rFonts w:ascii="BRH Devanagari Extra" w:hAnsi="BRH Devanagari Extra" w:cs="BRH Devanagari Extra"/>
@@ -2380,19 +4902,17 @@
               </w:rPr>
               <w:t>óè</w:t>
             </w:r>
-            <w:proofErr w:type="spellEnd"/>
-            <w:r>
-              <w:rPr>
-                <w:rFonts w:ascii="BRH Malayalam Extra" w:hAnsi="BRH Malayalam Extra" w:cs="BRH Devanagari Extra"/>
-                <w:b/>
-                <w:color w:val="000000"/>
-                <w:sz w:val="32"/>
-                <w:szCs w:val="40"/>
-                <w:lang w:bidi="ml-IN"/>
-              </w:rPr>
-              <w:t>–</w:t>
-            </w:r>
-            <w:proofErr w:type="spellStart"/>
+            <w:r>
+              <w:rPr>
+                <w:rFonts w:ascii="BRH Malayalam Extra" w:hAnsi="BRH Malayalam Extra" w:cs="BRH Devanagari Extra"/>
+                <w:b/>
+                <w:color w:val="000000"/>
+                <w:sz w:val="32"/>
+                <w:szCs w:val="40"/>
+                <w:lang w:bidi="ml-IN"/>
+              </w:rPr>
+              <w:t>–</w:t>
+            </w:r>
             <w:r>
               <w:rPr>
                 <w:rFonts w:ascii="BRH Devanagari Extra" w:hAnsi="BRH Devanagari Extra" w:cs="BRH Devanagari Extra"/>
@@ -2403,7 +4923,6 @@
               </w:rPr>
               <w:t>zÉ</w:t>
             </w:r>
-            <w:proofErr w:type="spellEnd"/>
             <w:r>
               <w:rPr>
                 <w:rFonts w:ascii="BRH Malayalam Extra" w:hAnsi="BRH Malayalam Extra" w:cs="BRH Devanagari Extra"/>
@@ -2574,7 +5093,6 @@
                 <w:lang w:bidi="ml-IN"/>
               </w:rPr>
             </w:pPr>
-            <w:proofErr w:type="spellStart"/>
             <w:r>
               <w:rPr>
                 <w:rFonts w:ascii="BRH Devanagari Extra" w:hAnsi="BRH Devanagari Extra" w:cs="BRH Devanagari Extra"/>
@@ -2585,7 +5103,6 @@
               </w:rPr>
               <w:t>cÉ</w:t>
             </w:r>
-            <w:proofErr w:type="spellEnd"/>
             <w:r>
               <w:rPr>
                 <w:rFonts w:ascii="BRH Malayalam Extra" w:hAnsi="BRH Malayalam Extra" w:cs="BRH Devanagari Extra"/>
@@ -2643,7 +5160,6 @@
               </w:rPr>
               <w:t>–</w:t>
             </w:r>
-            <w:proofErr w:type="spellStart"/>
             <w:r>
               <w:rPr>
                 <w:rFonts w:ascii="BRH Devanagari Extra" w:hAnsi="BRH Devanagari Extra" w:cs="BRH Devanagari Extra"/>
@@ -2654,19 +5170,17 @@
               </w:rPr>
               <w:t>óè</w:t>
             </w:r>
-            <w:proofErr w:type="spellEnd"/>
-            <w:r>
-              <w:rPr>
-                <w:rFonts w:ascii="BRH Malayalam Extra" w:hAnsi="BRH Malayalam Extra" w:cs="BRH Devanagari Extra"/>
-                <w:b/>
-                <w:color w:val="000000"/>
-                <w:sz w:val="32"/>
-                <w:szCs w:val="40"/>
-                <w:lang w:bidi="ml-IN"/>
-              </w:rPr>
-              <w:t>–</w:t>
-            </w:r>
-            <w:proofErr w:type="spellStart"/>
+            <w:r>
+              <w:rPr>
+                <w:rFonts w:ascii="BRH Malayalam Extra" w:hAnsi="BRH Malayalam Extra" w:cs="BRH Devanagari Extra"/>
+                <w:b/>
+                <w:color w:val="000000"/>
+                <w:sz w:val="32"/>
+                <w:szCs w:val="40"/>
+                <w:lang w:bidi="ml-IN"/>
+              </w:rPr>
+              <w:t>–</w:t>
+            </w:r>
             <w:r>
               <w:rPr>
                 <w:rFonts w:ascii="BRH Devanagari Extra" w:hAnsi="BRH Devanagari Extra" w:cs="BRH Devanagari Extra"/>
@@ -2677,7 +5191,6 @@
               </w:rPr>
               <w:t>zÉ</w:t>
             </w:r>
-            <w:proofErr w:type="spellEnd"/>
             <w:r>
               <w:rPr>
                 <w:rFonts w:ascii="BRH Malayalam Extra" w:hAnsi="BRH Malayalam Extra" w:cs="BRH Devanagari Extra"/>
@@ -4409,7 +6922,6 @@
               </w:rPr>
               <w:t>–</w:t>
             </w:r>
-            <w:proofErr w:type="spellStart"/>
             <w:r>
               <w:rPr>
                 <w:rFonts w:ascii="BRH Devanagari Extra" w:hAnsi="BRH Devanagari Extra" w:cs="BRH Devanagari Extra"/>
@@ -4420,7 +6932,6 @@
               </w:rPr>
               <w:t>uÉ</w:t>
             </w:r>
-            <w:proofErr w:type="spellEnd"/>
             <w:r>
               <w:rPr>
                 <w:rFonts w:ascii="BRH Malayalam Extra" w:hAnsi="BRH Malayalam Extra" w:cs="BRH Devanagari Extra"/>
@@ -4552,7 +7063,6 @@
               </w:rPr>
               <w:t>–</w:t>
             </w:r>
-            <w:proofErr w:type="spellStart"/>
             <w:r>
               <w:rPr>
                 <w:rFonts w:ascii="BRH Devanagari Extra" w:hAnsi="BRH Devanagari Extra" w:cs="BRH Devanagari Extra"/>
@@ -4563,7 +7073,6 @@
               </w:rPr>
               <w:t>uÉ</w:t>
             </w:r>
-            <w:proofErr w:type="spellEnd"/>
             <w:r>
               <w:rPr>
                 <w:rFonts w:ascii="BRH Malayalam Extra" w:hAnsi="BRH Malayalam Extra" w:cs="BRH Devanagari Extra"/>
@@ -5703,7 +8212,6 @@
               </w:rPr>
               <w:t>–</w:t>
             </w:r>
-            <w:proofErr w:type="spellStart"/>
             <w:r>
               <w:rPr>
                 <w:rFonts w:ascii="BRH Devanagari Extra" w:hAnsi="BRH Devanagari Extra" w:cs="BRH Devanagari Extra"/>
@@ -5714,19 +8222,17 @@
               </w:rPr>
               <w:t>óè</w:t>
             </w:r>
-            <w:proofErr w:type="spellEnd"/>
-            <w:r>
-              <w:rPr>
-                <w:rFonts w:ascii="BRH Malayalam Extra" w:hAnsi="BRH Malayalam Extra" w:cs="BRH Devanagari Extra"/>
-                <w:b/>
-                <w:color w:val="000000"/>
-                <w:sz w:val="32"/>
-                <w:szCs w:val="40"/>
-                <w:lang w:bidi="ml-IN"/>
-              </w:rPr>
-              <w:t>–</w:t>
-            </w:r>
-            <w:proofErr w:type="spellStart"/>
+            <w:r>
+              <w:rPr>
+                <w:rFonts w:ascii="BRH Malayalam Extra" w:hAnsi="BRH Malayalam Extra" w:cs="BRH Devanagari Extra"/>
+                <w:b/>
+                <w:color w:val="000000"/>
+                <w:sz w:val="32"/>
+                <w:szCs w:val="40"/>
+                <w:lang w:bidi="ml-IN"/>
+              </w:rPr>
+              <w:t>–</w:t>
+            </w:r>
             <w:r>
               <w:rPr>
                 <w:rFonts w:ascii="BRH Devanagari Extra" w:hAnsi="BRH Devanagari Extra" w:cs="BRH Devanagari Extra"/>
@@ -5737,7 +8243,6 @@
               </w:rPr>
               <w:t>zÉ</w:t>
             </w:r>
-            <w:proofErr w:type="spellEnd"/>
             <w:r>
               <w:rPr>
                 <w:rFonts w:ascii="BRH Malayalam Extra" w:hAnsi="BRH Malayalam Extra" w:cs="BRH Devanagari Extra"/>
@@ -5942,7 +8447,6 @@
               </w:rPr>
               <w:t>–</w:t>
             </w:r>
-            <w:proofErr w:type="spellStart"/>
             <w:r>
               <w:rPr>
                 <w:rFonts w:ascii="BRH Devanagari Extra" w:hAnsi="BRH Devanagari Extra" w:cs="BRH Devanagari Extra"/>
@@ -5953,19 +8457,17 @@
               </w:rPr>
               <w:t>óè</w:t>
             </w:r>
-            <w:proofErr w:type="spellEnd"/>
-            <w:r>
-              <w:rPr>
-                <w:rFonts w:ascii="BRH Malayalam Extra" w:hAnsi="BRH Malayalam Extra" w:cs="BRH Devanagari Extra"/>
-                <w:b/>
-                <w:color w:val="000000"/>
-                <w:sz w:val="32"/>
-                <w:szCs w:val="40"/>
-                <w:lang w:bidi="ml-IN"/>
-              </w:rPr>
-              <w:t>–</w:t>
-            </w:r>
-            <w:proofErr w:type="spellStart"/>
+            <w:r>
+              <w:rPr>
+                <w:rFonts w:ascii="BRH Malayalam Extra" w:hAnsi="BRH Malayalam Extra" w:cs="BRH Devanagari Extra"/>
+                <w:b/>
+                <w:color w:val="000000"/>
+                <w:sz w:val="32"/>
+                <w:szCs w:val="40"/>
+                <w:lang w:bidi="ml-IN"/>
+              </w:rPr>
+              <w:t>–</w:t>
+            </w:r>
             <w:r>
               <w:rPr>
                 <w:rFonts w:ascii="BRH Devanagari Extra" w:hAnsi="BRH Devanagari Extra" w:cs="BRH Devanagari Extra"/>
@@ -5976,7 +8478,6 @@
               </w:rPr>
               <w:t>zÉ</w:t>
             </w:r>
-            <w:proofErr w:type="spellEnd"/>
             <w:r>
               <w:rPr>
                 <w:rFonts w:ascii="BRH Malayalam Extra" w:hAnsi="BRH Malayalam Extra" w:cs="BRH Devanagari Extra"/>
@@ -7162,20 +9663,8 @@
                 <w:szCs w:val="40"/>
                 <w:lang w:bidi="ml-IN"/>
               </w:rPr>
-              <w:t>§</w:t>
-            </w:r>
-            <w:proofErr w:type="spellStart"/>
-            <w:r>
-              <w:rPr>
-                <w:rFonts w:ascii="BRH Devanagari Extra" w:hAnsi="BRH Devanagari Extra" w:cs="BRH Devanagari Extra"/>
-                <w:color w:val="000000"/>
-                <w:sz w:val="40"/>
-                <w:szCs w:val="40"/>
-                <w:lang w:bidi="ml-IN"/>
-              </w:rPr>
-              <w:t>rÉ</w:t>
-            </w:r>
-            <w:proofErr w:type="spellEnd"/>
+              <w:t>§rÉ</w:t>
+            </w:r>
             <w:r>
               <w:rPr>
                 <w:rFonts w:ascii="BRH Malayalam Extra" w:hAnsi="BRH Malayalam Extra" w:cs="BRH Devanagari Extra"/>
@@ -7268,27 +9757,15 @@
               </w:rPr>
               <w:t>–</w:t>
             </w:r>
-            <w:proofErr w:type="spellStart"/>
-            <w:r>
-              <w:rPr>
-                <w:rFonts w:ascii="BRH Devanagari Extra" w:hAnsi="BRH Devanagari Extra" w:cs="BRH Devanagari Extra"/>
-                <w:color w:val="000000"/>
-                <w:sz w:val="40"/>
-                <w:szCs w:val="40"/>
-                <w:lang w:bidi="ml-IN"/>
-              </w:rPr>
-              <w:t>Wû</w:t>
-            </w:r>
-            <w:proofErr w:type="spellEnd"/>
-            <w:r>
-              <w:rPr>
-                <w:rFonts w:ascii="BRH Devanagari Extra" w:hAnsi="BRH Devanagari Extra" w:cs="BRH Devanagari Extra"/>
-                <w:color w:val="000000"/>
-                <w:sz w:val="40"/>
-                <w:szCs w:val="40"/>
-                <w:lang w:bidi="ml-IN"/>
-              </w:rPr>
-              <w:t xml:space="preserve"> </w:t>
+            <w:r>
+              <w:rPr>
+                <w:rFonts w:ascii="BRH Devanagari Extra" w:hAnsi="BRH Devanagari Extra" w:cs="BRH Devanagari Extra"/>
+                <w:color w:val="000000"/>
+                <w:sz w:val="40"/>
+                <w:szCs w:val="40"/>
+                <w:lang w:bidi="ml-IN"/>
+              </w:rPr>
+              <w:t xml:space="preserve">Wû </w:t>
             </w:r>
             <w:proofErr w:type="spellStart"/>
             <w:r>
@@ -7374,20 +9851,8 @@
                 <w:szCs w:val="40"/>
                 <w:lang w:bidi="ml-IN"/>
               </w:rPr>
-              <w:t>§</w:t>
-            </w:r>
-            <w:proofErr w:type="spellStart"/>
-            <w:r>
-              <w:rPr>
-                <w:rFonts w:ascii="BRH Devanagari Extra" w:hAnsi="BRH Devanagari Extra" w:cs="BRH Devanagari Extra"/>
-                <w:color w:val="000000"/>
-                <w:sz w:val="40"/>
-                <w:szCs w:val="40"/>
-                <w:lang w:bidi="ml-IN"/>
-              </w:rPr>
-              <w:t>rÉ</w:t>
-            </w:r>
-            <w:proofErr w:type="spellEnd"/>
+              <w:t>§rÉ</w:t>
+            </w:r>
             <w:r>
               <w:rPr>
                 <w:rFonts w:ascii="BRH Malayalam Extra" w:hAnsi="BRH Malayalam Extra" w:cs="BRH Devanagari Extra"/>
@@ -7467,54 +9932,29 @@
                 <w:highlight w:val="green"/>
                 <w:lang w:bidi="ml-IN"/>
               </w:rPr>
-              <w:t>§</w:t>
-            </w:r>
-            <w:proofErr w:type="spellStart"/>
-            <w:r>
-              <w:rPr>
-                <w:rFonts w:ascii="BRH Devanagari Extra" w:hAnsi="BRH Devanagari Extra" w:cs="BRH Devanagari Extra"/>
-                <w:color w:val="000000"/>
-                <w:sz w:val="40"/>
+              <w:t>§rÉ</w:t>
+            </w:r>
+            <w:r>
+              <w:rPr>
+                <w:rFonts w:ascii="BRH Malayalam Extra" w:hAnsi="BRH Malayalam Extra" w:cs="BRH Devanagari Extra"/>
+                <w:b/>
+                <w:color w:val="000000"/>
+                <w:sz w:val="32"/>
                 <w:szCs w:val="40"/>
                 <w:highlight w:val="green"/>
                 <w:lang w:bidi="ml-IN"/>
               </w:rPr>
-              <w:t>rÉ</w:t>
-            </w:r>
-            <w:proofErr w:type="spellEnd"/>
-            <w:r>
-              <w:rPr>
-                <w:rFonts w:ascii="BRH Malayalam Extra" w:hAnsi="BRH Malayalam Extra" w:cs="BRH Devanagari Extra"/>
-                <w:b/>
-                <w:color w:val="000000"/>
-                <w:sz w:val="32"/>
-                <w:szCs w:val="40"/>
-                <w:highlight w:val="green"/>
-                <w:lang w:bidi="ml-IN"/>
-              </w:rPr>
-              <w:t>–</w:t>
-            </w:r>
-            <w:proofErr w:type="spellStart"/>
-            <w:r>
-              <w:rPr>
-                <w:rFonts w:ascii="BRH Devanagari Extra" w:hAnsi="BRH Devanagari Extra" w:cs="BRH Devanagari Extra"/>
-                <w:color w:val="000000"/>
-                <w:sz w:val="40"/>
-                <w:szCs w:val="40"/>
-                <w:lang w:bidi="ml-IN"/>
-              </w:rPr>
-              <w:t>Wû</w:t>
-            </w:r>
-            <w:proofErr w:type="spellEnd"/>
-            <w:r>
-              <w:rPr>
-                <w:rFonts w:ascii="BRH Devanagari Extra" w:hAnsi="BRH Devanagari Extra" w:cs="BRH Devanagari Extra"/>
-                <w:color w:val="000000"/>
-                <w:sz w:val="40"/>
-                <w:szCs w:val="40"/>
-                <w:lang w:bidi="ml-IN"/>
-              </w:rPr>
-              <w:t xml:space="preserve"> </w:t>
+              <w:t>–</w:t>
+            </w:r>
+            <w:r>
+              <w:rPr>
+                <w:rFonts w:ascii="BRH Devanagari Extra" w:hAnsi="BRH Devanagari Extra" w:cs="BRH Devanagari Extra"/>
+                <w:color w:val="000000"/>
+                <w:sz w:val="40"/>
+                <w:szCs w:val="40"/>
+                <w:lang w:bidi="ml-IN"/>
+              </w:rPr>
+              <w:t xml:space="preserve">Wû </w:t>
             </w:r>
             <w:proofErr w:type="spellStart"/>
             <w:r>
@@ -7695,7 +10135,6 @@
                 <w:szCs w:val="40"/>
               </w:rPr>
             </w:pPr>
-            <w:proofErr w:type="spellStart"/>
             <w:r>
               <w:rPr>
                 <w:rFonts w:ascii="BRH Devanagari Extra" w:hAnsi="BRH Devanagari Extra" w:cs="BRH Devanagari Extra"/>
@@ -7706,7 +10145,6 @@
               </w:rPr>
               <w:t>MüÉ</w:t>
             </w:r>
-            <w:proofErr w:type="spellEnd"/>
             <w:r>
               <w:rPr>
                 <w:rFonts w:ascii="BRH Malayalam Extra" w:hAnsi="BRH Malayalam Extra" w:cs="BRH Devanagari Extra"/>
@@ -7848,7 +10286,6 @@
                 <w:szCs w:val="40"/>
               </w:rPr>
             </w:pPr>
-            <w:proofErr w:type="spellStart"/>
             <w:r>
               <w:rPr>
                 <w:rFonts w:ascii="BRH Devanagari Extra" w:hAnsi="BRH Devanagari Extra" w:cs="BRH Devanagari Extra"/>
@@ -7859,7 +10296,6 @@
               </w:rPr>
               <w:t>MüÉ</w:t>
             </w:r>
-            <w:proofErr w:type="spellEnd"/>
             <w:r>
               <w:rPr>
                 <w:rFonts w:ascii="BRH Malayalam Extra" w:hAnsi="BRH Malayalam Extra" w:cs="BRH Devanagari Extra"/>
@@ -8119,7 +10555,6 @@
                 <w:szCs w:val="40"/>
               </w:rPr>
             </w:pPr>
-            <w:proofErr w:type="spellStart"/>
             <w:r>
               <w:rPr>
                 <w:rFonts w:ascii="BRH Devanagari Extra" w:hAnsi="BRH Devanagari Extra" w:cs="BRH Devanagari Extra"/>
@@ -8130,7 +10565,6 @@
               </w:rPr>
               <w:t>xÉ</w:t>
             </w:r>
-            <w:proofErr w:type="spellEnd"/>
             <w:r>
               <w:rPr>
                 <w:rFonts w:ascii="BRH Malayalam Extra" w:hAnsi="BRH Malayalam Extra" w:cs="BRH Devanagari Extra"/>
@@ -8183,29 +10617,7 @@
                 <w:szCs w:val="40"/>
                 <w:lang w:bidi="ml-IN"/>
               </w:rPr>
-              <w:t xml:space="preserve"> </w:t>
-            </w:r>
-            <w:proofErr w:type="spellStart"/>
-            <w:r>
-              <w:rPr>
-                <w:rFonts w:ascii="BRH Devanagari Extra" w:hAnsi="BRH Devanagari Extra" w:cs="BRH Devanagari Extra"/>
-                <w:color w:val="000000"/>
-                <w:sz w:val="40"/>
-                <w:szCs w:val="40"/>
-                <w:lang w:bidi="ml-IN"/>
-              </w:rPr>
-              <w:t>xÉ</w:t>
-            </w:r>
-            <w:proofErr w:type="spellEnd"/>
-            <w:r>
-              <w:rPr>
-                <w:rFonts w:ascii="BRH Devanagari Extra" w:hAnsi="BRH Devanagari Extra" w:cs="BRH Devanagari Extra"/>
-                <w:color w:val="000000"/>
-                <w:sz w:val="40"/>
-                <w:szCs w:val="40"/>
-                <w:lang w:bidi="ml-IN"/>
-              </w:rPr>
-              <w:t xml:space="preserve"> - </w:t>
+              <w:t xml:space="preserve"> xÉ - </w:t>
             </w:r>
             <w:proofErr w:type="spellStart"/>
             <w:r>
@@ -8248,7 +10660,6 @@
                 <w:szCs w:val="40"/>
               </w:rPr>
             </w:pPr>
-            <w:proofErr w:type="spellStart"/>
             <w:r>
               <w:rPr>
                 <w:rFonts w:ascii="BRH Devanagari Extra" w:hAnsi="BRH Devanagari Extra" w:cs="BRH Devanagari Extra"/>
@@ -8259,7 +10670,6 @@
               </w:rPr>
               <w:t>xÉ</w:t>
             </w:r>
-            <w:proofErr w:type="spellEnd"/>
             <w:r>
               <w:rPr>
                 <w:rFonts w:ascii="BRH Malayalam Extra" w:hAnsi="BRH Malayalam Extra" w:cs="BRH Devanagari Extra"/>
@@ -8312,29 +10722,7 @@
                 <w:szCs w:val="40"/>
                 <w:lang w:bidi="ml-IN"/>
               </w:rPr>
-              <w:t xml:space="preserve"> </w:t>
-            </w:r>
-            <w:proofErr w:type="spellStart"/>
-            <w:r>
-              <w:rPr>
-                <w:rFonts w:ascii="BRH Devanagari Extra" w:hAnsi="BRH Devanagari Extra" w:cs="BRH Devanagari Extra"/>
-                <w:color w:val="000000"/>
-                <w:sz w:val="40"/>
-                <w:szCs w:val="40"/>
-                <w:lang w:bidi="ml-IN"/>
-              </w:rPr>
-              <w:t>xÉ</w:t>
-            </w:r>
-            <w:proofErr w:type="spellEnd"/>
-            <w:r>
-              <w:rPr>
-                <w:rFonts w:ascii="BRH Devanagari Extra" w:hAnsi="BRH Devanagari Extra" w:cs="BRH Devanagari Extra"/>
-                <w:color w:val="000000"/>
-                <w:sz w:val="40"/>
-                <w:szCs w:val="40"/>
-                <w:lang w:bidi="ml-IN"/>
-              </w:rPr>
-              <w:t xml:space="preserve"> - </w:t>
+              <w:t xml:space="preserve"> xÉ - </w:t>
             </w:r>
             <w:proofErr w:type="spellStart"/>
             <w:r>
@@ -8485,7 +10873,6 @@
                 <w:szCs w:val="40"/>
               </w:rPr>
             </w:pPr>
-            <w:proofErr w:type="spellStart"/>
             <w:r>
               <w:rPr>
                 <w:rFonts w:ascii="BRH Devanagari Extra" w:hAnsi="BRH Devanagari Extra" w:cs="BRH Devanagari Extra"/>
@@ -8496,7 +10883,6 @@
               </w:rPr>
               <w:t>uÉ</w:t>
             </w:r>
-            <w:proofErr w:type="spellEnd"/>
             <w:r>
               <w:rPr>
                 <w:rFonts w:ascii="BRH Malayalam Extra" w:hAnsi="BRH Malayalam Extra" w:cs="BRH Devanagari Extra"/>
@@ -8621,7 +11007,6 @@
               </w:rPr>
               <w:t>–</w:t>
             </w:r>
-            <w:proofErr w:type="spellStart"/>
             <w:r>
               <w:rPr>
                 <w:rFonts w:ascii="BRH Devanagari Extra" w:hAnsi="BRH Devanagari Extra" w:cs="BRH Devanagari Extra"/>
@@ -8632,7 +11017,6 @@
               </w:rPr>
               <w:t>Wû</w:t>
             </w:r>
-            <w:proofErr w:type="spellEnd"/>
             <w:r>
               <w:rPr>
                 <w:rFonts w:ascii="BRH Malayalam Extra" w:hAnsi="BRH Malayalam Extra" w:cs="BRH Devanagari Extra"/>
@@ -8719,7 +11103,6 @@
                 <w:szCs w:val="40"/>
               </w:rPr>
             </w:pPr>
-            <w:proofErr w:type="spellStart"/>
             <w:r>
               <w:rPr>
                 <w:rFonts w:ascii="BRH Devanagari Extra" w:hAnsi="BRH Devanagari Extra" w:cs="BRH Devanagari Extra"/>
@@ -8730,7 +11113,6 @@
               </w:rPr>
               <w:t>uÉ</w:t>
             </w:r>
-            <w:proofErr w:type="spellEnd"/>
             <w:r>
               <w:rPr>
                 <w:rFonts w:ascii="BRH Malayalam Extra" w:hAnsi="BRH Malayalam Extra" w:cs="BRH Devanagari Extra"/>
@@ -8865,7 +11247,6 @@
               </w:rPr>
               <w:t>–</w:t>
             </w:r>
-            <w:proofErr w:type="spellStart"/>
             <w:r>
               <w:rPr>
                 <w:rFonts w:ascii="BRH Devanagari Extra" w:hAnsi="BRH Devanagari Extra" w:cs="BRH Devanagari Extra"/>
@@ -8876,7 +11257,6 @@
               </w:rPr>
               <w:t>Wû</w:t>
             </w:r>
-            <w:proofErr w:type="spellEnd"/>
             <w:r>
               <w:rPr>
                 <w:rFonts w:ascii="BRH Malayalam Extra" w:hAnsi="BRH Malayalam Extra" w:cs="BRH Devanagari Extra"/>
@@ -9461,7 +11841,6 @@
               </w:rPr>
               <w:t>–</w:t>
             </w:r>
-            <w:proofErr w:type="spellStart"/>
             <w:r>
               <w:rPr>
                 <w:rFonts w:ascii="BRH Devanagari Extra" w:hAnsi="BRH Devanagari Extra" w:cs="BRH Devanagari Extra"/>
@@ -9472,19 +11851,17 @@
               </w:rPr>
               <w:t>MüÉ</w:t>
             </w:r>
-            <w:proofErr w:type="spellEnd"/>
-            <w:r>
-              <w:rPr>
-                <w:rFonts w:ascii="BRH Malayalam Extra" w:hAnsi="BRH Malayalam Extra" w:cs="BRH Devanagari Extra"/>
-                <w:b/>
-                <w:color w:val="000000"/>
-                <w:sz w:val="40"/>
-                <w:szCs w:val="40"/>
-                <w:lang w:bidi="ml-IN"/>
-              </w:rPr>
-              <w:t>–</w:t>
-            </w:r>
-            <w:proofErr w:type="spellStart"/>
+            <w:r>
+              <w:rPr>
+                <w:rFonts w:ascii="BRH Malayalam Extra" w:hAnsi="BRH Malayalam Extra" w:cs="BRH Devanagari Extra"/>
+                <w:b/>
+                <w:color w:val="000000"/>
+                <w:sz w:val="40"/>
+                <w:szCs w:val="40"/>
+                <w:lang w:bidi="ml-IN"/>
+              </w:rPr>
+              <w:t>–</w:t>
+            </w:r>
             <w:r>
               <w:rPr>
                 <w:rFonts w:ascii="BRH Devanagari Extra" w:hAnsi="BRH Devanagari Extra" w:cs="BRH Devanagari Extra"/>
@@ -9495,19 +11872,17 @@
               </w:rPr>
               <w:t>qÉ</w:t>
             </w:r>
-            <w:proofErr w:type="spellEnd"/>
-            <w:r>
-              <w:rPr>
-                <w:rFonts w:ascii="BRH Malayalam Extra" w:hAnsi="BRH Malayalam Extra" w:cs="BRH Devanagari Extra"/>
-                <w:b/>
-                <w:color w:val="000000"/>
-                <w:sz w:val="40"/>
-                <w:szCs w:val="40"/>
-                <w:lang w:bidi="ml-IN"/>
-              </w:rPr>
-              <w:t>–</w:t>
-            </w:r>
-            <w:proofErr w:type="spellStart"/>
+            <w:r>
+              <w:rPr>
+                <w:rFonts w:ascii="BRH Malayalam Extra" w:hAnsi="BRH Malayalam Extra" w:cs="BRH Devanagari Extra"/>
+                <w:b/>
+                <w:color w:val="000000"/>
+                <w:sz w:val="40"/>
+                <w:szCs w:val="40"/>
+                <w:lang w:bidi="ml-IN"/>
+              </w:rPr>
+              <w:t>–</w:t>
+            </w:r>
             <w:r>
               <w:rPr>
                 <w:rFonts w:ascii="BRH Devanagari Extra" w:hAnsi="BRH Devanagari Extra" w:cs="BRH Devanagari Extra"/>
@@ -9518,7 +11893,6 @@
               </w:rPr>
               <w:t>rÉ</w:t>
             </w:r>
-            <w:proofErr w:type="spellEnd"/>
             <w:r>
               <w:rPr>
                 <w:rFonts w:ascii="BRH Malayalam Extra" w:hAnsi="BRH Malayalam Extra" w:cs="BRH Devanagari Extra"/>
@@ -9586,7 +11960,6 @@
               </w:rPr>
               <w:t>–</w:t>
             </w:r>
-            <w:proofErr w:type="spellStart"/>
             <w:r>
               <w:rPr>
                 <w:rFonts w:ascii="BRH Devanagari Extra" w:hAnsi="BRH Devanagari Extra" w:cs="BRH Devanagari Extra"/>
@@ -9597,7 +11970,6 @@
               </w:rPr>
               <w:t>uÉ</w:t>
             </w:r>
-            <w:proofErr w:type="spellEnd"/>
             <w:r>
               <w:rPr>
                 <w:rFonts w:ascii="BRH Malayalam Extra" w:hAnsi="BRH Malayalam Extra" w:cs="BRH Devanagari Extra"/>
@@ -9665,7 +12037,6 @@
               </w:rPr>
               <w:t>–</w:t>
             </w:r>
-            <w:proofErr w:type="spellStart"/>
             <w:r>
               <w:rPr>
                 <w:rFonts w:ascii="BRH Devanagari Extra" w:hAnsi="BRH Devanagari Extra" w:cs="BRH Devanagari Extra"/>
@@ -9676,7 +12047,6 @@
               </w:rPr>
               <w:t>uÉ</w:t>
             </w:r>
-            <w:proofErr w:type="spellEnd"/>
             <w:r>
               <w:rPr>
                 <w:rFonts w:ascii="BRH Malayalam Extra" w:hAnsi="BRH Malayalam Extra" w:cs="BRH Devanagari Extra"/>
@@ -9722,27 +12092,15 @@
               </w:rPr>
               <w:t>–</w:t>
             </w:r>
-            <w:proofErr w:type="spellStart"/>
-            <w:r>
-              <w:rPr>
-                <w:rFonts w:ascii="BRH Devanagari Extra" w:hAnsi="BRH Devanagari Extra" w:cs="BRH Devanagari Extra"/>
-                <w:color w:val="000000"/>
-                <w:sz w:val="40"/>
-                <w:szCs w:val="40"/>
-                <w:lang w:bidi="ml-IN"/>
-              </w:rPr>
-              <w:t>qÉç</w:t>
-            </w:r>
-            <w:proofErr w:type="spellEnd"/>
-            <w:r>
-              <w:rPr>
-                <w:rFonts w:ascii="BRH Devanagari Extra" w:hAnsi="BRH Devanagari Extra" w:cs="BRH Devanagari Extra"/>
-                <w:color w:val="000000"/>
-                <w:sz w:val="40"/>
-                <w:szCs w:val="40"/>
-                <w:lang w:bidi="ml-IN"/>
-              </w:rPr>
-              <w:t xml:space="preserve"> </w:t>
+            <w:r>
+              <w:rPr>
+                <w:rFonts w:ascii="BRH Devanagari Extra" w:hAnsi="BRH Devanagari Extra" w:cs="BRH Devanagari Extra"/>
+                <w:color w:val="000000"/>
+                <w:sz w:val="40"/>
+                <w:szCs w:val="40"/>
+                <w:lang w:bidi="ml-IN"/>
+              </w:rPr>
+              <w:t xml:space="preserve">qÉç </w:t>
             </w:r>
             <w:proofErr w:type="spellStart"/>
             <w:r>
@@ -9827,7 +12185,6 @@
               </w:rPr>
               <w:t>–</w:t>
             </w:r>
-            <w:proofErr w:type="spellStart"/>
             <w:r>
               <w:rPr>
                 <w:rFonts w:ascii="BRH Devanagari Extra" w:hAnsi="BRH Devanagari Extra" w:cs="BRH Devanagari Extra"/>
@@ -9838,19 +12195,17 @@
               </w:rPr>
               <w:t>MüÉ</w:t>
             </w:r>
-            <w:proofErr w:type="spellEnd"/>
-            <w:r>
-              <w:rPr>
-                <w:rFonts w:ascii="BRH Malayalam Extra" w:hAnsi="BRH Malayalam Extra" w:cs="BRH Devanagari Extra"/>
-                <w:b/>
-                <w:color w:val="000000"/>
-                <w:sz w:val="40"/>
-                <w:szCs w:val="40"/>
-                <w:lang w:bidi="ml-IN"/>
-              </w:rPr>
-              <w:t>–</w:t>
-            </w:r>
-            <w:proofErr w:type="spellStart"/>
+            <w:r>
+              <w:rPr>
+                <w:rFonts w:ascii="BRH Malayalam Extra" w:hAnsi="BRH Malayalam Extra" w:cs="BRH Devanagari Extra"/>
+                <w:b/>
+                <w:color w:val="000000"/>
+                <w:sz w:val="40"/>
+                <w:szCs w:val="40"/>
+                <w:lang w:bidi="ml-IN"/>
+              </w:rPr>
+              <w:t>–</w:t>
+            </w:r>
             <w:r>
               <w:rPr>
                 <w:rFonts w:ascii="BRH Devanagari Extra" w:hAnsi="BRH Devanagari Extra" w:cs="BRH Devanagari Extra"/>
@@ -9861,19 +12216,17 @@
               </w:rPr>
               <w:t>qÉ</w:t>
             </w:r>
-            <w:proofErr w:type="spellEnd"/>
-            <w:r>
-              <w:rPr>
-                <w:rFonts w:ascii="BRH Malayalam Extra" w:hAnsi="BRH Malayalam Extra" w:cs="BRH Devanagari Extra"/>
-                <w:b/>
-                <w:color w:val="000000"/>
-                <w:sz w:val="40"/>
-                <w:szCs w:val="40"/>
-                <w:lang w:bidi="ml-IN"/>
-              </w:rPr>
-              <w:t>–</w:t>
-            </w:r>
-            <w:proofErr w:type="spellStart"/>
+            <w:r>
+              <w:rPr>
+                <w:rFonts w:ascii="BRH Malayalam Extra" w:hAnsi="BRH Malayalam Extra" w:cs="BRH Devanagari Extra"/>
+                <w:b/>
+                <w:color w:val="000000"/>
+                <w:sz w:val="40"/>
+                <w:szCs w:val="40"/>
+                <w:lang w:bidi="ml-IN"/>
+              </w:rPr>
+              <w:t>–</w:t>
+            </w:r>
             <w:r>
               <w:rPr>
                 <w:rFonts w:ascii="BRH Devanagari Extra" w:hAnsi="BRH Devanagari Extra" w:cs="BRH Devanagari Extra"/>
@@ -9884,7 +12237,6 @@
               </w:rPr>
               <w:t>rÉ</w:t>
             </w:r>
-            <w:proofErr w:type="spellEnd"/>
             <w:r>
               <w:rPr>
                 <w:rFonts w:ascii="BRH Malayalam Extra" w:hAnsi="BRH Malayalam Extra" w:cs="BRH Devanagari Extra"/>
@@ -9952,7 +12304,6 @@
               </w:rPr>
               <w:t>–</w:t>
             </w:r>
-            <w:proofErr w:type="spellStart"/>
             <w:r>
               <w:rPr>
                 <w:rFonts w:ascii="BRH Devanagari Extra" w:hAnsi="BRH Devanagari Extra" w:cs="BRH Devanagari Extra"/>
@@ -9963,7 +12314,6 @@
               </w:rPr>
               <w:t>uÉ</w:t>
             </w:r>
-            <w:proofErr w:type="spellEnd"/>
             <w:r>
               <w:rPr>
                 <w:rFonts w:ascii="BRH Malayalam Extra" w:hAnsi="BRH Malayalam Extra" w:cs="BRH Devanagari Extra"/>
@@ -10035,7 +12385,6 @@
               </w:rPr>
               <w:t>–</w:t>
             </w:r>
-            <w:proofErr w:type="spellStart"/>
             <w:r>
               <w:rPr>
                 <w:rFonts w:ascii="BRH Devanagari Extra" w:hAnsi="BRH Devanagari Extra" w:cs="BRH Devanagari Extra"/>
@@ -10046,7 +12395,6 @@
               </w:rPr>
               <w:t>uÉ</w:t>
             </w:r>
-            <w:proofErr w:type="spellEnd"/>
             <w:r>
               <w:rPr>
                 <w:rFonts w:ascii="BRH Malayalam Extra" w:hAnsi="BRH Malayalam Extra" w:cs="BRH Devanagari Extra"/>
@@ -10676,27 +13024,15 @@
               </w:rPr>
               <w:t>–</w:t>
             </w:r>
-            <w:proofErr w:type="spellStart"/>
-            <w:r>
-              <w:rPr>
-                <w:rFonts w:ascii="BRH Devanagari Extra" w:hAnsi="BRH Devanagari Extra" w:cs="BRH Devanagari Extra"/>
-                <w:color w:val="000000"/>
-                <w:sz w:val="40"/>
-                <w:szCs w:val="40"/>
-                <w:lang w:bidi="ml-IN"/>
-              </w:rPr>
-              <w:t>uÉ</w:t>
-            </w:r>
-            <w:proofErr w:type="spellEnd"/>
-            <w:r>
-              <w:rPr>
-                <w:rFonts w:ascii="BRH Devanagari Extra" w:hAnsi="BRH Devanagari Extra" w:cs="BRH Devanagari Extra"/>
-                <w:color w:val="000000"/>
-                <w:sz w:val="40"/>
-                <w:szCs w:val="40"/>
-                <w:lang w:bidi="ml-IN"/>
-              </w:rPr>
-              <w:t xml:space="preserve"> </w:t>
+            <w:r>
+              <w:rPr>
+                <w:rFonts w:ascii="BRH Devanagari Extra" w:hAnsi="BRH Devanagari Extra" w:cs="BRH Devanagari Extra"/>
+                <w:color w:val="000000"/>
+                <w:sz w:val="40"/>
+                <w:szCs w:val="40"/>
+                <w:lang w:bidi="ml-IN"/>
+              </w:rPr>
+              <w:t xml:space="preserve">uÉ </w:t>
             </w:r>
             <w:proofErr w:type="spellStart"/>
             <w:r>
@@ -10812,169 +13148,189 @@
               <w:adjustRightInd w:val="0"/>
               <w:spacing w:before="0" w:line="240" w:lineRule="auto"/>
               <w:rPr>
+                <w:rFonts w:ascii="BRH Devanagari Extra" w:hAnsi="BRH Devanagari Extra" w:cs="BRH Devanagari Extra"/>
+                <w:color w:val="000000"/>
+                <w:sz w:val="40"/>
+                <w:szCs w:val="40"/>
+                <w:lang w:bidi="ml-IN"/>
+              </w:rPr>
+            </w:pPr>
+            <w:r>
+              <w:rPr>
+                <w:rFonts w:ascii="BRH Devanagari Extra" w:hAnsi="BRH Devanagari Extra" w:cs="BRH Devanagari Extra"/>
+                <w:color w:val="000000"/>
+                <w:sz w:val="40"/>
+                <w:szCs w:val="40"/>
+                <w:lang w:bidi="ml-IN"/>
+              </w:rPr>
+              <w:t>L</w:t>
+            </w:r>
+            <w:r>
+              <w:rPr>
+                <w:rFonts w:ascii="BRH Malayalam Extra" w:hAnsi="BRH Malayalam Extra" w:cs="BRH Devanagari Extra"/>
+                <w:b/>
+                <w:color w:val="000000"/>
+                <w:sz w:val="32"/>
+                <w:szCs w:val="40"/>
+                <w:lang w:bidi="ml-IN"/>
+              </w:rPr>
+              <w:t>–</w:t>
+            </w:r>
+            <w:r>
+              <w:rPr>
+                <w:rFonts w:ascii="BRH Devanagari Extra" w:hAnsi="BRH Devanagari Extra" w:cs="BRH Devanagari Extra"/>
+                <w:color w:val="000000"/>
+                <w:sz w:val="40"/>
+                <w:szCs w:val="40"/>
+                <w:lang w:bidi="ml-IN"/>
+              </w:rPr>
+              <w:t xml:space="preserve">uÉ </w:t>
+            </w:r>
+            <w:proofErr w:type="spellStart"/>
+            <w:r>
+              <w:rPr>
+                <w:rFonts w:ascii="BRH Devanagari Extra" w:hAnsi="BRH Devanagari Extra" w:cs="BRH Devanagari Extra"/>
+                <w:color w:val="000000"/>
+                <w:sz w:val="40"/>
+                <w:szCs w:val="40"/>
+                <w:lang w:bidi="ml-IN"/>
+              </w:rPr>
+              <w:t>uÉÏ</w:t>
+            </w:r>
+            <w:proofErr w:type="spellEnd"/>
+            <w:r>
+              <w:rPr>
+                <w:rFonts w:ascii="BRH Malayalam Extra" w:hAnsi="BRH Malayalam Extra" w:cs="BRH Devanagari Extra"/>
+                <w:b/>
+                <w:color w:val="000000"/>
+                <w:sz w:val="32"/>
+                <w:szCs w:val="40"/>
+                <w:lang w:bidi="ml-IN"/>
+              </w:rPr>
+              <w:t>–</w:t>
+            </w:r>
+            <w:proofErr w:type="spellStart"/>
+            <w:r>
+              <w:rPr>
+                <w:rFonts w:ascii="BRH Devanagari Extra" w:hAnsi="BRH Devanagari Extra" w:cs="BRH Devanagari Extra"/>
+                <w:color w:val="000000"/>
+                <w:sz w:val="40"/>
+                <w:szCs w:val="40"/>
+                <w:lang w:bidi="ml-IN"/>
+              </w:rPr>
+              <w:t>rÉïÿqÉç</w:t>
+            </w:r>
+            <w:proofErr w:type="spellEnd"/>
+            <w:r>
+              <w:rPr>
+                <w:rFonts w:ascii="BRH Devanagari Extra" w:hAnsi="BRH Devanagari Extra" w:cs="BRH Devanagari Extra"/>
+                <w:color w:val="000000"/>
+                <w:sz w:val="40"/>
+                <w:szCs w:val="40"/>
+                <w:lang w:bidi="ml-IN"/>
+              </w:rPr>
+              <w:t xml:space="preserve"> | </w:t>
+            </w:r>
+            <w:proofErr w:type="spellStart"/>
+            <w:r>
+              <w:rPr>
+                <w:rFonts w:ascii="BRH Devanagari Extra" w:hAnsi="BRH Devanagari Extra" w:cs="BRH Devanagari Extra"/>
+                <w:color w:val="000000"/>
+                <w:sz w:val="40"/>
+                <w:szCs w:val="40"/>
+                <w:highlight w:val="green"/>
+                <w:lang w:bidi="ml-IN"/>
+              </w:rPr>
+              <w:t>uÉÏ</w:t>
+            </w:r>
+            <w:proofErr w:type="spellEnd"/>
+            <w:r>
+              <w:rPr>
+                <w:rFonts w:ascii="BRH Malayalam Extra" w:hAnsi="BRH Malayalam Extra" w:cs="BRH Devanagari Extra"/>
+                <w:b/>
+                <w:color w:val="000000"/>
+                <w:sz w:val="32"/>
+                <w:szCs w:val="40"/>
+                <w:highlight w:val="green"/>
+                <w:lang w:bidi="ml-IN"/>
+              </w:rPr>
+              <w:t>–</w:t>
+            </w:r>
+            <w:proofErr w:type="spellStart"/>
+            <w:r>
+              <w:rPr>
+                <w:rFonts w:ascii="BRH Devanagari Extra" w:hAnsi="BRH Devanagari Extra" w:cs="BRH Devanagari Extra"/>
+                <w:color w:val="000000"/>
+                <w:sz w:val="40"/>
+                <w:szCs w:val="40"/>
+                <w:lang w:bidi="ml-IN"/>
+              </w:rPr>
+              <w:t>rÉïþqÉç</w:t>
+            </w:r>
+            <w:proofErr w:type="spellEnd"/>
+            <w:r>
+              <w:rPr>
+                <w:rFonts w:ascii="BRH Devanagari Extra" w:hAnsi="BRH Devanagari Extra" w:cs="BRH Devanagari Extra"/>
+                <w:color w:val="000000"/>
+                <w:sz w:val="40"/>
+                <w:szCs w:val="40"/>
+                <w:lang w:bidi="ml-IN"/>
+              </w:rPr>
+              <w:t xml:space="preserve"> </w:t>
+            </w:r>
+            <w:proofErr w:type="spellStart"/>
+            <w:r>
+              <w:rPr>
+                <w:rFonts w:ascii="BRH Devanagari Extra" w:hAnsi="BRH Devanagari Extra" w:cs="BRH Devanagari Extra"/>
+                <w:color w:val="000000"/>
+                <w:sz w:val="40"/>
+                <w:szCs w:val="40"/>
+                <w:lang w:bidi="ml-IN"/>
+              </w:rPr>
+              <w:t>SkÉÌiÉ</w:t>
+            </w:r>
+            <w:proofErr w:type="spellEnd"/>
+            <w:r>
+              <w:rPr>
+                <w:rFonts w:ascii="BRH Devanagari Extra" w:hAnsi="BRH Devanagari Extra" w:cs="BRH Devanagari Extra"/>
+                <w:color w:val="000000"/>
+                <w:sz w:val="40"/>
+                <w:szCs w:val="40"/>
+                <w:lang w:bidi="ml-IN"/>
+              </w:rPr>
+              <w:t xml:space="preserve"> |</w:t>
+            </w:r>
+          </w:p>
+          <w:p>
+            <w:pPr>
+              <w:widowControl w:val="0"/>
+              <w:autoSpaceDE w:val="0"/>
+              <w:autoSpaceDN w:val="0"/>
+              <w:adjustRightInd w:val="0"/>
+              <w:spacing w:before="0" w:line="240" w:lineRule="auto"/>
+              <w:rPr>
+                <w:rFonts w:ascii="BRH Devanagari Extra" w:hAnsi="BRH Devanagari Extra" w:cs="BRH Devanagari Extra"/>
+                <w:color w:val="000000"/>
+                <w:sz w:val="40"/>
+                <w:szCs w:val="40"/>
+                <w:lang w:bidi="ml-IN"/>
+              </w:rPr>
+            </w:pPr>
+          </w:p>
+          <w:p>
+            <w:pPr>
+              <w:widowControl w:val="0"/>
+              <w:autoSpaceDE w:val="0"/>
+              <w:autoSpaceDN w:val="0"/>
+              <w:adjustRightInd w:val="0"/>
+              <w:spacing w:before="0" w:line="240" w:lineRule="auto"/>
+              <w:rPr>
                 <w:rFonts w:ascii="BRH Malayalam Extra" w:hAnsi="BRH Malayalam Extra" w:cs="BRH Malayalam Extra"/>
                 <w:color w:val="000000"/>
                 <w:sz w:val="40"/>
                 <w:szCs w:val="40"/>
               </w:rPr>
             </w:pPr>
-            <w:r>
-              <w:rPr>
-                <w:rFonts w:ascii="BRH Devanagari Extra" w:hAnsi="BRH Devanagari Extra" w:cs="BRH Devanagari Extra"/>
-                <w:color w:val="000000"/>
-                <w:sz w:val="40"/>
-                <w:szCs w:val="40"/>
-                <w:lang w:bidi="ml-IN"/>
-              </w:rPr>
-              <w:t>L</w:t>
-            </w:r>
-            <w:r>
-              <w:rPr>
-                <w:rFonts w:ascii="BRH Malayalam Extra" w:hAnsi="BRH Malayalam Extra" w:cs="BRH Devanagari Extra"/>
-                <w:b/>
-                <w:color w:val="000000"/>
-                <w:sz w:val="32"/>
-                <w:szCs w:val="40"/>
-                <w:lang w:bidi="ml-IN"/>
-              </w:rPr>
-              <w:t>–</w:t>
-            </w:r>
-            <w:proofErr w:type="spellStart"/>
-            <w:r>
-              <w:rPr>
-                <w:rFonts w:ascii="BRH Devanagari Extra" w:hAnsi="BRH Devanagari Extra" w:cs="BRH Devanagari Extra"/>
-                <w:color w:val="000000"/>
-                <w:sz w:val="40"/>
-                <w:szCs w:val="40"/>
-                <w:lang w:bidi="ml-IN"/>
-              </w:rPr>
-              <w:t>uÉ</w:t>
-            </w:r>
-            <w:proofErr w:type="spellEnd"/>
-            <w:r>
-              <w:rPr>
-                <w:rFonts w:ascii="BRH Devanagari Extra" w:hAnsi="BRH Devanagari Extra" w:cs="BRH Devanagari Extra"/>
-                <w:color w:val="000000"/>
-                <w:sz w:val="40"/>
-                <w:szCs w:val="40"/>
-                <w:lang w:bidi="ml-IN"/>
-              </w:rPr>
-              <w:t xml:space="preserve"> </w:t>
-            </w:r>
-            <w:proofErr w:type="spellStart"/>
-            <w:r>
-              <w:rPr>
-                <w:rFonts w:ascii="BRH Devanagari Extra" w:hAnsi="BRH Devanagari Extra" w:cs="BRH Devanagari Extra"/>
-                <w:color w:val="000000"/>
-                <w:sz w:val="40"/>
-                <w:szCs w:val="40"/>
-                <w:lang w:bidi="ml-IN"/>
-              </w:rPr>
-              <w:t>uÉÏ</w:t>
-            </w:r>
-            <w:proofErr w:type="spellEnd"/>
-            <w:r>
-              <w:rPr>
-                <w:rFonts w:ascii="BRH Malayalam Extra" w:hAnsi="BRH Malayalam Extra" w:cs="BRH Devanagari Extra"/>
-                <w:b/>
-                <w:color w:val="000000"/>
-                <w:sz w:val="32"/>
-                <w:szCs w:val="40"/>
-                <w:lang w:bidi="ml-IN"/>
-              </w:rPr>
-              <w:t>–</w:t>
-            </w:r>
-            <w:proofErr w:type="spellStart"/>
-            <w:r>
-              <w:rPr>
-                <w:rFonts w:ascii="BRH Devanagari Extra" w:hAnsi="BRH Devanagari Extra" w:cs="BRH Devanagari Extra"/>
-                <w:color w:val="000000"/>
-                <w:sz w:val="40"/>
-                <w:szCs w:val="40"/>
-                <w:lang w:bidi="ml-IN"/>
-              </w:rPr>
-              <w:t>rÉïÿqÉç</w:t>
-            </w:r>
-            <w:proofErr w:type="spellEnd"/>
-            <w:r>
-              <w:rPr>
-                <w:rFonts w:ascii="BRH Devanagari Extra" w:hAnsi="BRH Devanagari Extra" w:cs="BRH Devanagari Extra"/>
-                <w:color w:val="000000"/>
-                <w:sz w:val="40"/>
-                <w:szCs w:val="40"/>
-                <w:lang w:bidi="ml-IN"/>
-              </w:rPr>
-              <w:t xml:space="preserve"> | </w:t>
-            </w:r>
-            <w:proofErr w:type="spellStart"/>
-            <w:r>
-              <w:rPr>
-                <w:rFonts w:ascii="BRH Devanagari Extra" w:hAnsi="BRH Devanagari Extra" w:cs="BRH Devanagari Extra"/>
-                <w:color w:val="000000"/>
-                <w:sz w:val="40"/>
-                <w:szCs w:val="40"/>
-                <w:highlight w:val="green"/>
-                <w:lang w:bidi="ml-IN"/>
-              </w:rPr>
-              <w:t>uÉÏ</w:t>
-            </w:r>
-            <w:proofErr w:type="spellEnd"/>
-            <w:r>
-              <w:rPr>
-                <w:rFonts w:ascii="BRH Malayalam Extra" w:hAnsi="BRH Malayalam Extra" w:cs="BRH Devanagari Extra"/>
-                <w:b/>
-                <w:color w:val="000000"/>
-                <w:sz w:val="32"/>
-                <w:szCs w:val="40"/>
-                <w:highlight w:val="green"/>
-                <w:lang w:bidi="ml-IN"/>
-              </w:rPr>
-              <w:t>–</w:t>
-            </w:r>
-            <w:proofErr w:type="spellStart"/>
-            <w:r>
-              <w:rPr>
-                <w:rFonts w:ascii="BRH Devanagari Extra" w:hAnsi="BRH Devanagari Extra" w:cs="BRH Devanagari Extra"/>
-                <w:color w:val="000000"/>
-                <w:sz w:val="40"/>
-                <w:szCs w:val="40"/>
-                <w:lang w:bidi="ml-IN"/>
-              </w:rPr>
-              <w:t>rÉïþqÉç</w:t>
-            </w:r>
-            <w:proofErr w:type="spellEnd"/>
-            <w:r>
-              <w:rPr>
-                <w:rFonts w:ascii="BRH Devanagari Extra" w:hAnsi="BRH Devanagari Extra" w:cs="BRH Devanagari Extra"/>
-                <w:color w:val="000000"/>
-                <w:sz w:val="40"/>
-                <w:szCs w:val="40"/>
-                <w:lang w:bidi="ml-IN"/>
-              </w:rPr>
-              <w:t xml:space="preserve"> </w:t>
-            </w:r>
-            <w:proofErr w:type="spellStart"/>
-            <w:r>
-              <w:rPr>
-                <w:rFonts w:ascii="BRH Devanagari Extra" w:hAnsi="BRH Devanagari Extra" w:cs="BRH Devanagari Extra"/>
-                <w:color w:val="000000"/>
-                <w:sz w:val="40"/>
-                <w:szCs w:val="40"/>
-                <w:lang w:bidi="ml-IN"/>
-              </w:rPr>
-              <w:t>SkÉÌiÉ</w:t>
-            </w:r>
-            <w:proofErr w:type="spellEnd"/>
-            <w:r>
-              <w:rPr>
-                <w:rFonts w:ascii="BRH Devanagari Extra" w:hAnsi="BRH Devanagari Extra" w:cs="BRH Devanagari Extra"/>
-                <w:color w:val="000000"/>
-                <w:sz w:val="40"/>
-                <w:szCs w:val="40"/>
-                <w:lang w:bidi="ml-IN"/>
-              </w:rPr>
-              <w:t xml:space="preserve"> |</w:t>
-            </w:r>
           </w:p>
         </w:tc>
       </w:tr>
@@ -11011,19 +13367,9 @@
                 <w:sz w:val="28"/>
                 <w:szCs w:val="32"/>
               </w:rPr>
-              <w:t xml:space="preserve">T.S.7.4.7.3 – </w:t>
-            </w:r>
-            <w:proofErr w:type="spellStart"/>
-            <w:r>
-              <w:rPr>
-                <w:rFonts w:cs="Arial"/>
-                <w:b/>
-                <w:sz w:val="28"/>
-                <w:szCs w:val="32"/>
-              </w:rPr>
-              <w:t>Kramam</w:t>
-            </w:r>
-            <w:proofErr w:type="spellEnd"/>
+              <w:lastRenderedPageBreak/>
+              <w:t>T.S.7.4.7.3 – Kramam</w:t>
+            </w:r>
           </w:p>
           <w:p>
             <w:pPr>
@@ -11139,7 +13485,6 @@
               </w:rPr>
               <w:t>–</w:t>
             </w:r>
-            <w:proofErr w:type="spellStart"/>
             <w:r>
               <w:rPr>
                 <w:rFonts w:ascii="BRH Devanagari Extra" w:hAnsi="BRH Devanagari Extra" w:cs="BRH Devanagari Extra"/>
@@ -11150,7 +13495,6 @@
               </w:rPr>
               <w:t>Mü</w:t>
             </w:r>
-            <w:proofErr w:type="spellEnd"/>
             <w:r>
               <w:rPr>
                 <w:rFonts w:ascii="BRH Malayalam Extra" w:hAnsi="BRH Malayalam Extra" w:cs="BRH Devanagari Extra"/>
@@ -11206,7 +13550,6 @@
               </w:rPr>
               <w:t>–</w:t>
             </w:r>
-            <w:proofErr w:type="spellStart"/>
             <w:r>
               <w:rPr>
                 <w:rFonts w:ascii="BRH Devanagari Extra" w:hAnsi="BRH Devanagari Extra" w:cs="BRH Devanagari Extra"/>
@@ -11217,7 +13560,6 @@
               </w:rPr>
               <w:t>mÉ</w:t>
             </w:r>
-            <w:proofErr w:type="spellEnd"/>
             <w:r>
               <w:rPr>
                 <w:rFonts w:ascii="BRH Malayalam Extra" w:hAnsi="BRH Malayalam Extra" w:cs="BRH Devanagari Extra"/>
@@ -11310,7 +13652,6 @@
               </w:rPr>
               <w:t>–</w:t>
             </w:r>
-            <w:proofErr w:type="spellStart"/>
             <w:r>
               <w:rPr>
                 <w:rFonts w:ascii="BRH Devanagari Extra" w:hAnsi="BRH Devanagari Extra" w:cs="BRH Devanagari Extra"/>
@@ -11321,7 +13662,6 @@
               </w:rPr>
               <w:t>Mü</w:t>
             </w:r>
-            <w:proofErr w:type="spellEnd"/>
             <w:r>
               <w:rPr>
                 <w:rFonts w:ascii="BRH Malayalam Extra" w:hAnsi="BRH Malayalam Extra" w:cs="BRH Devanagari Extra"/>
@@ -11377,7 +13717,6 @@
               </w:rPr>
               <w:t>–</w:t>
             </w:r>
-            <w:proofErr w:type="spellStart"/>
             <w:r>
               <w:rPr>
                 <w:rFonts w:ascii="BRH Devanagari Extra" w:hAnsi="BRH Devanagari Extra" w:cs="BRH Devanagari Extra"/>
@@ -11388,7 +13727,6 @@
               </w:rPr>
               <w:t>mÉ</w:t>
             </w:r>
-            <w:proofErr w:type="spellEnd"/>
             <w:r>
               <w:rPr>
                 <w:rFonts w:ascii="BRH Malayalam Extra" w:hAnsi="BRH Malayalam Extra" w:cs="BRH Devanagari Extra"/>
@@ -11423,7 +13761,6 @@
               </w:rPr>
               <w:t>–</w:t>
             </w:r>
-            <w:proofErr w:type="spellStart"/>
             <w:r>
               <w:rPr>
                 <w:rFonts w:ascii="BRH Devanagari Extra" w:hAnsi="BRH Devanagari Extra" w:cs="BRH Devanagari Extra"/>
@@ -11435,7 +13772,6 @@
               </w:rPr>
               <w:t>zÉ</w:t>
             </w:r>
-            <w:proofErr w:type="spellEnd"/>
             <w:r>
               <w:rPr>
                 <w:rFonts w:ascii="BRH Malayalam Extra" w:hAnsi="BRH Malayalam Extra" w:cs="BRH Devanagari Extra"/>
@@ -11467,43 +13803,19 @@
                 <w:szCs w:val="40"/>
                 <w:lang w:bidi="ml-IN"/>
               </w:rPr>
-              <w:t xml:space="preserve"> </w:t>
-            </w:r>
-            <w:r>
-              <w:rPr>
-                <w:rFonts w:ascii="BRH Devanagari Extra" w:hAnsi="BRH Devanagari Extra" w:cs="BRH Devanagari Extra"/>
-                <w:color w:val="000000"/>
-                <w:sz w:val="40"/>
-                <w:szCs w:val="40"/>
-                <w:lang w:bidi="ml-IN"/>
-              </w:rPr>
-              <w:lastRenderedPageBreak/>
-              <w:t xml:space="preserve">- </w:t>
-            </w:r>
-            <w:proofErr w:type="spellStart"/>
-            <w:r>
-              <w:rPr>
-                <w:rFonts w:ascii="BRH Devanagari Extra" w:hAnsi="BRH Devanagari Extra" w:cs="BRH Devanagari Extra"/>
-                <w:color w:val="000000"/>
-                <w:sz w:val="40"/>
-                <w:szCs w:val="40"/>
-                <w:lang w:bidi="ml-IN"/>
-              </w:rPr>
-              <w:t>lÉ</w:t>
-            </w:r>
-            <w:proofErr w:type="spellEnd"/>
-            <w:r>
-              <w:rPr>
-                <w:rFonts w:ascii="BRH Malayalam Extra" w:hAnsi="BRH Malayalam Extra" w:cs="BRH Devanagari Extra"/>
-                <w:b/>
-                <w:color w:val="000000"/>
-                <w:sz w:val="32"/>
-                <w:szCs w:val="40"/>
-                <w:lang w:bidi="ml-IN"/>
-              </w:rPr>
-              <w:t>–</w:t>
-            </w:r>
-            <w:proofErr w:type="spellStart"/>
+              <w:t xml:space="preserve"> - lÉ</w:t>
+            </w:r>
+            <w:r>
+              <w:rPr>
+                <w:rFonts w:ascii="BRH Malayalam Extra" w:hAnsi="BRH Malayalam Extra" w:cs="BRH Devanagari Extra"/>
+                <w:b/>
+                <w:color w:val="000000"/>
+                <w:sz w:val="32"/>
+                <w:szCs w:val="40"/>
+                <w:lang w:bidi="ml-IN"/>
+              </w:rPr>
+              <w:t>–</w:t>
+            </w:r>
             <w:r>
               <w:rPr>
                 <w:rFonts w:ascii="BRH Devanagari Extra" w:hAnsi="BRH Devanagari Extra" w:cs="BRH Devanagari Extra"/>
@@ -11514,7 +13826,6 @@
               </w:rPr>
               <w:t>mÉ</w:t>
             </w:r>
-            <w:proofErr w:type="spellEnd"/>
             <w:r>
               <w:rPr>
                 <w:rFonts w:ascii="BRH Malayalam Extra" w:hAnsi="BRH Malayalam Extra" w:cs="BRH Devanagari Extra"/>
@@ -11600,7 +13911,6 @@
                 <w:szCs w:val="40"/>
                 <w:lang w:bidi="ml-IN"/>
               </w:rPr>
-              <w:lastRenderedPageBreak/>
               <w:t>L</w:t>
             </w:r>
             <w:r>
@@ -11614,7 +13924,6 @@
               </w:rPr>
               <w:t>–</w:t>
             </w:r>
-            <w:proofErr w:type="spellStart"/>
             <w:r>
               <w:rPr>
                 <w:rFonts w:ascii="BRH Devanagari Extra" w:hAnsi="BRH Devanagari Extra" w:cs="BRH Devanagari Extra"/>
@@ -11625,7 +13934,6 @@
               </w:rPr>
               <w:t>Mü</w:t>
             </w:r>
-            <w:proofErr w:type="spellEnd"/>
             <w:r>
               <w:rPr>
                 <w:rFonts w:ascii="BRH Malayalam Extra" w:hAnsi="BRH Malayalam Extra" w:cs="BRH Devanagari Extra"/>
@@ -11681,7 +13989,6 @@
               </w:rPr>
               <w:t>–</w:t>
             </w:r>
-            <w:proofErr w:type="spellStart"/>
             <w:r>
               <w:rPr>
                 <w:rFonts w:ascii="BRH Devanagari Extra" w:hAnsi="BRH Devanagari Extra" w:cs="BRH Devanagari Extra"/>
@@ -11692,7 +13999,6 @@
               </w:rPr>
               <w:t>mÉ</w:t>
             </w:r>
-            <w:proofErr w:type="spellEnd"/>
             <w:r>
               <w:rPr>
                 <w:rFonts w:ascii="BRH Malayalam Extra" w:hAnsi="BRH Malayalam Extra" w:cs="BRH Devanagari Extra"/>
@@ -11786,7 +14092,6 @@
               </w:rPr>
               <w:t>–</w:t>
             </w:r>
-            <w:proofErr w:type="spellStart"/>
             <w:r>
               <w:rPr>
                 <w:rFonts w:ascii="BRH Devanagari Extra" w:hAnsi="BRH Devanagari Extra" w:cs="BRH Devanagari Extra"/>
@@ -11797,7 +14102,6 @@
               </w:rPr>
               <w:t>Mü</w:t>
             </w:r>
-            <w:proofErr w:type="spellEnd"/>
             <w:r>
               <w:rPr>
                 <w:rFonts w:ascii="BRH Malayalam Extra" w:hAnsi="BRH Malayalam Extra" w:cs="BRH Devanagari Extra"/>
@@ -11853,7 +14157,6 @@
               </w:rPr>
               <w:t>–</w:t>
             </w:r>
-            <w:proofErr w:type="spellStart"/>
             <w:r>
               <w:rPr>
                 <w:rFonts w:ascii="BRH Devanagari Extra" w:hAnsi="BRH Devanagari Extra" w:cs="BRH Devanagari Extra"/>
@@ -11864,7 +14167,6 @@
               </w:rPr>
               <w:t>mÉ</w:t>
             </w:r>
-            <w:proofErr w:type="spellEnd"/>
             <w:r>
               <w:rPr>
                 <w:rFonts w:ascii="BRH Malayalam Extra" w:hAnsi="BRH Malayalam Extra" w:cs="BRH Devanagari Extra"/>
@@ -11955,33 +14257,19 @@
                 <w:szCs w:val="40"/>
                 <w:lang w:bidi="ml-IN"/>
               </w:rPr>
-              <w:lastRenderedPageBreak/>
-              <w:t xml:space="preserve">- </w:t>
-            </w:r>
-            <w:proofErr w:type="spellStart"/>
-            <w:r>
-              <w:rPr>
-                <w:rFonts w:ascii="BRH Devanagari Extra" w:hAnsi="BRH Devanagari Extra" w:cs="BRH Devanagari Extra"/>
-                <w:color w:val="000000"/>
-                <w:sz w:val="40"/>
-                <w:szCs w:val="40"/>
-                <w:lang w:bidi="ml-IN"/>
-              </w:rPr>
-              <w:t>lÉ</w:t>
-            </w:r>
-            <w:proofErr w:type="spellEnd"/>
-            <w:r>
-              <w:rPr>
-                <w:rFonts w:ascii="BRH Malayalam Extra" w:hAnsi="BRH Malayalam Extra" w:cs="BRH Devanagari Extra"/>
-                <w:b/>
-                <w:color w:val="000000"/>
-                <w:sz w:val="32"/>
-                <w:szCs w:val="40"/>
-                <w:lang w:bidi="ml-IN"/>
-              </w:rPr>
-              <w:t>–</w:t>
-            </w:r>
-            <w:proofErr w:type="spellStart"/>
+              <w:t>- lÉ</w:t>
+            </w:r>
+            <w:r>
+              <w:rPr>
+                <w:rFonts w:ascii="BRH Malayalam Extra" w:hAnsi="BRH Malayalam Extra" w:cs="BRH Devanagari Extra"/>
+                <w:b/>
+                <w:color w:val="000000"/>
+                <w:sz w:val="32"/>
+                <w:szCs w:val="40"/>
+                <w:lang w:bidi="ml-IN"/>
+              </w:rPr>
+              <w:t>–</w:t>
+            </w:r>
             <w:r>
               <w:rPr>
                 <w:rFonts w:ascii="BRH Devanagari Extra" w:hAnsi="BRH Devanagari Extra" w:cs="BRH Devanagari Extra"/>
@@ -11992,7 +14280,6 @@
               </w:rPr>
               <w:t>mÉ</w:t>
             </w:r>
-            <w:proofErr w:type="spellEnd"/>
             <w:r>
               <w:rPr>
                 <w:rFonts w:ascii="BRH Malayalam Extra" w:hAnsi="BRH Malayalam Extra" w:cs="BRH Devanagari Extra"/>
@@ -12085,20 +14372,8 @@
                 <w:sz w:val="28"/>
                 <w:szCs w:val="32"/>
               </w:rPr>
-              <w:lastRenderedPageBreak/>
-              <w:t xml:space="preserve">T.S.7.4.9.1 – </w:t>
-            </w:r>
-            <w:proofErr w:type="spellStart"/>
-            <w:r>
-              <w:rPr>
-                <w:rFonts w:cs="Arial"/>
-                <w:b/>
-                <w:sz w:val="28"/>
-                <w:szCs w:val="32"/>
-              </w:rPr>
-              <w:t>Kramam</w:t>
-            </w:r>
-            <w:proofErr w:type="spellEnd"/>
+              <w:t>T.S.7.4.9.1 – Kramam</w:t>
+            </w:r>
           </w:p>
           <w:p>
             <w:pPr>
@@ -12228,32 +14503,19 @@
                 <w:szCs w:val="40"/>
                 <w:lang w:bidi="ml-IN"/>
               </w:rPr>
-              <w:t xml:space="preserve"> | </w:t>
-            </w:r>
-            <w:proofErr w:type="spellStart"/>
-            <w:r>
-              <w:rPr>
-                <w:rFonts w:ascii="BRH Devanagari Extra" w:hAnsi="BRH Devanagari Extra" w:cs="BRH Devanagari Extra"/>
-                <w:color w:val="000000"/>
-                <w:sz w:val="40"/>
-                <w:szCs w:val="40"/>
-                <w:lang w:bidi="ml-IN"/>
-              </w:rPr>
-              <w:t>uÉ</w:t>
-            </w:r>
-            <w:proofErr w:type="spellEnd"/>
-            <w:r>
-              <w:rPr>
-                <w:rFonts w:ascii="BRH Malayalam Extra" w:hAnsi="BRH Malayalam Extra" w:cs="BRH Devanagari Extra"/>
-                <w:b/>
-                <w:color w:val="000000"/>
-                <w:sz w:val="32"/>
-                <w:szCs w:val="40"/>
-                <w:lang w:bidi="ml-IN"/>
-              </w:rPr>
-              <w:t>–</w:t>
-            </w:r>
-            <w:proofErr w:type="spellStart"/>
+              <w:t xml:space="preserve"> | uÉ</w:t>
+            </w:r>
+            <w:r>
+              <w:rPr>
+                <w:rFonts w:ascii="BRH Malayalam Extra" w:hAnsi="BRH Malayalam Extra" w:cs="BRH Devanagari Extra"/>
+                <w:b/>
+                <w:color w:val="000000"/>
+                <w:sz w:val="32"/>
+                <w:szCs w:val="40"/>
+                <w:lang w:bidi="ml-IN"/>
+              </w:rPr>
+              <w:t>–</w:t>
+            </w:r>
             <w:r>
               <w:rPr>
                 <w:rFonts w:ascii="BRH Devanagari Extra" w:hAnsi="BRH Devanagari Extra" w:cs="BRH Devanagari Extra"/>
@@ -12264,7 +14526,6 @@
               </w:rPr>
               <w:t>mÉ</w:t>
             </w:r>
-            <w:proofErr w:type="spellEnd"/>
             <w:r>
               <w:rPr>
                 <w:rFonts w:ascii="BRH Malayalam Extra" w:hAnsi="BRH Malayalam Extra" w:cs="BRH Devanagari Extra"/>
@@ -12396,32 +14657,19 @@
                 <w:szCs w:val="40"/>
                 <w:lang w:bidi="ml-IN"/>
               </w:rPr>
-              <w:t xml:space="preserve"> | </w:t>
-            </w:r>
-            <w:proofErr w:type="spellStart"/>
-            <w:r>
-              <w:rPr>
-                <w:rFonts w:ascii="BRH Devanagari Extra" w:hAnsi="BRH Devanagari Extra" w:cs="BRH Devanagari Extra"/>
-                <w:color w:val="000000"/>
-                <w:sz w:val="40"/>
-                <w:szCs w:val="40"/>
-                <w:lang w:bidi="ml-IN"/>
-              </w:rPr>
-              <w:t>uÉ</w:t>
-            </w:r>
-            <w:proofErr w:type="spellEnd"/>
-            <w:r>
-              <w:rPr>
-                <w:rFonts w:ascii="BRH Malayalam Extra" w:hAnsi="BRH Malayalam Extra" w:cs="BRH Devanagari Extra"/>
-                <w:b/>
-                <w:color w:val="000000"/>
-                <w:sz w:val="32"/>
-                <w:szCs w:val="40"/>
-                <w:lang w:bidi="ml-IN"/>
-              </w:rPr>
-              <w:t>–</w:t>
-            </w:r>
-            <w:proofErr w:type="spellStart"/>
+              <w:t xml:space="preserve"> | uÉ</w:t>
+            </w:r>
+            <w:r>
+              <w:rPr>
+                <w:rFonts w:ascii="BRH Malayalam Extra" w:hAnsi="BRH Malayalam Extra" w:cs="BRH Devanagari Extra"/>
+                <w:b/>
+                <w:color w:val="000000"/>
+                <w:sz w:val="32"/>
+                <w:szCs w:val="40"/>
+                <w:lang w:bidi="ml-IN"/>
+              </w:rPr>
+              <w:t>–</w:t>
+            </w:r>
             <w:r>
               <w:rPr>
                 <w:rFonts w:ascii="BRH Devanagari Extra" w:hAnsi="BRH Devanagari Extra" w:cs="BRH Devanagari Extra"/>
@@ -12432,7 +14680,6 @@
               </w:rPr>
               <w:t>mÉ</w:t>
             </w:r>
-            <w:proofErr w:type="spellEnd"/>
             <w:r>
               <w:rPr>
                 <w:rFonts w:ascii="BRH Malayalam Extra" w:hAnsi="BRH Malayalam Extra" w:cs="BRH Devanagari Extra"/>
@@ -12625,7 +14872,6 @@
                 <w:lang w:val="en-IN" w:eastAsia="en-IN" w:bidi="ml-IN"/>
               </w:rPr>
             </w:pPr>
-            <w:proofErr w:type="spellStart"/>
             <w:r>
               <w:rPr>
                 <w:rFonts w:ascii="BRH Devanagari Extra" w:hAnsi="BRH Devanagari Extra" w:cs="BRH Devanagari Extra"/>
@@ -12637,7 +14883,6 @@
               </w:rPr>
               <w:t>cÉ</w:t>
             </w:r>
-            <w:proofErr w:type="spellEnd"/>
             <w:r>
               <w:rPr>
                 <w:rFonts w:ascii="BRH Malayalam Extra" w:hAnsi="BRH Malayalam Extra" w:cs="BRH Devanagari Extra"/>
@@ -13374,27 +15619,15 @@
               </w:rPr>
               <w:t>–</w:t>
             </w:r>
-            <w:proofErr w:type="spellStart"/>
-            <w:r>
-              <w:rPr>
-                <w:rFonts w:ascii="BRH Devanagari Extra" w:hAnsi="BRH Devanagari Extra" w:cs="BRH Devanagari Extra"/>
-                <w:color w:val="000000"/>
-                <w:sz w:val="40"/>
-                <w:szCs w:val="40"/>
-                <w:lang w:bidi="ml-IN"/>
-              </w:rPr>
-              <w:t>uÉ</w:t>
-            </w:r>
-            <w:proofErr w:type="spellEnd"/>
-            <w:r>
-              <w:rPr>
-                <w:rFonts w:ascii="BRH Devanagari Extra" w:hAnsi="BRH Devanagari Extra" w:cs="BRH Devanagari Extra"/>
-                <w:color w:val="000000"/>
-                <w:sz w:val="40"/>
-                <w:szCs w:val="40"/>
-                <w:lang w:bidi="ml-IN"/>
-              </w:rPr>
-              <w:t xml:space="preserve"> </w:t>
+            <w:r>
+              <w:rPr>
+                <w:rFonts w:ascii="BRH Devanagari Extra" w:hAnsi="BRH Devanagari Extra" w:cs="BRH Devanagari Extra"/>
+                <w:color w:val="000000"/>
+                <w:sz w:val="40"/>
+                <w:szCs w:val="40"/>
+                <w:lang w:bidi="ml-IN"/>
+              </w:rPr>
+              <w:t xml:space="preserve">uÉ </w:t>
             </w:r>
             <w:proofErr w:type="spellStart"/>
             <w:r>
@@ -13515,27 +15748,15 @@
               </w:rPr>
               <w:t>–</w:t>
             </w:r>
-            <w:proofErr w:type="spellStart"/>
-            <w:r>
-              <w:rPr>
-                <w:rFonts w:ascii="BRH Devanagari Extra" w:hAnsi="BRH Devanagari Extra" w:cs="BRH Devanagari Extra"/>
-                <w:color w:val="000000"/>
-                <w:sz w:val="40"/>
-                <w:szCs w:val="40"/>
-                <w:lang w:bidi="ml-IN"/>
-              </w:rPr>
-              <w:t>uÉ</w:t>
-            </w:r>
-            <w:proofErr w:type="spellEnd"/>
-            <w:r>
-              <w:rPr>
-                <w:rFonts w:ascii="BRH Devanagari Extra" w:hAnsi="BRH Devanagari Extra" w:cs="BRH Devanagari Extra"/>
-                <w:color w:val="000000"/>
-                <w:sz w:val="40"/>
-                <w:szCs w:val="40"/>
-                <w:lang w:bidi="ml-IN"/>
-              </w:rPr>
-              <w:t xml:space="preserve"> </w:t>
+            <w:r>
+              <w:rPr>
+                <w:rFonts w:ascii="BRH Devanagari Extra" w:hAnsi="BRH Devanagari Extra" w:cs="BRH Devanagari Extra"/>
+                <w:color w:val="000000"/>
+                <w:sz w:val="40"/>
+                <w:szCs w:val="40"/>
+                <w:lang w:bidi="ml-IN"/>
+              </w:rPr>
+              <w:t xml:space="preserve">uÉ </w:t>
             </w:r>
             <w:proofErr w:type="spellStart"/>
             <w:r>
@@ -13841,7 +16062,6 @@
               </w:rPr>
               <w:t>–</w:t>
             </w:r>
-            <w:proofErr w:type="spellStart"/>
             <w:r>
               <w:rPr>
                 <w:rFonts w:ascii="BRH Devanagari Extra" w:hAnsi="BRH Devanagari Extra" w:cs="BRH Devanagari Extra"/>
@@ -13853,7 +16073,6 @@
               </w:rPr>
               <w:t>iÉ</w:t>
             </w:r>
-            <w:proofErr w:type="spellEnd"/>
             <w:r>
               <w:rPr>
                 <w:rFonts w:ascii="BRH Devanagari Extra" w:hAnsi="BRH Devanagari Extra" w:cs="BRH Devanagari Extra"/>
@@ -13909,7 +16128,6 @@
               </w:rPr>
               <w:t>–</w:t>
             </w:r>
-            <w:proofErr w:type="spellStart"/>
             <w:r>
               <w:rPr>
                 <w:rFonts w:ascii="BRH Devanagari Extra" w:hAnsi="BRH Devanagari Extra" w:cs="BRH Devanagari Extra"/>
@@ -13920,7 +16138,6 @@
               </w:rPr>
               <w:t>iÉ</w:t>
             </w:r>
-            <w:proofErr w:type="spellEnd"/>
             <w:r>
               <w:rPr>
                 <w:rFonts w:ascii="BRH Malayalam Extra" w:hAnsi="BRH Malayalam Extra" w:cs="BRH Devanagari Extra"/>
@@ -14071,7 +16288,6 @@
               </w:rPr>
               <w:t>–</w:t>
             </w:r>
-            <w:proofErr w:type="spellStart"/>
             <w:r>
               <w:rPr>
                 <w:rFonts w:ascii="BRH Devanagari Extra" w:hAnsi="BRH Devanagari Extra" w:cs="BRH Devanagari Extra"/>
@@ -14083,7 +16299,6 @@
               </w:rPr>
               <w:t>iÉ</w:t>
             </w:r>
-            <w:proofErr w:type="spellEnd"/>
             <w:r>
               <w:rPr>
                 <w:rFonts w:ascii="BRH Devanagari Extra" w:hAnsi="BRH Devanagari Extra" w:cs="BRH Devanagari Extra"/>
@@ -14139,7 +16354,6 @@
               </w:rPr>
               <w:t>–</w:t>
             </w:r>
-            <w:proofErr w:type="spellStart"/>
             <w:r>
               <w:rPr>
                 <w:rFonts w:ascii="BRH Devanagari Extra" w:hAnsi="BRH Devanagari Extra" w:cs="BRH Devanagari Extra"/>
@@ -14150,7 +16364,6 @@
               </w:rPr>
               <w:t>iÉ</w:t>
             </w:r>
-            <w:proofErr w:type="spellEnd"/>
             <w:r>
               <w:rPr>
                 <w:rFonts w:ascii="BRH Malayalam Extra" w:hAnsi="BRH Malayalam Extra" w:cs="BRH Devanagari Extra"/>
@@ -14208,6 +16421,7 @@
                 <w:sz w:val="28"/>
                 <w:szCs w:val="32"/>
               </w:rPr>
+              <w:lastRenderedPageBreak/>
               <w:t>T.S.7.4.13.1 – Kramam</w:t>
             </w:r>
           </w:p>
@@ -14497,7 +16711,6 @@
                 <w:sz w:val="28"/>
                 <w:szCs w:val="32"/>
               </w:rPr>
-              <w:lastRenderedPageBreak/>
               <w:t>T.S.7.4.15.1 – Kramam</w:t>
             </w:r>
           </w:p>
@@ -14589,7 +16802,6 @@
                 <w:szCs w:val="40"/>
               </w:rPr>
             </w:pPr>
-            <w:proofErr w:type="spellStart"/>
             <w:r>
               <w:rPr>
                 <w:rFonts w:ascii="BRH Devanagari Extra" w:hAnsi="BRH Devanagari Extra" w:cs="BRH Devanagari Extra"/>
@@ -14599,19 +16811,7 @@
                 <w:highlight w:val="yellow"/>
                 <w:lang w:bidi="ml-IN"/>
               </w:rPr>
-              <w:t>iÉ</w:t>
-            </w:r>
-            <w:proofErr w:type="spellEnd"/>
-            <w:r>
-              <w:rPr>
-                <w:rFonts w:ascii="BRH Devanagari Extra" w:hAnsi="BRH Devanagari Extra" w:cs="BRH Devanagari Extra"/>
-                <w:color w:val="000000"/>
-                <w:sz w:val="40"/>
-                <w:szCs w:val="40"/>
-                <w:highlight w:val="yellow"/>
-                <w:lang w:bidi="ml-IN"/>
-              </w:rPr>
-              <w:t xml:space="preserve"> </w:t>
+              <w:t xml:space="preserve">iÉ </w:t>
             </w:r>
             <w:proofErr w:type="spellStart"/>
             <w:r>
@@ -14688,7 +16888,6 @@
                 <w:szCs w:val="40"/>
               </w:rPr>
             </w:pPr>
-            <w:proofErr w:type="spellStart"/>
             <w:r>
               <w:rPr>
                 <w:rFonts w:ascii="BRH Devanagari Extra" w:hAnsi="BRH Devanagari Extra" w:cs="BRH Devanagari Extra"/>
@@ -14700,7 +16899,6 @@
               </w:rPr>
               <w:t>iÉ</w:t>
             </w:r>
-            <w:proofErr w:type="spellEnd"/>
             <w:r>
               <w:rPr>
                 <w:rFonts w:ascii="BRH Malayalam Extra" w:hAnsi="BRH Malayalam Extra" w:cs="BRH Devanagari Extra"/>
@@ -14898,27 +17096,15 @@
                 <w:szCs w:val="40"/>
               </w:rPr>
             </w:pPr>
-            <w:proofErr w:type="spellStart"/>
-            <w:r>
-              <w:rPr>
-                <w:rFonts w:ascii="BRH Devanagari Extra" w:hAnsi="BRH Devanagari Extra" w:cs="BRH Devanagari Extra"/>
-                <w:color w:val="000000"/>
-                <w:sz w:val="40"/>
-                <w:szCs w:val="40"/>
-                <w:lang w:bidi="ml-IN"/>
-              </w:rPr>
-              <w:t>rÉÉÈ</w:t>
-            </w:r>
-            <w:proofErr w:type="spellEnd"/>
-            <w:r>
-              <w:rPr>
-                <w:rFonts w:ascii="BRH Devanagari Extra" w:hAnsi="BRH Devanagari Extra" w:cs="BRH Devanagari Extra"/>
-                <w:color w:val="000000"/>
-                <w:sz w:val="40"/>
-                <w:szCs w:val="40"/>
-                <w:lang w:bidi="ml-IN"/>
-              </w:rPr>
-              <w:t xml:space="preserve"> </w:t>
+            <w:r>
+              <w:rPr>
+                <w:rFonts w:ascii="BRH Devanagari Extra" w:hAnsi="BRH Devanagari Extra" w:cs="BRH Devanagari Extra"/>
+                <w:color w:val="000000"/>
+                <w:sz w:val="40"/>
+                <w:szCs w:val="40"/>
+                <w:lang w:bidi="ml-IN"/>
+              </w:rPr>
+              <w:t xml:space="preserve">rÉÉÈ </w:t>
             </w:r>
             <w:proofErr w:type="spellStart"/>
             <w:r>
@@ -15024,27 +17210,15 @@
                 <w:szCs w:val="40"/>
               </w:rPr>
             </w:pPr>
-            <w:proofErr w:type="spellStart"/>
-            <w:r>
-              <w:rPr>
-                <w:rFonts w:ascii="BRH Devanagari Extra" w:hAnsi="BRH Devanagari Extra" w:cs="BRH Devanagari Extra"/>
-                <w:color w:val="000000"/>
-                <w:sz w:val="40"/>
-                <w:szCs w:val="40"/>
-                <w:lang w:bidi="ml-IN"/>
-              </w:rPr>
-              <w:t>rÉÉÈ</w:t>
-            </w:r>
-            <w:proofErr w:type="spellEnd"/>
-            <w:r>
-              <w:rPr>
-                <w:rFonts w:ascii="BRH Devanagari Extra" w:hAnsi="BRH Devanagari Extra" w:cs="BRH Devanagari Extra"/>
-                <w:color w:val="000000"/>
-                <w:sz w:val="40"/>
-                <w:szCs w:val="40"/>
-                <w:lang w:bidi="ml-IN"/>
-              </w:rPr>
-              <w:t xml:space="preserve"> </w:t>
+            <w:r>
+              <w:rPr>
+                <w:rFonts w:ascii="BRH Devanagari Extra" w:hAnsi="BRH Devanagari Extra" w:cs="BRH Devanagari Extra"/>
+                <w:color w:val="000000"/>
+                <w:sz w:val="40"/>
+                <w:szCs w:val="40"/>
+                <w:lang w:bidi="ml-IN"/>
+              </w:rPr>
+              <w:t xml:space="preserve">rÉÉÈ </w:t>
             </w:r>
             <w:proofErr w:type="spellStart"/>
             <w:r>
@@ -15304,20 +17478,8 @@
                 <w:szCs w:val="40"/>
                 <w:lang w:bidi="ml-IN"/>
               </w:rPr>
-              <w:t xml:space="preserve"> </w:t>
-            </w:r>
-            <w:proofErr w:type="spellStart"/>
-            <w:r>
-              <w:rPr>
-                <w:rFonts w:ascii="BRH Devanagari Extra" w:hAnsi="BRH Devanagari Extra" w:cs="BRH Devanagari Extra"/>
-                <w:color w:val="000000"/>
-                <w:sz w:val="40"/>
-                <w:szCs w:val="40"/>
-                <w:lang w:bidi="ml-IN"/>
-              </w:rPr>
-              <w:t>xÉ</w:t>
-            </w:r>
-            <w:proofErr w:type="spellEnd"/>
+              <w:t xml:space="preserve"> xÉ</w:t>
+            </w:r>
             <w:r>
               <w:rPr>
                 <w:rFonts w:ascii="BRH Malayalam Extra" w:hAnsi="BRH Malayalam Extra" w:cs="BRH Devanagari Extra"/>
@@ -15351,20 +17513,8 @@
                 <w:szCs w:val="40"/>
                 <w:lang w:bidi="ml-IN"/>
               </w:rPr>
-              <w:t xml:space="preserve"> | </w:t>
-            </w:r>
-            <w:proofErr w:type="spellStart"/>
-            <w:r>
-              <w:rPr>
-                <w:rFonts w:ascii="BRH Devanagari Extra" w:hAnsi="BRH Devanagari Extra" w:cs="BRH Devanagari Extra"/>
-                <w:color w:val="000000"/>
-                <w:sz w:val="40"/>
-                <w:szCs w:val="40"/>
-                <w:lang w:bidi="ml-IN"/>
-              </w:rPr>
-              <w:t>xÉ</w:t>
-            </w:r>
-            <w:proofErr w:type="spellEnd"/>
+              <w:t xml:space="preserve"> | xÉ</w:t>
+            </w:r>
             <w:r>
               <w:rPr>
                 <w:rFonts w:ascii="BRH Malayalam Extra" w:hAnsi="BRH Malayalam Extra" w:cs="BRH Devanagari Extra"/>
@@ -15457,20 +17607,8 @@
                 <w:szCs w:val="40"/>
                 <w:lang w:bidi="ml-IN"/>
               </w:rPr>
-              <w:t xml:space="preserve"> </w:t>
-            </w:r>
-            <w:proofErr w:type="spellStart"/>
-            <w:r>
-              <w:rPr>
-                <w:rFonts w:ascii="BRH Devanagari Extra" w:hAnsi="BRH Devanagari Extra" w:cs="BRH Devanagari Extra"/>
-                <w:color w:val="000000"/>
-                <w:sz w:val="40"/>
-                <w:szCs w:val="40"/>
-                <w:lang w:bidi="ml-IN"/>
-              </w:rPr>
-              <w:t>xÉ</w:t>
-            </w:r>
-            <w:proofErr w:type="spellEnd"/>
+              <w:t xml:space="preserve"> xÉ</w:t>
+            </w:r>
             <w:r>
               <w:rPr>
                 <w:rFonts w:ascii="BRH Malayalam Extra" w:hAnsi="BRH Malayalam Extra" w:cs="BRH Devanagari Extra"/>
@@ -15504,20 +17642,8 @@
                 <w:szCs w:val="40"/>
                 <w:lang w:bidi="ml-IN"/>
               </w:rPr>
-              <w:t xml:space="preserve"> | </w:t>
-            </w:r>
-            <w:proofErr w:type="spellStart"/>
-            <w:r>
-              <w:rPr>
-                <w:rFonts w:ascii="BRH Devanagari Extra" w:hAnsi="BRH Devanagari Extra" w:cs="BRH Devanagari Extra"/>
-                <w:color w:val="000000"/>
-                <w:sz w:val="40"/>
-                <w:szCs w:val="40"/>
-                <w:lang w:bidi="ml-IN"/>
-              </w:rPr>
-              <w:t>xÉ</w:t>
-            </w:r>
-            <w:proofErr w:type="spellEnd"/>
+              <w:t xml:space="preserve"> | xÉ</w:t>
+            </w:r>
             <w:r>
               <w:rPr>
                 <w:rFonts w:ascii="BRH Malayalam Extra" w:hAnsi="BRH Malayalam Extra" w:cs="BRH Devanagari Extra"/>
@@ -15709,20 +17835,8 @@
                 <w:szCs w:val="40"/>
                 <w:lang w:bidi="ml-IN"/>
               </w:rPr>
-              <w:t xml:space="preserve"> </w:t>
-            </w:r>
-            <w:proofErr w:type="spellStart"/>
-            <w:r>
-              <w:rPr>
-                <w:rFonts w:ascii="BRH Devanagari Extra" w:hAnsi="BRH Devanagari Extra" w:cs="BRH Devanagari Extra"/>
-                <w:color w:val="000000"/>
-                <w:sz w:val="40"/>
-                <w:szCs w:val="40"/>
-                <w:lang w:bidi="ml-IN"/>
-              </w:rPr>
-              <w:t>qÉ</w:t>
-            </w:r>
-            <w:proofErr w:type="spellEnd"/>
+              <w:t xml:space="preserve"> qÉ</w:t>
+            </w:r>
             <w:r>
               <w:rPr>
                 <w:rFonts w:ascii="BRH Malayalam Extra" w:hAnsi="BRH Malayalam Extra" w:cs="BRH Devanagari Extra"/>
@@ -15803,20 +17917,8 @@
                 <w:szCs w:val="40"/>
                 <w:lang w:bidi="ml-IN"/>
               </w:rPr>
-              <w:t xml:space="preserve"> </w:t>
-            </w:r>
-            <w:proofErr w:type="spellStart"/>
-            <w:r>
-              <w:rPr>
-                <w:rFonts w:ascii="BRH Devanagari Extra" w:hAnsi="BRH Devanagari Extra" w:cs="BRH Devanagari Extra"/>
-                <w:color w:val="000000"/>
-                <w:sz w:val="40"/>
-                <w:szCs w:val="40"/>
-                <w:lang w:bidi="ml-IN"/>
-              </w:rPr>
-              <w:t>qÉ</w:t>
-            </w:r>
-            <w:proofErr w:type="spellEnd"/>
+              <w:t xml:space="preserve"> qÉ</w:t>
+            </w:r>
             <w:r>
               <w:rPr>
                 <w:rFonts w:ascii="BRH Malayalam Extra" w:hAnsi="BRH Malayalam Extra" w:cs="BRH Devanagari Extra"/>
@@ -15977,7 +18079,6 @@
                 <w:szCs w:val="40"/>
               </w:rPr>
             </w:pPr>
-            <w:proofErr w:type="spellStart"/>
             <w:r>
               <w:rPr>
                 <w:rFonts w:ascii="BRH Devanagari Extra" w:hAnsi="BRH Devanagari Extra" w:cs="BRH Devanagari Extra"/>
@@ -15989,7 +18090,6 @@
               </w:rPr>
               <w:t>qÉ</w:t>
             </w:r>
-            <w:proofErr w:type="spellEnd"/>
             <w:r>
               <w:rPr>
                 <w:rFonts w:ascii="BRH Malayalam Extra" w:hAnsi="BRH Malayalam Extra" w:cs="BRH Devanagari Extra"/>
@@ -16206,7 +18306,6 @@
                 <w:highlight w:val="green"/>
               </w:rPr>
             </w:pPr>
-            <w:proofErr w:type="spellStart"/>
             <w:r>
               <w:rPr>
                 <w:rFonts w:ascii="BRH Devanagari Extra" w:hAnsi="BRH Devanagari Extra" w:cs="BRH Devanagari Extra"/>
@@ -16218,7 +18317,6 @@
               </w:rPr>
               <w:t>qÉ</w:t>
             </w:r>
-            <w:proofErr w:type="spellEnd"/>
             <w:r>
               <w:rPr>
                 <w:rFonts w:ascii="BRH Malayalam Extra" w:hAnsi="BRH Malayalam Extra" w:cs="BRH Devanagari Extra"/>
@@ -16256,7 +18354,6 @@
               </w:rPr>
               <w:t>–</w:t>
             </w:r>
-            <w:proofErr w:type="spellStart"/>
             <w:r>
               <w:rPr>
                 <w:rFonts w:ascii="BRH Devanagari Extra" w:hAnsi="BRH Devanagari Extra" w:cs="BRH Devanagari Extra"/>
@@ -16268,7 +18365,6 @@
               </w:rPr>
               <w:t>iÉ</w:t>
             </w:r>
-            <w:proofErr w:type="spellEnd"/>
             <w:r>
               <w:rPr>
                 <w:rFonts w:ascii="BRH Malayalam Extra" w:hAnsi="BRH Malayalam Extra" w:cs="BRH Devanagari Extra"/>
@@ -16929,6 +19025,148 @@
             <w:pPr>
               <w:spacing w:before="0" w:line="240" w:lineRule="auto"/>
               <w:rPr>
+                <w:rFonts w:ascii="BRH Devanagari Extra" w:hAnsi="BRH Devanagari Extra" w:cs="BRH Devanagari Extra"/>
+                <w:color w:val="000000"/>
+                <w:sz w:val="40"/>
+                <w:szCs w:val="40"/>
+                <w:lang w:bidi="ml-IN"/>
+              </w:rPr>
+            </w:pPr>
+            <w:proofErr w:type="spellStart"/>
+            <w:r>
+              <w:rPr>
+                <w:rFonts w:ascii="BRH Devanagari Extra" w:hAnsi="BRH Devanagari Extra" w:cs="BRH Devanagari Extra"/>
+                <w:color w:val="000000"/>
+                <w:sz w:val="40"/>
+                <w:szCs w:val="40"/>
+                <w:lang w:bidi="ml-IN"/>
+              </w:rPr>
+              <w:t>iÉåÅ</w:t>
+            </w:r>
+            <w:r>
+              <w:rPr>
+                <w:rFonts w:ascii="BRH Devanagari Extra" w:hAnsi="BRH Devanagari Extra" w:cs="BRH Devanagari Extra"/>
+                <w:color w:val="000000"/>
+                <w:sz w:val="40"/>
+                <w:szCs w:val="40"/>
+                <w:highlight w:val="green"/>
+                <w:lang w:bidi="ml-IN"/>
+              </w:rPr>
+              <w:t>aÉÿëqÉ</w:t>
+            </w:r>
+            <w:r>
+              <w:rPr>
+                <w:rFonts w:ascii="BRH Devanagari Extra" w:hAnsi="BRH Devanagari Extra" w:cs="BRH Devanagari Extra"/>
+                <w:color w:val="000000"/>
+                <w:sz w:val="40"/>
+                <w:szCs w:val="40"/>
+                <w:lang w:bidi="ml-IN"/>
+              </w:rPr>
+              <w:t>ç</w:t>
+            </w:r>
+            <w:proofErr w:type="spellEnd"/>
+            <w:r>
+              <w:rPr>
+                <w:rFonts w:ascii="BRH Devanagari Extra" w:hAnsi="BRH Devanagari Extra" w:cs="BRH Devanagari Extra"/>
+                <w:color w:val="000000"/>
+                <w:sz w:val="40"/>
+                <w:szCs w:val="40"/>
+                <w:lang w:bidi="ml-IN"/>
+              </w:rPr>
+              <w:t xml:space="preserve"> | </w:t>
+            </w:r>
+            <w:proofErr w:type="spellStart"/>
+            <w:r>
+              <w:rPr>
+                <w:rFonts w:ascii="BRH Devanagari Extra" w:hAnsi="BRH Devanagari Extra" w:cs="BRH Devanagari Extra"/>
+                <w:color w:val="000000"/>
+                <w:sz w:val="40"/>
+                <w:szCs w:val="40"/>
+                <w:lang w:bidi="ml-IN"/>
+              </w:rPr>
+              <w:t>AaÉëþqÉç</w:t>
+            </w:r>
+            <w:proofErr w:type="spellEnd"/>
+            <w:r>
+              <w:rPr>
+                <w:rFonts w:ascii="BRH Devanagari Extra" w:hAnsi="BRH Devanagari Extra" w:cs="BRH Devanagari Extra"/>
+                <w:color w:val="000000"/>
+                <w:sz w:val="40"/>
+                <w:szCs w:val="40"/>
+                <w:lang w:bidi="ml-IN"/>
+              </w:rPr>
+              <w:t xml:space="preserve"> </w:t>
+            </w:r>
+            <w:proofErr w:type="spellStart"/>
+            <w:r>
+              <w:rPr>
+                <w:rFonts w:ascii="BRH Devanagari Extra" w:hAnsi="BRH Devanagari Extra" w:cs="BRH Devanagari Extra"/>
+                <w:color w:val="000000"/>
+                <w:sz w:val="40"/>
+                <w:szCs w:val="40"/>
+                <w:lang w:bidi="ml-IN"/>
+              </w:rPr>
+              <w:t>ÆuÉ</w:t>
+            </w:r>
+            <w:proofErr w:type="spellEnd"/>
+            <w:r>
+              <w:rPr>
+                <w:rFonts w:ascii="BRH Devanagari Extra" w:hAnsi="BRH Devanagari Extra" w:cs="BRH Devanagari Extra"/>
+                <w:color w:val="000000"/>
+                <w:sz w:val="40"/>
+                <w:szCs w:val="40"/>
+                <w:lang w:bidi="ml-IN"/>
+              </w:rPr>
+              <w:t>×</w:t>
+            </w:r>
+            <w:r>
+              <w:rPr>
+                <w:rFonts w:ascii="BRH Malayalam Extra" w:hAnsi="BRH Malayalam Extra" w:cs="BRH Devanagari Extra"/>
+                <w:b/>
+                <w:color w:val="000000"/>
+                <w:sz w:val="32"/>
+                <w:szCs w:val="40"/>
+                <w:lang w:bidi="ml-IN"/>
+              </w:rPr>
+              <w:t>–</w:t>
+            </w:r>
+            <w:r>
+              <w:rPr>
+                <w:rFonts w:ascii="BRH Devanagari Extra" w:hAnsi="BRH Devanagari Extra" w:cs="BRH Devanagari Extra"/>
+                <w:color w:val="000000"/>
+                <w:sz w:val="40"/>
+                <w:szCs w:val="40"/>
+                <w:lang w:bidi="ml-IN"/>
+              </w:rPr>
+              <w:t>¤</w:t>
+            </w:r>
+            <w:proofErr w:type="spellStart"/>
+            <w:r>
+              <w:rPr>
+                <w:rFonts w:ascii="BRH Devanagari Extra" w:hAnsi="BRH Devanagari Extra" w:cs="BRH Devanagari Extra"/>
+                <w:color w:val="000000"/>
+                <w:sz w:val="40"/>
+                <w:szCs w:val="40"/>
+                <w:lang w:bidi="ml-IN"/>
+              </w:rPr>
+              <w:t>ÉxrÉþ</w:t>
+            </w:r>
+            <w:proofErr w:type="spellEnd"/>
+            <w:r>
+              <w:rPr>
+                <w:rFonts w:ascii="BRH Devanagari Extra" w:hAnsi="BRH Devanagari Extra" w:cs="BRH Devanagari Extra"/>
+                <w:color w:val="000000"/>
+                <w:sz w:val="40"/>
+                <w:szCs w:val="40"/>
+                <w:lang w:bidi="ml-IN"/>
+              </w:rPr>
+              <w:t xml:space="preserve"> |</w:t>
+            </w:r>
+          </w:p>
+          <w:p>
+            <w:pPr>
+              <w:spacing w:before="0" w:line="240" w:lineRule="auto"/>
+              <w:rPr>
                 <w:rFonts w:ascii="BRH Malayalam Extra" w:hAnsi="BRH Malayalam Extra" w:cs="BRH Malayalam Extra"/>
                 <w:color w:val="000000"/>
                 <w:sz w:val="40"/>
@@ -16936,136 +19174,6 @@
                 <w:highlight w:val="green"/>
               </w:rPr>
             </w:pPr>
-            <w:proofErr w:type="spellStart"/>
-            <w:r>
-              <w:rPr>
-                <w:rFonts w:ascii="BRH Devanagari Extra" w:hAnsi="BRH Devanagari Extra" w:cs="BRH Devanagari Extra"/>
-                <w:color w:val="000000"/>
-                <w:sz w:val="40"/>
-                <w:szCs w:val="40"/>
-                <w:lang w:bidi="ml-IN"/>
-              </w:rPr>
-              <w:t>iÉåÅ</w:t>
-            </w:r>
-            <w:r>
-              <w:rPr>
-                <w:rFonts w:ascii="BRH Devanagari Extra" w:hAnsi="BRH Devanagari Extra" w:cs="BRH Devanagari Extra"/>
-                <w:color w:val="000000"/>
-                <w:sz w:val="40"/>
-                <w:szCs w:val="40"/>
-                <w:highlight w:val="green"/>
-                <w:lang w:bidi="ml-IN"/>
-              </w:rPr>
-              <w:t>aÉÿëqÉ</w:t>
-            </w:r>
-            <w:r>
-              <w:rPr>
-                <w:rFonts w:ascii="BRH Devanagari Extra" w:hAnsi="BRH Devanagari Extra" w:cs="BRH Devanagari Extra"/>
-                <w:color w:val="000000"/>
-                <w:sz w:val="40"/>
-                <w:szCs w:val="40"/>
-                <w:lang w:bidi="ml-IN"/>
-              </w:rPr>
-              <w:t>ç</w:t>
-            </w:r>
-            <w:proofErr w:type="spellEnd"/>
-            <w:r>
-              <w:rPr>
-                <w:rFonts w:ascii="BRH Devanagari Extra" w:hAnsi="BRH Devanagari Extra" w:cs="BRH Devanagari Extra"/>
-                <w:color w:val="000000"/>
-                <w:sz w:val="40"/>
-                <w:szCs w:val="40"/>
-                <w:lang w:bidi="ml-IN"/>
-              </w:rPr>
-              <w:t xml:space="preserve"> | </w:t>
-            </w:r>
-            <w:proofErr w:type="spellStart"/>
-            <w:r>
-              <w:rPr>
-                <w:rFonts w:ascii="BRH Devanagari Extra" w:hAnsi="BRH Devanagari Extra" w:cs="BRH Devanagari Extra"/>
-                <w:color w:val="000000"/>
-                <w:sz w:val="40"/>
-                <w:szCs w:val="40"/>
-                <w:lang w:bidi="ml-IN"/>
-              </w:rPr>
-              <w:t>AaÉëþqÉç</w:t>
-            </w:r>
-            <w:proofErr w:type="spellEnd"/>
-            <w:r>
-              <w:rPr>
-                <w:rFonts w:ascii="BRH Devanagari Extra" w:hAnsi="BRH Devanagari Extra" w:cs="BRH Devanagari Extra"/>
-                <w:color w:val="000000"/>
-                <w:sz w:val="40"/>
-                <w:szCs w:val="40"/>
-                <w:lang w:bidi="ml-IN"/>
-              </w:rPr>
-              <w:t xml:space="preserve"> </w:t>
-            </w:r>
-            <w:proofErr w:type="spellStart"/>
-            <w:r>
-              <w:rPr>
-                <w:rFonts w:ascii="BRH Devanagari Extra" w:hAnsi="BRH Devanagari Extra" w:cs="BRH Devanagari Extra"/>
-                <w:color w:val="000000"/>
-                <w:sz w:val="40"/>
-                <w:szCs w:val="40"/>
-                <w:lang w:bidi="ml-IN"/>
-              </w:rPr>
-              <w:t>ÆuÉ</w:t>
-            </w:r>
-            <w:proofErr w:type="spellEnd"/>
-            <w:r>
-              <w:rPr>
-                <w:rFonts w:ascii="BRH Devanagari Extra" w:hAnsi="BRH Devanagari Extra" w:cs="BRH Devanagari Extra"/>
-                <w:color w:val="000000"/>
-                <w:sz w:val="40"/>
-                <w:szCs w:val="40"/>
-                <w:lang w:bidi="ml-IN"/>
-              </w:rPr>
-              <w:t>×</w:t>
-            </w:r>
-            <w:r>
-              <w:rPr>
-                <w:rFonts w:ascii="BRH Malayalam Extra" w:hAnsi="BRH Malayalam Extra" w:cs="BRH Devanagari Extra"/>
-                <w:b/>
-                <w:color w:val="000000"/>
-                <w:sz w:val="32"/>
-                <w:szCs w:val="40"/>
-                <w:lang w:bidi="ml-IN"/>
-              </w:rPr>
-              <w:t>–</w:t>
-            </w:r>
-            <w:r>
-              <w:rPr>
-                <w:rFonts w:ascii="BRH Devanagari Extra" w:hAnsi="BRH Devanagari Extra" w:cs="BRH Devanagari Extra"/>
-                <w:color w:val="000000"/>
-                <w:sz w:val="40"/>
-                <w:szCs w:val="40"/>
-                <w:lang w:bidi="ml-IN"/>
-              </w:rPr>
-              <w:t>¤</w:t>
-            </w:r>
-            <w:proofErr w:type="spellStart"/>
-            <w:r>
-              <w:rPr>
-                <w:rFonts w:ascii="BRH Devanagari Extra" w:hAnsi="BRH Devanagari Extra" w:cs="BRH Devanagari Extra"/>
-                <w:color w:val="000000"/>
-                <w:sz w:val="40"/>
-                <w:szCs w:val="40"/>
-                <w:lang w:bidi="ml-IN"/>
-              </w:rPr>
-              <w:t>ÉxrÉþ</w:t>
-            </w:r>
-            <w:proofErr w:type="spellEnd"/>
-            <w:r>
-              <w:rPr>
-                <w:rFonts w:ascii="BRH Devanagari Extra" w:hAnsi="BRH Devanagari Extra" w:cs="BRH Devanagari Extra"/>
-                <w:color w:val="000000"/>
-                <w:sz w:val="40"/>
-                <w:szCs w:val="40"/>
-                <w:lang w:bidi="ml-IN"/>
-              </w:rPr>
-              <w:t xml:space="preserve"> |</w:t>
-            </w:r>
           </w:p>
         </w:tc>
       </w:tr>
@@ -17102,6 +19210,7 @@
                 <w:sz w:val="28"/>
                 <w:szCs w:val="32"/>
               </w:rPr>
+              <w:lastRenderedPageBreak/>
               <w:t>T.S.7.4.19.4 – Kramam</w:t>
             </w:r>
           </w:p>
@@ -17214,7 +19323,6 @@
               </w:rPr>
               <w:t>–</w:t>
             </w:r>
-            <w:proofErr w:type="spellStart"/>
             <w:r>
               <w:rPr>
                 <w:rFonts w:ascii="BRH Devanagari Extra" w:hAnsi="BRH Devanagari Extra" w:cs="BRH Devanagari Extra"/>
@@ -17225,19 +19333,17 @@
               </w:rPr>
               <w:t>iÉ</w:t>
             </w:r>
-            <w:proofErr w:type="spellEnd"/>
-            <w:r>
-              <w:rPr>
-                <w:rFonts w:ascii="BRH Malayalam Extra" w:hAnsi="BRH Malayalam Extra" w:cs="BRH Devanagari Extra"/>
-                <w:b/>
-                <w:color w:val="000000"/>
-                <w:sz w:val="32"/>
-                <w:szCs w:val="40"/>
-                <w:lang w:bidi="ml-IN"/>
-              </w:rPr>
-              <w:t>–</w:t>
-            </w:r>
-            <w:proofErr w:type="spellStart"/>
+            <w:r>
+              <w:rPr>
+                <w:rFonts w:ascii="BRH Malayalam Extra" w:hAnsi="BRH Malayalam Extra" w:cs="BRH Devanagari Extra"/>
+                <w:b/>
+                <w:color w:val="000000"/>
+                <w:sz w:val="32"/>
+                <w:szCs w:val="40"/>
+                <w:lang w:bidi="ml-IN"/>
+              </w:rPr>
+              <w:t>–</w:t>
+            </w:r>
             <w:r>
               <w:rPr>
                 <w:rFonts w:ascii="BRH Devanagari Extra" w:hAnsi="BRH Devanagari Extra" w:cs="BRH Devanagari Extra"/>
@@ -17248,19 +19354,17 @@
               </w:rPr>
               <w:t>óè</w:t>
             </w:r>
-            <w:proofErr w:type="spellEnd"/>
-            <w:r>
-              <w:rPr>
-                <w:rFonts w:ascii="BRH Malayalam Extra" w:hAnsi="BRH Malayalam Extra" w:cs="BRH Devanagari Extra"/>
-                <w:b/>
-                <w:color w:val="000000"/>
-                <w:sz w:val="32"/>
-                <w:szCs w:val="40"/>
-                <w:lang w:bidi="ml-IN"/>
-              </w:rPr>
-              <w:t>–</w:t>
-            </w:r>
-            <w:proofErr w:type="spellStart"/>
+            <w:r>
+              <w:rPr>
+                <w:rFonts w:ascii="BRH Malayalam Extra" w:hAnsi="BRH Malayalam Extra" w:cs="BRH Devanagari Extra"/>
+                <w:b/>
+                <w:color w:val="000000"/>
+                <w:sz w:val="32"/>
+                <w:szCs w:val="40"/>
+                <w:lang w:bidi="ml-IN"/>
+              </w:rPr>
+              <w:t>–</w:t>
+            </w:r>
             <w:r>
               <w:rPr>
                 <w:rFonts w:ascii="BRH Devanagari Extra" w:hAnsi="BRH Devanagari Extra" w:cs="BRH Devanagari Extra"/>
@@ -17271,19 +19375,17 @@
               </w:rPr>
               <w:t>xÉ</w:t>
             </w:r>
-            <w:proofErr w:type="spellEnd"/>
-            <w:r>
-              <w:rPr>
-                <w:rFonts w:ascii="BRH Malayalam Extra" w:hAnsi="BRH Malayalam Extra" w:cs="BRH Devanagari Extra"/>
-                <w:b/>
-                <w:color w:val="000000"/>
-                <w:sz w:val="32"/>
-                <w:szCs w:val="40"/>
-                <w:lang w:bidi="ml-IN"/>
-              </w:rPr>
-              <w:t>–</w:t>
-            </w:r>
-            <w:proofErr w:type="spellStart"/>
+            <w:r>
+              <w:rPr>
+                <w:rFonts w:ascii="BRH Malayalam Extra" w:hAnsi="BRH Malayalam Extra" w:cs="BRH Devanagari Extra"/>
+                <w:b/>
+                <w:color w:val="000000"/>
+                <w:sz w:val="32"/>
+                <w:szCs w:val="40"/>
+                <w:lang w:bidi="ml-IN"/>
+              </w:rPr>
+              <w:t>–</w:t>
+            </w:r>
             <w:r>
               <w:rPr>
                 <w:rFonts w:ascii="BRH Devanagari Extra" w:hAnsi="BRH Devanagari Extra" w:cs="BRH Devanagari Extra"/>
@@ -17294,7 +19396,6 @@
               </w:rPr>
               <w:t>rÉ</w:t>
             </w:r>
-            <w:proofErr w:type="spellEnd"/>
             <w:r>
               <w:rPr>
                 <w:rFonts w:ascii="BRH Malayalam Extra" w:hAnsi="BRH Malayalam Extra" w:cs="BRH Devanagari Extra"/>
@@ -17405,7 +19506,6 @@
               </w:rPr>
               <w:t>–</w:t>
             </w:r>
-            <w:proofErr w:type="spellStart"/>
             <w:r>
               <w:rPr>
                 <w:rFonts w:ascii="BRH Devanagari Extra" w:hAnsi="BRH Devanagari Extra" w:cs="BRH Devanagari Extra"/>
@@ -17416,19 +19516,17 @@
               </w:rPr>
               <w:t>iÉ</w:t>
             </w:r>
-            <w:proofErr w:type="spellEnd"/>
-            <w:r>
-              <w:rPr>
-                <w:rFonts w:ascii="BRH Malayalam Extra" w:hAnsi="BRH Malayalam Extra" w:cs="BRH Devanagari Extra"/>
-                <w:b/>
-                <w:color w:val="000000"/>
-                <w:sz w:val="32"/>
-                <w:szCs w:val="40"/>
-                <w:lang w:bidi="ml-IN"/>
-              </w:rPr>
-              <w:t>–</w:t>
-            </w:r>
-            <w:proofErr w:type="spellStart"/>
+            <w:r>
+              <w:rPr>
+                <w:rFonts w:ascii="BRH Malayalam Extra" w:hAnsi="BRH Malayalam Extra" w:cs="BRH Devanagari Extra"/>
+                <w:b/>
+                <w:color w:val="000000"/>
+                <w:sz w:val="32"/>
+                <w:szCs w:val="40"/>
+                <w:lang w:bidi="ml-IN"/>
+              </w:rPr>
+              <w:t>–</w:t>
+            </w:r>
             <w:r>
               <w:rPr>
                 <w:rFonts w:ascii="BRH Devanagari Extra" w:hAnsi="BRH Devanagari Extra" w:cs="BRH Devanagari Extra"/>
@@ -17439,19 +19537,17 @@
               </w:rPr>
               <w:t>óè</w:t>
             </w:r>
-            <w:proofErr w:type="spellEnd"/>
-            <w:r>
-              <w:rPr>
-                <w:rFonts w:ascii="BRH Malayalam Extra" w:hAnsi="BRH Malayalam Extra" w:cs="BRH Devanagari Extra"/>
-                <w:b/>
-                <w:color w:val="000000"/>
-                <w:sz w:val="32"/>
-                <w:szCs w:val="40"/>
-                <w:lang w:bidi="ml-IN"/>
-              </w:rPr>
-              <w:t>–</w:t>
-            </w:r>
-            <w:proofErr w:type="spellStart"/>
+            <w:r>
+              <w:rPr>
+                <w:rFonts w:ascii="BRH Malayalam Extra" w:hAnsi="BRH Malayalam Extra" w:cs="BRH Devanagari Extra"/>
+                <w:b/>
+                <w:color w:val="000000"/>
+                <w:sz w:val="32"/>
+                <w:szCs w:val="40"/>
+                <w:lang w:bidi="ml-IN"/>
+              </w:rPr>
+              <w:t>–</w:t>
+            </w:r>
             <w:r>
               <w:rPr>
                 <w:rFonts w:ascii="BRH Devanagari Extra" w:hAnsi="BRH Devanagari Extra" w:cs="BRH Devanagari Extra"/>
@@ -17462,19 +19558,17 @@
               </w:rPr>
               <w:t>xÉ</w:t>
             </w:r>
-            <w:proofErr w:type="spellEnd"/>
-            <w:r>
-              <w:rPr>
-                <w:rFonts w:ascii="BRH Malayalam Extra" w:hAnsi="BRH Malayalam Extra" w:cs="BRH Devanagari Extra"/>
-                <w:b/>
-                <w:color w:val="000000"/>
-                <w:sz w:val="32"/>
-                <w:szCs w:val="40"/>
-                <w:lang w:bidi="ml-IN"/>
-              </w:rPr>
-              <w:t>–</w:t>
-            </w:r>
-            <w:proofErr w:type="spellStart"/>
+            <w:r>
+              <w:rPr>
+                <w:rFonts w:ascii="BRH Malayalam Extra" w:hAnsi="BRH Malayalam Extra" w:cs="BRH Devanagari Extra"/>
+                <w:b/>
+                <w:color w:val="000000"/>
+                <w:sz w:val="32"/>
+                <w:szCs w:val="40"/>
+                <w:lang w:bidi="ml-IN"/>
+              </w:rPr>
+              <w:t>–</w:t>
+            </w:r>
             <w:r>
               <w:rPr>
                 <w:rFonts w:ascii="BRH Devanagari Extra" w:hAnsi="BRH Devanagari Extra" w:cs="BRH Devanagari Extra"/>
@@ -17485,7 +19579,6 @@
               </w:rPr>
               <w:t>rÉ</w:t>
             </w:r>
-            <w:proofErr w:type="spellEnd"/>
             <w:r>
               <w:rPr>
                 <w:rFonts w:ascii="BRH Malayalam Extra" w:hAnsi="BRH Malayalam Extra" w:cs="BRH Devanagari Extra"/>
@@ -17651,7 +19744,6 @@
                 <w:sz w:val="28"/>
                 <w:szCs w:val="32"/>
               </w:rPr>
-              <w:lastRenderedPageBreak/>
               <w:t>Panchaati No</w:t>
             </w:r>
             <w:r>
@@ -17695,7 +19787,6 @@
                 <w:szCs w:val="40"/>
                 <w:lang w:bidi="ml-IN"/>
               </w:rPr>
-              <w:lastRenderedPageBreak/>
               <w:t xml:space="preserve">A³ÉþqÉ¨É | </w:t>
             </w:r>
             <w:proofErr w:type="spellStart"/>
@@ -18017,8 +20108,6 @@
           <w:u w:val="single"/>
         </w:rPr>
       </w:pPr>
-      <w:bookmarkStart w:id="0" w:name="_GoBack"/>
-      <w:bookmarkEnd w:id="0"/>
     </w:p>
     <w:p>
       <w:pPr>
@@ -18437,7 +20526,7 @@
 </file>
 
 <file path=word/endnotes.xml><?xml version="1.0" encoding="utf-8"?>
-<w:endnotes xmlns:wpc="http://schemas.microsoft.com/office/word/2010/wordprocessingCanvas" xmlns:cx="http://schemas.microsoft.com/office/drawing/2014/chartex" xmlns:cx1="http://schemas.microsoft.com/office/drawing/2015/9/8/chartex" xmlns:mc="http://schemas.openxmlformats.org/markup-compatibility/2006" xmlns:o="urn:schemas-microsoft-com:office:office" xmlns:r="http://schemas.openxmlformats.org/officeDocument/2006/relationships" xmlns:m="http://schemas.openxmlformats.org/officeDocument/2006/math" xmlns:v="urn:schemas-microsoft-com:vml" xmlns:wp14="http://schemas.microsoft.com/office/word/2010/wordprocessingDrawing" xmlns:wp="http://schemas.openxmlformats.org/drawingml/2006/wordprocessingDrawing" xmlns:w10="urn:schemas-microsoft-com:office:word" xmlns:w="http://schemas.openxmlformats.org/wordprocessingml/2006/main" xmlns:w14="http://schemas.microsoft.com/office/word/2010/wordml" xmlns:w15="http://schemas.microsoft.com/office/word/2012/wordml" xmlns:w16se="http://schemas.microsoft.com/office/word/2015/wordml/symex" xmlns:wpg="http://schemas.microsoft.com/office/word/2010/wordprocessingGroup" xmlns:wpi="http://schemas.microsoft.com/office/word/2010/wordprocessingInk" xmlns:wne="http://schemas.microsoft.com/office/word/2006/wordml" xmlns:wps="http://schemas.microsoft.com/office/word/2010/wordprocessingShape" mc:Ignorable="w14 w15 w16se wp14">
+<w:endnotes xmlns:wpc="http://schemas.microsoft.com/office/word/2010/wordprocessingCanvas" xmlns:cx="http://schemas.microsoft.com/office/drawing/2014/chartex" xmlns:cx1="http://schemas.microsoft.com/office/drawing/2015/9/8/chartex" xmlns:cx2="http://schemas.microsoft.com/office/drawing/2015/10/21/chartex" xmlns:cx3="http://schemas.microsoft.com/office/drawing/2016/5/9/chartex" xmlns:cx4="http://schemas.microsoft.com/office/drawing/2016/5/10/chartex" xmlns:cx5="http://schemas.microsoft.com/office/drawing/2016/5/11/chartex" xmlns:cx6="http://schemas.microsoft.com/office/drawing/2016/5/12/chartex" xmlns:cx7="http://schemas.microsoft.com/office/drawing/2016/5/13/chartex" xmlns:cx8="http://schemas.microsoft.com/office/drawing/2016/5/14/chartex" xmlns:mc="http://schemas.openxmlformats.org/markup-compatibility/2006" xmlns:aink="http://schemas.microsoft.com/office/drawing/2016/ink" xmlns:am3d="http://schemas.microsoft.com/office/drawing/2017/model3d" xmlns:o="urn:schemas-microsoft-com:office:office" xmlns:oel="http://schemas.microsoft.com/office/2019/extlst" xmlns:r="http://schemas.openxmlformats.org/officeDocument/2006/relationships" xmlns:m="http://schemas.openxmlformats.org/officeDocument/2006/math" xmlns:v="urn:schemas-microsoft-com:vml" xmlns:wp14="http://schemas.microsoft.com/office/word/2010/wordprocessingDrawing" xmlns:wp="http://schemas.openxmlformats.org/drawingml/2006/wordprocessingDrawing" xmlns:w10="urn:schemas-microsoft-com:office:word" xmlns:w="http://schemas.openxmlformats.org/wordprocessingml/2006/main" xmlns:w14="http://schemas.microsoft.com/office/word/2010/wordml" xmlns:w15="http://schemas.microsoft.com/office/word/2012/wordml" xmlns:w16cex="http://schemas.microsoft.com/office/word/2018/wordml/cex" xmlns:w16cid="http://schemas.microsoft.com/office/word/2016/wordml/cid" xmlns:w16="http://schemas.microsoft.com/office/word/2018/wordml" xmlns:w16du="http://schemas.microsoft.com/office/word/2023/wordml/word16du" xmlns:w16sdtdh="http://schemas.microsoft.com/office/word/2020/wordml/sdtdatahash" xmlns:w16sdtfl="http://schemas.microsoft.com/office/word/2024/wordml/sdtformatlock" xmlns:w16se="http://schemas.microsoft.com/office/word/2015/wordml/symex" xmlns:wpg="http://schemas.microsoft.com/office/word/2010/wordprocessingGroup" xmlns:wpi="http://schemas.microsoft.com/office/word/2010/wordprocessingInk" xmlns:wne="http://schemas.microsoft.com/office/word/2006/wordml" xmlns:wps="http://schemas.microsoft.com/office/word/2010/wordprocessingShape" mc:Ignorable="w14 w15 w16se w16cid w16 w16cex w16sdtdh w16sdtfl w16du wp14">
   <w:endnote w:type="separator" w:id="-1">
     <w:p>
       <w:pPr>
@@ -18462,7 +20551,7 @@
 </file>
 
 <file path=word/footer1.xml><?xml version="1.0" encoding="utf-8"?>
-<w:ftr xmlns:wpc="http://schemas.microsoft.com/office/word/2010/wordprocessingCanvas" xmlns:cx="http://schemas.microsoft.com/office/drawing/2014/chartex" xmlns:cx1="http://schemas.microsoft.com/office/drawing/2015/9/8/chartex" xmlns:mc="http://schemas.openxmlformats.org/markup-compatibility/2006" xmlns:o="urn:schemas-microsoft-com:office:office" xmlns:r="http://schemas.openxmlformats.org/officeDocument/2006/relationships" xmlns:m="http://schemas.openxmlformats.org/officeDocument/2006/math" xmlns:v="urn:schemas-microsoft-com:vml" xmlns:wp14="http://schemas.microsoft.com/office/word/2010/wordprocessingDrawing" xmlns:wp="http://schemas.openxmlformats.org/drawingml/2006/wordprocessingDrawing" xmlns:w10="urn:schemas-microsoft-com:office:word" xmlns:w="http://schemas.openxmlformats.org/wordprocessingml/2006/main" xmlns:w14="http://schemas.microsoft.com/office/word/2010/wordml" xmlns:w15="http://schemas.microsoft.com/office/word/2012/wordml" xmlns:w16se="http://schemas.microsoft.com/office/word/2015/wordml/symex" xmlns:wpg="http://schemas.microsoft.com/office/word/2010/wordprocessingGroup" xmlns:wpi="http://schemas.microsoft.com/office/word/2010/wordprocessingInk" xmlns:wne="http://schemas.microsoft.com/office/word/2006/wordml" xmlns:wps="http://schemas.microsoft.com/office/word/2010/wordprocessingShape" mc:Ignorable="w14 w15 w16se wp14">
+<w:ftr xmlns:wpc="http://schemas.microsoft.com/office/word/2010/wordprocessingCanvas" xmlns:cx="http://schemas.microsoft.com/office/drawing/2014/chartex" xmlns:cx1="http://schemas.microsoft.com/office/drawing/2015/9/8/chartex" xmlns:cx2="http://schemas.microsoft.com/office/drawing/2015/10/21/chartex" xmlns:cx3="http://schemas.microsoft.com/office/drawing/2016/5/9/chartex" xmlns:cx4="http://schemas.microsoft.com/office/drawing/2016/5/10/chartex" xmlns:cx5="http://schemas.microsoft.com/office/drawing/2016/5/11/chartex" xmlns:cx6="http://schemas.microsoft.com/office/drawing/2016/5/12/chartex" xmlns:cx7="http://schemas.microsoft.com/office/drawing/2016/5/13/chartex" xmlns:cx8="http://schemas.microsoft.com/office/drawing/2016/5/14/chartex" xmlns:mc="http://schemas.openxmlformats.org/markup-compatibility/2006" xmlns:aink="http://schemas.microsoft.com/office/drawing/2016/ink" xmlns:am3d="http://schemas.microsoft.com/office/drawing/2017/model3d" xmlns:o="urn:schemas-microsoft-com:office:office" xmlns:oel="http://schemas.microsoft.com/office/2019/extlst" xmlns:r="http://schemas.openxmlformats.org/officeDocument/2006/relationships" xmlns:m="http://schemas.openxmlformats.org/officeDocument/2006/math" xmlns:v="urn:schemas-microsoft-com:vml" xmlns:wp14="http://schemas.microsoft.com/office/word/2010/wordprocessingDrawing" xmlns:wp="http://schemas.openxmlformats.org/drawingml/2006/wordprocessingDrawing" xmlns:w10="urn:schemas-microsoft-com:office:word" xmlns:w="http://schemas.openxmlformats.org/wordprocessingml/2006/main" xmlns:w14="http://schemas.microsoft.com/office/word/2010/wordml" xmlns:w15="http://schemas.microsoft.com/office/word/2012/wordml" xmlns:w16cex="http://schemas.microsoft.com/office/word/2018/wordml/cex" xmlns:w16cid="http://schemas.microsoft.com/office/word/2016/wordml/cid" xmlns:w16="http://schemas.microsoft.com/office/word/2018/wordml" xmlns:w16du="http://schemas.microsoft.com/office/word/2023/wordml/word16du" xmlns:w16sdtdh="http://schemas.microsoft.com/office/word/2020/wordml/sdtdatahash" xmlns:w16sdtfl="http://schemas.microsoft.com/office/word/2024/wordml/sdtformatlock" xmlns:w16se="http://schemas.microsoft.com/office/word/2015/wordml/symex" xmlns:wpg="http://schemas.microsoft.com/office/word/2010/wordprocessingGroup" xmlns:wpi="http://schemas.microsoft.com/office/word/2010/wordprocessingInk" xmlns:wne="http://schemas.microsoft.com/office/word/2006/wordml" xmlns:wps="http://schemas.microsoft.com/office/word/2010/wordprocessingShape" mc:Ignorable="w14 w15 w16se w16cid w16 w16cex w16sdtdh w16sdtfl w16du wp14">
   <w:p>
     <w:pPr>
       <w:pBdr>
@@ -18501,21 +20590,7 @@
         <w:bCs/>
       </w:rPr>
       <w:tab/>
-    </w:r>
-    <w:r>
-      <w:rPr>
-        <w:b/>
-        <w:bCs/>
-      </w:rPr>
-      <w:tab/>
-    </w:r>
-    <w:r>
-      <w:rPr>
-        <w:b/>
-        <w:bCs/>
-      </w:rPr>
-      <w:tab/>
-      <w:t xml:space="preserve">              v</w:t>
+      <w:t>v</w:t>
     </w:r>
     <w:r>
       <w:rPr>
@@ -18644,7 +20719,7 @@
 </file>
 
 <file path=word/footer2.xml><?xml version="1.0" encoding="utf-8"?>
-<w:ftr xmlns:wpc="http://schemas.microsoft.com/office/word/2010/wordprocessingCanvas" xmlns:cx="http://schemas.microsoft.com/office/drawing/2014/chartex" xmlns:cx1="http://schemas.microsoft.com/office/drawing/2015/9/8/chartex" xmlns:mc="http://schemas.openxmlformats.org/markup-compatibility/2006" xmlns:o="urn:schemas-microsoft-com:office:office" xmlns:r="http://schemas.openxmlformats.org/officeDocument/2006/relationships" xmlns:m="http://schemas.openxmlformats.org/officeDocument/2006/math" xmlns:v="urn:schemas-microsoft-com:vml" xmlns:wp14="http://schemas.microsoft.com/office/word/2010/wordprocessingDrawing" xmlns:wp="http://schemas.openxmlformats.org/drawingml/2006/wordprocessingDrawing" xmlns:w10="urn:schemas-microsoft-com:office:word" xmlns:w="http://schemas.openxmlformats.org/wordprocessingml/2006/main" xmlns:w14="http://schemas.microsoft.com/office/word/2010/wordml" xmlns:w15="http://schemas.microsoft.com/office/word/2012/wordml" xmlns:w16se="http://schemas.microsoft.com/office/word/2015/wordml/symex" xmlns:wpg="http://schemas.microsoft.com/office/word/2010/wordprocessingGroup" xmlns:wpi="http://schemas.microsoft.com/office/word/2010/wordprocessingInk" xmlns:wne="http://schemas.microsoft.com/office/word/2006/wordml" xmlns:wps="http://schemas.microsoft.com/office/word/2010/wordprocessingShape" mc:Ignorable="w14 w15 w16se wp14">
+<w:ftr xmlns:wpc="http://schemas.microsoft.com/office/word/2010/wordprocessingCanvas" xmlns:cx="http://schemas.microsoft.com/office/drawing/2014/chartex" xmlns:cx1="http://schemas.microsoft.com/office/drawing/2015/9/8/chartex" xmlns:cx2="http://schemas.microsoft.com/office/drawing/2015/10/21/chartex" xmlns:cx3="http://schemas.microsoft.com/office/drawing/2016/5/9/chartex" xmlns:cx4="http://schemas.microsoft.com/office/drawing/2016/5/10/chartex" xmlns:cx5="http://schemas.microsoft.com/office/drawing/2016/5/11/chartex" xmlns:cx6="http://schemas.microsoft.com/office/drawing/2016/5/12/chartex" xmlns:cx7="http://schemas.microsoft.com/office/drawing/2016/5/13/chartex" xmlns:cx8="http://schemas.microsoft.com/office/drawing/2016/5/14/chartex" xmlns:mc="http://schemas.openxmlformats.org/markup-compatibility/2006" xmlns:aink="http://schemas.microsoft.com/office/drawing/2016/ink" xmlns:am3d="http://schemas.microsoft.com/office/drawing/2017/model3d" xmlns:o="urn:schemas-microsoft-com:office:office" xmlns:oel="http://schemas.microsoft.com/office/2019/extlst" xmlns:r="http://schemas.openxmlformats.org/officeDocument/2006/relationships" xmlns:m="http://schemas.openxmlformats.org/officeDocument/2006/math" xmlns:v="urn:schemas-microsoft-com:vml" xmlns:wp14="http://schemas.microsoft.com/office/word/2010/wordprocessingDrawing" xmlns:wp="http://schemas.openxmlformats.org/drawingml/2006/wordprocessingDrawing" xmlns:w10="urn:schemas-microsoft-com:office:word" xmlns:w="http://schemas.openxmlformats.org/wordprocessingml/2006/main" xmlns:w14="http://schemas.microsoft.com/office/word/2010/wordml" xmlns:w15="http://schemas.microsoft.com/office/word/2012/wordml" xmlns:w16cex="http://schemas.microsoft.com/office/word/2018/wordml/cex" xmlns:w16cid="http://schemas.microsoft.com/office/word/2016/wordml/cid" xmlns:w16="http://schemas.microsoft.com/office/word/2018/wordml" xmlns:w16du="http://schemas.microsoft.com/office/word/2023/wordml/word16du" xmlns:w16sdtdh="http://schemas.microsoft.com/office/word/2020/wordml/sdtdatahash" xmlns:w16sdtfl="http://schemas.microsoft.com/office/word/2024/wordml/sdtformatlock" xmlns:w16se="http://schemas.microsoft.com/office/word/2015/wordml/symex" xmlns:wpg="http://schemas.microsoft.com/office/word/2010/wordprocessingGroup" xmlns:wpi="http://schemas.microsoft.com/office/word/2010/wordprocessingInk" xmlns:wne="http://schemas.microsoft.com/office/word/2006/wordml" xmlns:wps="http://schemas.microsoft.com/office/word/2010/wordprocessingShape" mc:Ignorable="w14 w15 w16se w16cid w16 w16cex w16sdtdh w16sdtfl w16du wp14">
   <w:p>
     <w:pPr>
       <w:pBdr>
@@ -18661,49 +20736,7 @@
         <w:b/>
         <w:bCs/>
       </w:rPr>
-      <w:tab/>
-    </w:r>
-    <w:r>
-      <w:rPr>
-        <w:b/>
-        <w:bCs/>
-      </w:rPr>
-      <w:tab/>
-    </w:r>
-    <w:r>
-      <w:rPr>
-        <w:b/>
-        <w:bCs/>
-      </w:rPr>
-      <w:tab/>
-    </w:r>
-    <w:r>
-      <w:rPr>
-        <w:b/>
-        <w:bCs/>
-      </w:rPr>
-      <w:tab/>
-    </w:r>
-    <w:r>
-      <w:rPr>
-        <w:b/>
-        <w:bCs/>
-      </w:rPr>
-      <w:tab/>
-    </w:r>
-    <w:r>
-      <w:rPr>
-        <w:b/>
-        <w:bCs/>
-      </w:rPr>
-      <w:tab/>
-    </w:r>
-    <w:r>
-      <w:rPr>
-        <w:b/>
-        <w:bCs/>
-      </w:rPr>
-      <w:t xml:space="preserve">              </w:t>
+      <w:t>www.</w:t>
     </w:r>
     <w:r>
       <w:rPr>
@@ -18717,7 +20750,14 @@
         <w:b/>
         <w:bCs/>
       </w:rPr>
-      <w:t>edavms@gmail.com</w:t>
+      <w:t>edavms</w:t>
+    </w:r>
+    <w:r>
+      <w:rPr>
+        <w:b/>
+        <w:bCs/>
+      </w:rPr>
+      <w:t>.in</w:t>
     </w:r>
     <w:r>
       <w:rPr>
@@ -18736,6 +20776,9 @@
     </w:r>
     <w:r>
       <w:tab/>
+    </w:r>
+    <w:r>
+      <w:t xml:space="preserve">             </w:t>
     </w:r>
     <w:r>
       <w:tab/>
@@ -18847,7 +20890,7 @@
 </file>
 
 <file path=word/footnotes.xml><?xml version="1.0" encoding="utf-8"?>
-<w:footnotes xmlns:wpc="http://schemas.microsoft.com/office/word/2010/wordprocessingCanvas" xmlns:cx="http://schemas.microsoft.com/office/drawing/2014/chartex" xmlns:cx1="http://schemas.microsoft.com/office/drawing/2015/9/8/chartex" xmlns:mc="http://schemas.openxmlformats.org/markup-compatibility/2006" xmlns:o="urn:schemas-microsoft-com:office:office" xmlns:r="http://schemas.openxmlformats.org/officeDocument/2006/relationships" xmlns:m="http://schemas.openxmlformats.org/officeDocument/2006/math" xmlns:v="urn:schemas-microsoft-com:vml" xmlns:wp14="http://schemas.microsoft.com/office/word/2010/wordprocessingDrawing" xmlns:wp="http://schemas.openxmlformats.org/drawingml/2006/wordprocessingDrawing" xmlns:w10="urn:schemas-microsoft-com:office:word" xmlns:w="http://schemas.openxmlformats.org/wordprocessingml/2006/main" xmlns:w14="http://schemas.microsoft.com/office/word/2010/wordml" xmlns:w15="http://schemas.microsoft.com/office/word/2012/wordml" xmlns:w16se="http://schemas.microsoft.com/office/word/2015/wordml/symex" xmlns:wpg="http://schemas.microsoft.com/office/word/2010/wordprocessingGroup" xmlns:wpi="http://schemas.microsoft.com/office/word/2010/wordprocessingInk" xmlns:wne="http://schemas.microsoft.com/office/word/2006/wordml" xmlns:wps="http://schemas.microsoft.com/office/word/2010/wordprocessingShape" mc:Ignorable="w14 w15 w16se wp14">
+<w:footnotes xmlns:wpc="http://schemas.microsoft.com/office/word/2010/wordprocessingCanvas" xmlns:cx="http://schemas.microsoft.com/office/drawing/2014/chartex" xmlns:cx1="http://schemas.microsoft.com/office/drawing/2015/9/8/chartex" xmlns:cx2="http://schemas.microsoft.com/office/drawing/2015/10/21/chartex" xmlns:cx3="http://schemas.microsoft.com/office/drawing/2016/5/9/chartex" xmlns:cx4="http://schemas.microsoft.com/office/drawing/2016/5/10/chartex" xmlns:cx5="http://schemas.microsoft.com/office/drawing/2016/5/11/chartex" xmlns:cx6="http://schemas.microsoft.com/office/drawing/2016/5/12/chartex" xmlns:cx7="http://schemas.microsoft.com/office/drawing/2016/5/13/chartex" xmlns:cx8="http://schemas.microsoft.com/office/drawing/2016/5/14/chartex" xmlns:mc="http://schemas.openxmlformats.org/markup-compatibility/2006" xmlns:aink="http://schemas.microsoft.com/office/drawing/2016/ink" xmlns:am3d="http://schemas.microsoft.com/office/drawing/2017/model3d" xmlns:o="urn:schemas-microsoft-com:office:office" xmlns:oel="http://schemas.microsoft.com/office/2019/extlst" xmlns:r="http://schemas.openxmlformats.org/officeDocument/2006/relationships" xmlns:m="http://schemas.openxmlformats.org/officeDocument/2006/math" xmlns:v="urn:schemas-microsoft-com:vml" xmlns:wp14="http://schemas.microsoft.com/office/word/2010/wordprocessingDrawing" xmlns:wp="http://schemas.openxmlformats.org/drawingml/2006/wordprocessingDrawing" xmlns:w10="urn:schemas-microsoft-com:office:word" xmlns:w="http://schemas.openxmlformats.org/wordprocessingml/2006/main" xmlns:w14="http://schemas.microsoft.com/office/word/2010/wordml" xmlns:w15="http://schemas.microsoft.com/office/word/2012/wordml" xmlns:w16cex="http://schemas.microsoft.com/office/word/2018/wordml/cex" xmlns:w16cid="http://schemas.microsoft.com/office/word/2016/wordml/cid" xmlns:w16="http://schemas.microsoft.com/office/word/2018/wordml" xmlns:w16du="http://schemas.microsoft.com/office/word/2023/wordml/word16du" xmlns:w16sdtdh="http://schemas.microsoft.com/office/word/2020/wordml/sdtdatahash" xmlns:w16sdtfl="http://schemas.microsoft.com/office/word/2024/wordml/sdtformatlock" xmlns:w16se="http://schemas.microsoft.com/office/word/2015/wordml/symex" xmlns:wpg="http://schemas.microsoft.com/office/word/2010/wordprocessingGroup" xmlns:wpi="http://schemas.microsoft.com/office/word/2010/wordprocessingInk" xmlns:wne="http://schemas.microsoft.com/office/word/2006/wordml" xmlns:wps="http://schemas.microsoft.com/office/word/2010/wordprocessingShape" mc:Ignorable="w14 w15 w16se w16cid w16 w16cex w16sdtdh w16sdtfl w16du wp14">
   <w:footnote w:type="separator" w:id="-1">
     <w:p>
       <w:pPr>
@@ -18872,7 +20915,7 @@
 </file>
 
 <file path=word/header1.xml><?xml version="1.0" encoding="utf-8"?>
-<w:hdr xmlns:wpc="http://schemas.microsoft.com/office/word/2010/wordprocessingCanvas" xmlns:cx="http://schemas.microsoft.com/office/drawing/2014/chartex" xmlns:cx1="http://schemas.microsoft.com/office/drawing/2015/9/8/chartex" xmlns:mc="http://schemas.openxmlformats.org/markup-compatibility/2006" xmlns:o="urn:schemas-microsoft-com:office:office" xmlns:r="http://schemas.openxmlformats.org/officeDocument/2006/relationships" xmlns:m="http://schemas.openxmlformats.org/officeDocument/2006/math" xmlns:v="urn:schemas-microsoft-com:vml" xmlns:wp14="http://schemas.microsoft.com/office/word/2010/wordprocessingDrawing" xmlns:wp="http://schemas.openxmlformats.org/drawingml/2006/wordprocessingDrawing" xmlns:w10="urn:schemas-microsoft-com:office:word" xmlns:w="http://schemas.openxmlformats.org/wordprocessingml/2006/main" xmlns:w14="http://schemas.microsoft.com/office/word/2010/wordml" xmlns:w15="http://schemas.microsoft.com/office/word/2012/wordml" xmlns:w16se="http://schemas.microsoft.com/office/word/2015/wordml/symex" xmlns:wpg="http://schemas.microsoft.com/office/word/2010/wordprocessingGroup" xmlns:wpi="http://schemas.microsoft.com/office/word/2010/wordprocessingInk" xmlns:wne="http://schemas.microsoft.com/office/word/2006/wordml" xmlns:wps="http://schemas.microsoft.com/office/word/2010/wordprocessingShape" mc:Ignorable="w14 w15 w16se wp14">
+<w:hdr xmlns:wpc="http://schemas.microsoft.com/office/word/2010/wordprocessingCanvas" xmlns:cx="http://schemas.microsoft.com/office/drawing/2014/chartex" xmlns:cx1="http://schemas.microsoft.com/office/drawing/2015/9/8/chartex" xmlns:cx2="http://schemas.microsoft.com/office/drawing/2015/10/21/chartex" xmlns:cx3="http://schemas.microsoft.com/office/drawing/2016/5/9/chartex" xmlns:cx4="http://schemas.microsoft.com/office/drawing/2016/5/10/chartex" xmlns:cx5="http://schemas.microsoft.com/office/drawing/2016/5/11/chartex" xmlns:cx6="http://schemas.microsoft.com/office/drawing/2016/5/12/chartex" xmlns:cx7="http://schemas.microsoft.com/office/drawing/2016/5/13/chartex" xmlns:cx8="http://schemas.microsoft.com/office/drawing/2016/5/14/chartex" xmlns:mc="http://schemas.openxmlformats.org/markup-compatibility/2006" xmlns:aink="http://schemas.microsoft.com/office/drawing/2016/ink" xmlns:am3d="http://schemas.microsoft.com/office/drawing/2017/model3d" xmlns:o="urn:schemas-microsoft-com:office:office" xmlns:oel="http://schemas.microsoft.com/office/2019/extlst" xmlns:r="http://schemas.openxmlformats.org/officeDocument/2006/relationships" xmlns:m="http://schemas.openxmlformats.org/officeDocument/2006/math" xmlns:v="urn:schemas-microsoft-com:vml" xmlns:wp14="http://schemas.microsoft.com/office/word/2010/wordprocessingDrawing" xmlns:wp="http://schemas.openxmlformats.org/drawingml/2006/wordprocessingDrawing" xmlns:w10="urn:schemas-microsoft-com:office:word" xmlns:w="http://schemas.openxmlformats.org/wordprocessingml/2006/main" xmlns:w14="http://schemas.microsoft.com/office/word/2010/wordml" xmlns:w15="http://schemas.microsoft.com/office/word/2012/wordml" xmlns:w16cex="http://schemas.microsoft.com/office/word/2018/wordml/cex" xmlns:w16cid="http://schemas.microsoft.com/office/word/2016/wordml/cid" xmlns:w16="http://schemas.microsoft.com/office/word/2018/wordml" xmlns:w16du="http://schemas.microsoft.com/office/word/2023/wordml/word16du" xmlns:w16sdtdh="http://schemas.microsoft.com/office/word/2020/wordml/sdtdatahash" xmlns:w16sdtfl="http://schemas.microsoft.com/office/word/2024/wordml/sdtformatlock" xmlns:w16se="http://schemas.microsoft.com/office/word/2015/wordml/symex" xmlns:wpg="http://schemas.microsoft.com/office/word/2010/wordprocessingGroup" xmlns:wpi="http://schemas.microsoft.com/office/word/2010/wordprocessingInk" xmlns:wne="http://schemas.microsoft.com/office/word/2006/wordml" xmlns:wps="http://schemas.microsoft.com/office/word/2010/wordprocessingShape" mc:Ignorable="w14 w15 w16se w16cid w16 w16cex w16sdtdh w16sdtfl w16du wp14">
   <w:p>
     <w:pPr>
       <w:pStyle w:val="Header"/>
@@ -18885,7 +20928,7 @@
 </file>
 
 <file path=word/header2.xml><?xml version="1.0" encoding="utf-8"?>
-<w:hdr xmlns:wpc="http://schemas.microsoft.com/office/word/2010/wordprocessingCanvas" xmlns:cx="http://schemas.microsoft.com/office/drawing/2014/chartex" xmlns:cx1="http://schemas.microsoft.com/office/drawing/2015/9/8/chartex" xmlns:mc="http://schemas.openxmlformats.org/markup-compatibility/2006" xmlns:o="urn:schemas-microsoft-com:office:office" xmlns:r="http://schemas.openxmlformats.org/officeDocument/2006/relationships" xmlns:m="http://schemas.openxmlformats.org/officeDocument/2006/math" xmlns:v="urn:schemas-microsoft-com:vml" xmlns:wp14="http://schemas.microsoft.com/office/word/2010/wordprocessingDrawing" xmlns:wp="http://schemas.openxmlformats.org/drawingml/2006/wordprocessingDrawing" xmlns:w10="urn:schemas-microsoft-com:office:word" xmlns:w="http://schemas.openxmlformats.org/wordprocessingml/2006/main" xmlns:w14="http://schemas.microsoft.com/office/word/2010/wordml" xmlns:w15="http://schemas.microsoft.com/office/word/2012/wordml" xmlns:w16se="http://schemas.microsoft.com/office/word/2015/wordml/symex" xmlns:wpg="http://schemas.microsoft.com/office/word/2010/wordprocessingGroup" xmlns:wpi="http://schemas.microsoft.com/office/word/2010/wordprocessingInk" xmlns:wne="http://schemas.microsoft.com/office/word/2006/wordml" xmlns:wps="http://schemas.microsoft.com/office/word/2010/wordprocessingShape" mc:Ignorable="w14 w15 w16se wp14">
+<w:hdr xmlns:wpc="http://schemas.microsoft.com/office/word/2010/wordprocessingCanvas" xmlns:cx="http://schemas.microsoft.com/office/drawing/2014/chartex" xmlns:cx1="http://schemas.microsoft.com/office/drawing/2015/9/8/chartex" xmlns:cx2="http://schemas.microsoft.com/office/drawing/2015/10/21/chartex" xmlns:cx3="http://schemas.microsoft.com/office/drawing/2016/5/9/chartex" xmlns:cx4="http://schemas.microsoft.com/office/drawing/2016/5/10/chartex" xmlns:cx5="http://schemas.microsoft.com/office/drawing/2016/5/11/chartex" xmlns:cx6="http://schemas.microsoft.com/office/drawing/2016/5/12/chartex" xmlns:cx7="http://schemas.microsoft.com/office/drawing/2016/5/13/chartex" xmlns:cx8="http://schemas.microsoft.com/office/drawing/2016/5/14/chartex" xmlns:mc="http://schemas.openxmlformats.org/markup-compatibility/2006" xmlns:aink="http://schemas.microsoft.com/office/drawing/2016/ink" xmlns:am3d="http://schemas.microsoft.com/office/drawing/2017/model3d" xmlns:o="urn:schemas-microsoft-com:office:office" xmlns:oel="http://schemas.microsoft.com/office/2019/extlst" xmlns:r="http://schemas.openxmlformats.org/officeDocument/2006/relationships" xmlns:m="http://schemas.openxmlformats.org/officeDocument/2006/math" xmlns:v="urn:schemas-microsoft-com:vml" xmlns:wp14="http://schemas.microsoft.com/office/word/2010/wordprocessingDrawing" xmlns:wp="http://schemas.openxmlformats.org/drawingml/2006/wordprocessingDrawing" xmlns:w10="urn:schemas-microsoft-com:office:word" xmlns:w="http://schemas.openxmlformats.org/wordprocessingml/2006/main" xmlns:w14="http://schemas.microsoft.com/office/word/2010/wordml" xmlns:w15="http://schemas.microsoft.com/office/word/2012/wordml" xmlns:w16cex="http://schemas.microsoft.com/office/word/2018/wordml/cex" xmlns:w16cid="http://schemas.microsoft.com/office/word/2016/wordml/cid" xmlns:w16="http://schemas.microsoft.com/office/word/2018/wordml" xmlns:w16du="http://schemas.microsoft.com/office/word/2023/wordml/word16du" xmlns:w16sdtdh="http://schemas.microsoft.com/office/word/2020/wordml/sdtdatahash" xmlns:w16sdtfl="http://schemas.microsoft.com/office/word/2024/wordml/sdtformatlock" xmlns:w16se="http://schemas.microsoft.com/office/word/2015/wordml/symex" xmlns:wpg="http://schemas.microsoft.com/office/word/2010/wordprocessingGroup" xmlns:wpi="http://schemas.microsoft.com/office/word/2010/wordprocessingInk" xmlns:wne="http://schemas.microsoft.com/office/word/2006/wordml" xmlns:wps="http://schemas.microsoft.com/office/word/2010/wordprocessingShape" mc:Ignorable="w14 w15 w16se w16cid w16 w16cex w16sdtdh w16sdtfl w16du wp14">
   <w:p>
     <w:pPr>
       <w:pStyle w:val="Header"/>
@@ -18898,7 +20941,7 @@
 </file>
 
 <file path=word/styles.xml><?xml version="1.0" encoding="utf-8"?>
-<w:styles xmlns:mc="http://schemas.openxmlformats.org/markup-compatibility/2006" xmlns:r="http://schemas.openxmlformats.org/officeDocument/2006/relationships" xmlns:w="http://schemas.openxmlformats.org/wordprocessingml/2006/main" xmlns:w14="http://schemas.microsoft.com/office/word/2010/wordml" xmlns:w15="http://schemas.microsoft.com/office/word/2012/wordml" xmlns:w16se="http://schemas.microsoft.com/office/word/2015/wordml/symex" mc:Ignorable="w14 w15 w16se">
+<w:styles xmlns:mc="http://schemas.openxmlformats.org/markup-compatibility/2006" xmlns:r="http://schemas.openxmlformats.org/officeDocument/2006/relationships" xmlns:w="http://schemas.openxmlformats.org/wordprocessingml/2006/main" xmlns:w14="http://schemas.microsoft.com/office/word/2010/wordml" xmlns:w15="http://schemas.microsoft.com/office/word/2012/wordml" xmlns:w16cex="http://schemas.microsoft.com/office/word/2018/wordml/cex" xmlns:w16cid="http://schemas.microsoft.com/office/word/2016/wordml/cid" xmlns:w16="http://schemas.microsoft.com/office/word/2018/wordml" xmlns:w16du="http://schemas.microsoft.com/office/word/2023/wordml/word16du" xmlns:w16sdtdh="http://schemas.microsoft.com/office/word/2020/wordml/sdtdatahash" xmlns:w16sdtfl="http://schemas.microsoft.com/office/word/2024/wordml/sdtformatlock" xmlns:w16se="http://schemas.microsoft.com/office/word/2015/wordml/symex" mc:Ignorable="w14 w15 w16se w16cid w16 w16cex w16sdtdh w16sdtfl w16du">
   <w:docDefaults>
     <w:rPrDefault>
       <w:rPr>
@@ -18908,7 +20951,7 @@
     </w:rPrDefault>
     <w:pPrDefault/>
   </w:docDefaults>
-  <w:latentStyles w:defLockedState="0" w:defUIPriority="99" w:defSemiHidden="0" w:defUnhideWhenUsed="0" w:defQFormat="0" w:count="371">
+  <w:latentStyles w:defLockedState="0" w:defUIPriority="99" w:defSemiHidden="0" w:defUnhideWhenUsed="0" w:defQFormat="0" w:count="376">
     <w:lsdException w:name="Normal" w:uiPriority="0" w:qFormat="1"/>
     <w:lsdException w:name="heading 1" w:uiPriority="9" w:qFormat="1"/>
     <w:lsdException w:name="heading 2" w:semiHidden="1" w:uiPriority="9" w:unhideWhenUsed="1" w:qFormat="1"/>
@@ -19280,6 +21323,11 @@
     <w:lsdException w:name="List Table 5 Dark Accent 6" w:uiPriority="50"/>
     <w:lsdException w:name="List Table 6 Colorful Accent 6" w:uiPriority="51"/>
     <w:lsdException w:name="List Table 7 Colorful Accent 6" w:uiPriority="52"/>
+    <w:lsdException w:name="Mention" w:semiHidden="1" w:unhideWhenUsed="1"/>
+    <w:lsdException w:name="Smart Hyperlink" w:semiHidden="1" w:unhideWhenUsed="1"/>
+    <w:lsdException w:name="Hashtag" w:semiHidden="1" w:unhideWhenUsed="1"/>
+    <w:lsdException w:name="Unresolved Mention" w:semiHidden="1" w:unhideWhenUsed="1"/>
+    <w:lsdException w:name="Smart Link" w:semiHidden="1" w:unhideWhenUsed="1"/>
   </w:latentStyles>
   <w:style w:type="paragraph" w:default="1" w:styleId="Normal">
     <w:name w:val="Normal"/>
